--- a/Anaganti_Sairishikesh.docx
+++ b/Anaganti_Sairishikesh.docx
@@ -16,28 +16,18 @@
           <w:rFonts w:ascii="Calibri" w:hAnsi="Calibri"/>
           <w:b/>
           <w:color w:val="1E3A8A"/>
-          <w:sz w:val="42"/>
+          <w:sz w:val="44"/>
         </w:rPr>
-        <w:t>TelcoPulse AI: Generative AI-Powered Telecom Customer Retention &amp; Win-Back Copilot</w:t>
+        <w:t>TELECOM CUSTOMER CHURN PREDICTION &amp;</w:t>
+        <w:br/>
+        <w:t>RETENTION INTELLIGENCE SYSTEM</w:t>
+        <w:br/>
+        <w:t>(TelcoPulse AI)</w:t>
       </w:r>
     </w:p>
     <w:p>
       <w:pPr>
-        <w:jc w:val="center"/>
-      </w:pPr>
-      <w:r>
-        <w:rPr>
-          <w:rFonts w:ascii="Calibri" w:hAnsi="Calibri"/>
-          <w:b/>
-          <w:color w:val="2563EB"/>
-          <w:sz w:val="26"/>
-        </w:rPr>
-        <w:t>Learning Block 1 Project Report</w:t>
-      </w:r>
-    </w:p>
-    <w:p>
-      <w:pPr>
-        <w:spacing w:after="720"/>
+        <w:spacing w:after="800"/>
         <w:jc w:val="center"/>
       </w:pPr>
       <w:r>
@@ -45,9 +35,9 @@
           <w:rFonts w:ascii="Calibri" w:hAnsi="Calibri"/>
           <w:i/>
           <w:color w:val="4B5563"/>
-          <w:sz w:val="23"/>
+          <w:sz w:val="24"/>
         </w:rPr>
-        <w:t>A Generative AI Decision Support System for Automated Win-Back Campaign Generation &amp; Agent Negotiation Intelligence</w:t>
+        <w:t>A Machine Learning &amp; Explainable Decision Support System for Proactive Customer Retention</w:t>
       </w:r>
     </w:p>
     <w:tbl>
@@ -82,7 +72,7 @@
                 <w:color w:val="1E3A8A"/>
                 <w:sz w:val="23"/>
               </w:rPr>
-              <w:t xml:space="preserve">Submitted by: </w:t>
+              <w:t xml:space="preserve">Student Name: </w:t>
             </w:r>
             <w:r>
               <w:rPr>
@@ -100,7 +90,7 @@
                 <w:color w:val="1E3A8A"/>
                 <w:sz w:val="23"/>
               </w:rPr>
-              <w:t xml:space="preserve">College / Institute Name: </w:t>
+              <w:t xml:space="preserve">College Name: </w:t>
             </w:r>
             <w:r>
               <w:rPr>
@@ -144,25 +134,7 @@
                 <w:color w:val="1F2937"/>
                 <w:sz w:val="23"/>
               </w:rPr>
-              <w:t>Final / Pre-Final Year (2025–2026)</w:t>
-              <w:br/>
-            </w:r>
-            <w:r>
-              <w:rPr>
-                <w:rFonts w:ascii="Calibri" w:hAnsi="Calibri"/>
-                <w:b/>
-                <w:color w:val="1E3A8A"/>
-                <w:sz w:val="23"/>
-              </w:rPr>
-              <w:t xml:space="preserve">Guided by: </w:t>
-            </w:r>
-            <w:r>
-              <w:rPr>
-                <w:rFonts w:ascii="Calibri" w:hAnsi="Calibri"/>
-                <w:color w:val="1F2937"/>
-                <w:sz w:val="23"/>
-              </w:rPr>
-              <w:t>Faculty Project Mentor / Guide</w:t>
+              <w:t>Final / Pre-Final Year (2025 - 2026)</w:t>
               <w:br/>
             </w:r>
             <w:r>
@@ -180,7 +152,25 @@
                 <w:color w:val="1F2937"/>
                 <w:sz w:val="23"/>
               </w:rPr>
-              <w:t>Generative Artificial Intelligence (GenAI) &amp; LLMs</w:t>
+              <w:t>Artificial Intelligence &amp; Machine Learning (AI/ML)</w:t>
+              <w:br/>
+            </w:r>
+            <w:r>
+              <w:rPr>
+                <w:rFonts w:ascii="Calibri" w:hAnsi="Calibri"/>
+                <w:b/>
+                <w:color w:val="1E3A8A"/>
+                <w:sz w:val="23"/>
+              </w:rPr>
+              <w:t xml:space="preserve">Application Deployment: </w:t>
+            </w:r>
+            <w:r>
+              <w:rPr>
+                <w:rFonts w:ascii="Calibri" w:hAnsi="Calibri"/>
+                <w:color w:val="1F2937"/>
+                <w:sz w:val="23"/>
+              </w:rPr>
+              <w:t>Streamlit Cloud Production Application</w:t>
               <w:br/>
             </w:r>
           </w:p>
@@ -525,7 +515,7 @@
                 <w:color w:val="1F2937"/>
                 <w:sz w:val="18"/>
               </w:rPr>
-              <w:t>5</w:t>
+              <w:t>4</w:t>
             </w:r>
           </w:p>
         </w:tc>
@@ -679,7 +669,7 @@
                 <w:color w:val="1F2937"/>
                 <w:sz w:val="18"/>
               </w:rPr>
-              <w:t>6</w:t>
+              <w:t>5</w:t>
             </w:r>
           </w:p>
         </w:tc>
@@ -731,7 +721,7 @@
                 <w:color w:val="1F2937"/>
                 <w:sz w:val="18"/>
               </w:rPr>
-              <w:t>System Architecture / Workflow</w:t>
+              <w:t>Dataset Description</w:t>
             </w:r>
           </w:p>
         </w:tc>
@@ -756,7 +746,7 @@
                 <w:color w:val="1F2937"/>
                 <w:sz w:val="18"/>
               </w:rPr>
-              <w:t>7</w:t>
+              <w:t>6</w:t>
             </w:r>
           </w:p>
         </w:tc>
@@ -808,7 +798,7 @@
                 <w:color w:val="1F2937"/>
                 <w:sz w:val="18"/>
               </w:rPr>
-              <w:t>Implementation</w:t>
+              <w:t>Data Preprocessing</w:t>
             </w:r>
           </w:p>
         </w:tc>
@@ -833,7 +823,7 @@
                 <w:color w:val="1F2937"/>
                 <w:sz w:val="18"/>
               </w:rPr>
-              <w:t>8</w:t>
+              <w:t>7</w:t>
             </w:r>
           </w:p>
         </w:tc>
@@ -885,7 +875,161 @@
                 <w:color w:val="1F2937"/>
                 <w:sz w:val="18"/>
               </w:rPr>
-              <w:t>User Interface / Application Screenshots</w:t>
+              <w:t>AI/ML Model Selection</w:t>
+            </w:r>
+          </w:p>
+        </w:tc>
+        <w:tc>
+          <w:tcPr>
+            <w:tcW w:type="dxa" w:w="1440"/>
+            <w:shd w:fill="F8FAFC"/>
+            <w:tcMar>
+              <w:top w:w="70" w:type="dxa"/>
+              <w:bottom w:w="70" w:type="dxa"/>
+              <w:left w:w="90" w:type="dxa"/>
+              <w:right w:w="90" w:type="dxa"/>
+            </w:tcMar>
+          </w:tcPr>
+          <w:p>
+            <w:pPr>
+              <w:jc w:val="center"/>
+            </w:pPr>
+            <w:r>
+              <w:rPr>
+                <w:rFonts w:ascii="Calibri" w:hAnsi="Calibri"/>
+                <w:color w:val="1F2937"/>
+                <w:sz w:val="18"/>
+              </w:rPr>
+              <w:t>8</w:t>
+            </w:r>
+          </w:p>
+        </w:tc>
+      </w:tr>
+      <w:tr>
+        <w:tc>
+          <w:tcPr>
+            <w:tcW w:type="dxa" w:w="1152"/>
+            <w:shd w:fill="FFFFFF"/>
+            <w:tcMar>
+              <w:top w:w="70" w:type="dxa"/>
+              <w:bottom w:w="70" w:type="dxa"/>
+              <w:left w:w="90" w:type="dxa"/>
+              <w:right w:w="90" w:type="dxa"/>
+            </w:tcMar>
+          </w:tcPr>
+          <w:p>
+            <w:pPr>
+              <w:jc w:val="left"/>
+            </w:pPr>
+            <w:r>
+              <w:rPr>
+                <w:rFonts w:ascii="Calibri" w:hAnsi="Calibri"/>
+                <w:color w:val="1F2937"/>
+                <w:sz w:val="18"/>
+              </w:rPr>
+              <w:t>9</w:t>
+            </w:r>
+          </w:p>
+        </w:tc>
+        <w:tc>
+          <w:tcPr>
+            <w:tcW w:type="dxa" w:w="6768"/>
+            <w:shd w:fill="FFFFFF"/>
+            <w:tcMar>
+              <w:top w:w="70" w:type="dxa"/>
+              <w:bottom w:w="70" w:type="dxa"/>
+              <w:left w:w="90" w:type="dxa"/>
+              <w:right w:w="90" w:type="dxa"/>
+            </w:tcMar>
+          </w:tcPr>
+          <w:p>
+            <w:pPr>
+              <w:jc w:val="center"/>
+            </w:pPr>
+            <w:r>
+              <w:rPr>
+                <w:rFonts w:ascii="Calibri" w:hAnsi="Calibri"/>
+                <w:color w:val="1F2937"/>
+                <w:sz w:val="18"/>
+              </w:rPr>
+              <w:t>Model Development</w:t>
+            </w:r>
+          </w:p>
+        </w:tc>
+        <w:tc>
+          <w:tcPr>
+            <w:tcW w:type="dxa" w:w="1440"/>
+            <w:shd w:fill="FFFFFF"/>
+            <w:tcMar>
+              <w:top w:w="70" w:type="dxa"/>
+              <w:bottom w:w="70" w:type="dxa"/>
+              <w:left w:w="90" w:type="dxa"/>
+              <w:right w:w="90" w:type="dxa"/>
+            </w:tcMar>
+          </w:tcPr>
+          <w:p>
+            <w:pPr>
+              <w:jc w:val="center"/>
+            </w:pPr>
+            <w:r>
+              <w:rPr>
+                <w:rFonts w:ascii="Calibri" w:hAnsi="Calibri"/>
+                <w:color w:val="1F2937"/>
+                <w:sz w:val="18"/>
+              </w:rPr>
+              <w:t>9</w:t>
+            </w:r>
+          </w:p>
+        </w:tc>
+      </w:tr>
+      <w:tr>
+        <w:tc>
+          <w:tcPr>
+            <w:tcW w:type="dxa" w:w="1152"/>
+            <w:shd w:fill="F8FAFC"/>
+            <w:tcMar>
+              <w:top w:w="70" w:type="dxa"/>
+              <w:bottom w:w="70" w:type="dxa"/>
+              <w:left w:w="90" w:type="dxa"/>
+              <w:right w:w="90" w:type="dxa"/>
+            </w:tcMar>
+          </w:tcPr>
+          <w:p>
+            <w:pPr>
+              <w:jc w:val="left"/>
+            </w:pPr>
+            <w:r>
+              <w:rPr>
+                <w:rFonts w:ascii="Calibri" w:hAnsi="Calibri"/>
+                <w:color w:val="1F2937"/>
+                <w:sz w:val="18"/>
+              </w:rPr>
+              <w:t>10</w:t>
+            </w:r>
+          </w:p>
+        </w:tc>
+        <w:tc>
+          <w:tcPr>
+            <w:tcW w:type="dxa" w:w="6768"/>
+            <w:shd w:fill="F8FAFC"/>
+            <w:tcMar>
+              <w:top w:w="70" w:type="dxa"/>
+              <w:bottom w:w="70" w:type="dxa"/>
+              <w:left w:w="90" w:type="dxa"/>
+              <w:right w:w="90" w:type="dxa"/>
+            </w:tcMar>
+          </w:tcPr>
+          <w:p>
+            <w:pPr>
+              <w:jc w:val="center"/>
+            </w:pPr>
+            <w:r>
+              <w:rPr>
+                <w:rFonts w:ascii="Calibri" w:hAnsi="Calibri"/>
+                <w:color w:val="1F2937"/>
+                <w:sz w:val="18"/>
+              </w:rPr>
+              <w:t>Model Training and Evaluation</w:t>
             </w:r>
           </w:p>
         </w:tc>
@@ -937,7 +1081,7 @@
                 <w:color w:val="1F2937"/>
                 <w:sz w:val="18"/>
               </w:rPr>
-              <w:t>9</w:t>
+              <w:t>11</w:t>
             </w:r>
           </w:p>
         </w:tc>
@@ -962,7 +1106,7 @@
                 <w:color w:val="1F2937"/>
                 <w:sz w:val="18"/>
               </w:rPr>
-              <w:t>Challenges and Limitations</w:t>
+              <w:t>Results and Analysis</w:t>
             </w:r>
           </w:p>
         </w:tc>
@@ -987,7 +1131,7 @@
                 <w:color w:val="1F2937"/>
                 <w:sz w:val="18"/>
               </w:rPr>
-              <w:t>12</w:t>
+              <w:t>11</w:t>
             </w:r>
           </w:p>
         </w:tc>
@@ -1014,7 +1158,7 @@
                 <w:color w:val="1F2937"/>
                 <w:sz w:val="18"/>
               </w:rPr>
-              <w:t>10</w:t>
+              <w:t>12</w:t>
             </w:r>
           </w:p>
         </w:tc>
@@ -1039,7 +1183,7 @@
                 <w:color w:val="1F2937"/>
                 <w:sz w:val="18"/>
               </w:rPr>
-              <w:t>Conclusion</w:t>
+              <w:t>System Architecture / Workflow</w:t>
             </w:r>
           </w:p>
         </w:tc>
@@ -1091,7 +1235,7 @@
                 <w:color w:val="1F2937"/>
                 <w:sz w:val="18"/>
               </w:rPr>
-              <w:t>11</w:t>
+              <w:t>13</w:t>
             </w:r>
           </w:p>
         </w:tc>
@@ -1116,7 +1260,7 @@
                 <w:color w:val="1F2937"/>
                 <w:sz w:val="18"/>
               </w:rPr>
-              <w:t>Future Scope</w:t>
+              <w:t>Implementation</w:t>
             </w:r>
           </w:p>
         </w:tc>
@@ -1168,7 +1312,315 @@
                 <w:color w:val="1F2937"/>
                 <w:sz w:val="18"/>
               </w:rPr>
-              <w:t>12</w:t>
+              <w:t>14</w:t>
+            </w:r>
+          </w:p>
+        </w:tc>
+        <w:tc>
+          <w:tcPr>
+            <w:tcW w:type="dxa" w:w="6768"/>
+            <w:shd w:fill="F8FAFC"/>
+            <w:tcMar>
+              <w:top w:w="70" w:type="dxa"/>
+              <w:bottom w:w="70" w:type="dxa"/>
+              <w:left w:w="90" w:type="dxa"/>
+              <w:right w:w="90" w:type="dxa"/>
+            </w:tcMar>
+          </w:tcPr>
+          <w:p>
+            <w:pPr>
+              <w:jc w:val="center"/>
+            </w:pPr>
+            <w:r>
+              <w:rPr>
+                <w:rFonts w:ascii="Calibri" w:hAnsi="Calibri"/>
+                <w:color w:val="1F2937"/>
+                <w:sz w:val="18"/>
+              </w:rPr>
+              <w:t>User Interface / Application Screenshots</w:t>
+            </w:r>
+          </w:p>
+        </w:tc>
+        <w:tc>
+          <w:tcPr>
+            <w:tcW w:type="dxa" w:w="1440"/>
+            <w:shd w:fill="F8FAFC"/>
+            <w:tcMar>
+              <w:top w:w="70" w:type="dxa"/>
+              <w:bottom w:w="70" w:type="dxa"/>
+              <w:left w:w="90" w:type="dxa"/>
+              <w:right w:w="90" w:type="dxa"/>
+            </w:tcMar>
+          </w:tcPr>
+          <w:p>
+            <w:pPr>
+              <w:jc w:val="center"/>
+            </w:pPr>
+            <w:r>
+              <w:rPr>
+                <w:rFonts w:ascii="Calibri" w:hAnsi="Calibri"/>
+                <w:color w:val="1F2937"/>
+                <w:sz w:val="18"/>
+              </w:rPr>
+              <w:t>15</w:t>
+            </w:r>
+          </w:p>
+        </w:tc>
+      </w:tr>
+      <w:tr>
+        <w:tc>
+          <w:tcPr>
+            <w:tcW w:type="dxa" w:w="1152"/>
+            <w:shd w:fill="FFFFFF"/>
+            <w:tcMar>
+              <w:top w:w="70" w:type="dxa"/>
+              <w:bottom w:w="70" w:type="dxa"/>
+              <w:left w:w="90" w:type="dxa"/>
+              <w:right w:w="90" w:type="dxa"/>
+            </w:tcMar>
+          </w:tcPr>
+          <w:p>
+            <w:pPr>
+              <w:jc w:val="left"/>
+            </w:pPr>
+            <w:r>
+              <w:rPr>
+                <w:rFonts w:ascii="Calibri" w:hAnsi="Calibri"/>
+                <w:color w:val="1F2937"/>
+                <w:sz w:val="18"/>
+              </w:rPr>
+              <w:t>15</w:t>
+            </w:r>
+          </w:p>
+        </w:tc>
+        <w:tc>
+          <w:tcPr>
+            <w:tcW w:type="dxa" w:w="6768"/>
+            <w:shd w:fill="FFFFFF"/>
+            <w:tcMar>
+              <w:top w:w="70" w:type="dxa"/>
+              <w:bottom w:w="70" w:type="dxa"/>
+              <w:left w:w="90" w:type="dxa"/>
+              <w:right w:w="90" w:type="dxa"/>
+            </w:tcMar>
+          </w:tcPr>
+          <w:p>
+            <w:pPr>
+              <w:jc w:val="center"/>
+            </w:pPr>
+            <w:r>
+              <w:rPr>
+                <w:rFonts w:ascii="Calibri" w:hAnsi="Calibri"/>
+                <w:color w:val="1F2937"/>
+                <w:sz w:val="18"/>
+              </w:rPr>
+              <w:t>Challenges and Limitations</w:t>
+            </w:r>
+          </w:p>
+        </w:tc>
+        <w:tc>
+          <w:tcPr>
+            <w:tcW w:type="dxa" w:w="1440"/>
+            <w:shd w:fill="FFFFFF"/>
+            <w:tcMar>
+              <w:top w:w="70" w:type="dxa"/>
+              <w:bottom w:w="70" w:type="dxa"/>
+              <w:left w:w="90" w:type="dxa"/>
+              <w:right w:w="90" w:type="dxa"/>
+            </w:tcMar>
+          </w:tcPr>
+          <w:p>
+            <w:pPr>
+              <w:jc w:val="center"/>
+            </w:pPr>
+            <w:r>
+              <w:rPr>
+                <w:rFonts w:ascii="Calibri" w:hAnsi="Calibri"/>
+                <w:color w:val="1F2937"/>
+                <w:sz w:val="18"/>
+              </w:rPr>
+              <w:t>17</w:t>
+            </w:r>
+          </w:p>
+        </w:tc>
+      </w:tr>
+      <w:tr>
+        <w:tc>
+          <w:tcPr>
+            <w:tcW w:type="dxa" w:w="1152"/>
+            <w:shd w:fill="F8FAFC"/>
+            <w:tcMar>
+              <w:top w:w="70" w:type="dxa"/>
+              <w:bottom w:w="70" w:type="dxa"/>
+              <w:left w:w="90" w:type="dxa"/>
+              <w:right w:w="90" w:type="dxa"/>
+            </w:tcMar>
+          </w:tcPr>
+          <w:p>
+            <w:pPr>
+              <w:jc w:val="left"/>
+            </w:pPr>
+            <w:r>
+              <w:rPr>
+                <w:rFonts w:ascii="Calibri" w:hAnsi="Calibri"/>
+                <w:color w:val="1F2937"/>
+                <w:sz w:val="18"/>
+              </w:rPr>
+              <w:t>16</w:t>
+            </w:r>
+          </w:p>
+        </w:tc>
+        <w:tc>
+          <w:tcPr>
+            <w:tcW w:type="dxa" w:w="6768"/>
+            <w:shd w:fill="F8FAFC"/>
+            <w:tcMar>
+              <w:top w:w="70" w:type="dxa"/>
+              <w:bottom w:w="70" w:type="dxa"/>
+              <w:left w:w="90" w:type="dxa"/>
+              <w:right w:w="90" w:type="dxa"/>
+            </w:tcMar>
+          </w:tcPr>
+          <w:p>
+            <w:pPr>
+              <w:jc w:val="center"/>
+            </w:pPr>
+            <w:r>
+              <w:rPr>
+                <w:rFonts w:ascii="Calibri" w:hAnsi="Calibri"/>
+                <w:color w:val="1F2937"/>
+                <w:sz w:val="18"/>
+              </w:rPr>
+              <w:t>Conclusion</w:t>
+            </w:r>
+          </w:p>
+        </w:tc>
+        <w:tc>
+          <w:tcPr>
+            <w:tcW w:type="dxa" w:w="1440"/>
+            <w:shd w:fill="F8FAFC"/>
+            <w:tcMar>
+              <w:top w:w="70" w:type="dxa"/>
+              <w:bottom w:w="70" w:type="dxa"/>
+              <w:left w:w="90" w:type="dxa"/>
+              <w:right w:w="90" w:type="dxa"/>
+            </w:tcMar>
+          </w:tcPr>
+          <w:p>
+            <w:pPr>
+              <w:jc w:val="center"/>
+            </w:pPr>
+            <w:r>
+              <w:rPr>
+                <w:rFonts w:ascii="Calibri" w:hAnsi="Calibri"/>
+                <w:color w:val="1F2937"/>
+                <w:sz w:val="18"/>
+              </w:rPr>
+              <w:t>18</w:t>
+            </w:r>
+          </w:p>
+        </w:tc>
+      </w:tr>
+      <w:tr>
+        <w:tc>
+          <w:tcPr>
+            <w:tcW w:type="dxa" w:w="1152"/>
+            <w:shd w:fill="FFFFFF"/>
+            <w:tcMar>
+              <w:top w:w="70" w:type="dxa"/>
+              <w:bottom w:w="70" w:type="dxa"/>
+              <w:left w:w="90" w:type="dxa"/>
+              <w:right w:w="90" w:type="dxa"/>
+            </w:tcMar>
+          </w:tcPr>
+          <w:p>
+            <w:pPr>
+              <w:jc w:val="left"/>
+            </w:pPr>
+            <w:r>
+              <w:rPr>
+                <w:rFonts w:ascii="Calibri" w:hAnsi="Calibri"/>
+                <w:color w:val="1F2937"/>
+                <w:sz w:val="18"/>
+              </w:rPr>
+              <w:t>17</w:t>
+            </w:r>
+          </w:p>
+        </w:tc>
+        <w:tc>
+          <w:tcPr>
+            <w:tcW w:type="dxa" w:w="6768"/>
+            <w:shd w:fill="FFFFFF"/>
+            <w:tcMar>
+              <w:top w:w="70" w:type="dxa"/>
+              <w:bottom w:w="70" w:type="dxa"/>
+              <w:left w:w="90" w:type="dxa"/>
+              <w:right w:w="90" w:type="dxa"/>
+            </w:tcMar>
+          </w:tcPr>
+          <w:p>
+            <w:pPr>
+              <w:jc w:val="center"/>
+            </w:pPr>
+            <w:r>
+              <w:rPr>
+                <w:rFonts w:ascii="Calibri" w:hAnsi="Calibri"/>
+                <w:color w:val="1F2937"/>
+                <w:sz w:val="18"/>
+              </w:rPr>
+              <w:t>Future Scope</w:t>
+            </w:r>
+          </w:p>
+        </w:tc>
+        <w:tc>
+          <w:tcPr>
+            <w:tcW w:type="dxa" w:w="1440"/>
+            <w:shd w:fill="FFFFFF"/>
+            <w:tcMar>
+              <w:top w:w="70" w:type="dxa"/>
+              <w:bottom w:w="70" w:type="dxa"/>
+              <w:left w:w="90" w:type="dxa"/>
+              <w:right w:w="90" w:type="dxa"/>
+            </w:tcMar>
+          </w:tcPr>
+          <w:p>
+            <w:pPr>
+              <w:jc w:val="center"/>
+            </w:pPr>
+            <w:r>
+              <w:rPr>
+                <w:rFonts w:ascii="Calibri" w:hAnsi="Calibri"/>
+                <w:color w:val="1F2937"/>
+                <w:sz w:val="18"/>
+              </w:rPr>
+              <w:t>18</w:t>
+            </w:r>
+          </w:p>
+        </w:tc>
+      </w:tr>
+      <w:tr>
+        <w:tc>
+          <w:tcPr>
+            <w:tcW w:type="dxa" w:w="1152"/>
+            <w:shd w:fill="F8FAFC"/>
+            <w:tcMar>
+              <w:top w:w="70" w:type="dxa"/>
+              <w:bottom w:w="70" w:type="dxa"/>
+              <w:left w:w="90" w:type="dxa"/>
+              <w:right w:w="90" w:type="dxa"/>
+            </w:tcMar>
+          </w:tcPr>
+          <w:p>
+            <w:pPr>
+              <w:jc w:val="left"/>
+            </w:pPr>
+            <w:r>
+              <w:rPr>
+                <w:rFonts w:ascii="Calibri" w:hAnsi="Calibri"/>
+                <w:color w:val="1F2937"/>
+                <w:sz w:val="18"/>
+              </w:rPr>
+              <w:t>18</w:t>
             </w:r>
           </w:p>
         </w:tc>
@@ -1218,7 +1670,7 @@
                 <w:color w:val="1F2937"/>
                 <w:sz w:val="18"/>
               </w:rPr>
-              <w:t>15</w:t>
+              <w:t>19</w:t>
             </w:r>
           </w:p>
         </w:tc>
@@ -1247,6 +1699,22 @@
     </w:p>
     <w:p>
       <w:pPr>
+        <w:pStyle w:val="Heading2"/>
+        <w:keepNext/>
+        <w:spacing w:before="280" w:after="80"/>
+      </w:pPr>
+      <w:r>
+        <w:rPr>
+          <w:rFonts w:ascii="Calibri" w:hAnsi="Calibri"/>
+          <w:b/>
+          <w:color w:val="2563EB"/>
+          <w:sz w:val="26"/>
+        </w:rPr>
+        <w:t>1.1 Brief Introduction to the Project Domain</w:t>
+      </w:r>
+    </w:p>
+    <w:p>
+      <w:pPr>
         <w:spacing w:after="80" w:line="276" w:lineRule="auto"/>
       </w:pPr>
       <w:r>
@@ -1255,7 +1723,7 @@
           <w:color w:val="374151"/>
           <w:sz w:val="22"/>
         </w:rPr>
-        <w:t>TelcoPulse AI is an enterprise-grade Generative AI (GenAI) application designed to automate, personalize, and optimize customer retention operations for telecommunications service providers.</w:t>
+        <w:t>In the modern telecommunications landscape, subscriber retention has become the primary determinant of long-term corporate viability and market share. As telecom markets reach saturation, acquiring a new customer costs 5 to 7 times more than retaining an existing subscriber. Consequently, telecom operators must transition from reactive damage control to proactive, data-driven customer relationship management.</w:t>
       </w:r>
     </w:p>
     <w:p>
@@ -1271,7 +1739,7 @@
           <w:color w:val="2563EB"/>
           <w:sz w:val="26"/>
         </w:rPr>
-        <w:t>1.1 Application Overview &amp; Real-World Purpose</w:t>
+        <w:t>1.2 Background of the Problem</w:t>
       </w:r>
     </w:p>
     <w:p>
@@ -1284,7 +1752,7 @@
           <w:color w:val="374151"/>
           <w:sz w:val="22"/>
         </w:rPr>
-        <w:t>In the modern telecommunications industry, subscriber churn results in billions of dollars in lost annual recurring revenue. Retaining an existing subscriber costs 5 to 7 times less than acquiring a new one. However, traditional retention workflows rely on generic, static email templates and inflexible promotional discounts that fail to address the unique frustration points of individual customers. TelcoPulse AI solves this problem by acting as an intelligent Retention Copilot that synthesizes customer account telemetry into bespoke, empathetic win-back communications and frontline agent negotiation playbooks.</w:t>
+        <w:t>Customer churn represents the rate at which subscribers cancel their subscriptions, disconnect lines, or switch to competitor networks. Telecom providers historically relied on post-cancellation exit interviews and broad-spectrum marketing discounts. These traditional mechanisms fail because they address customer dissatisfaction only after the cancellation intent is finalized, resulting in billions of dollars in lost annual recurring revenue.</w:t>
       </w:r>
     </w:p>
     <w:p>
@@ -1300,7 +1768,7 @@
           <w:color w:val="2563EB"/>
           <w:sz w:val="26"/>
         </w:rPr>
-        <w:t>1.2 Role of Generative AI in the Application</w:t>
+        <w:t>1.3 Importance of AI/ML in the Selected Domain</w:t>
       </w:r>
     </w:p>
     <w:p>
@@ -1313,99 +1781,7 @@
           <w:color w:val="374151"/>
           <w:sz w:val="22"/>
         </w:rPr>
-        <w:t>Generative AI serves as the core intelligence synthesis engine within TelcoPulse AI. Given multidimensional customer telemetry (such as high monthly bills, month-to-month contracts, lack of tech support, or fiber optic service friction), the GenAI model dynamically crafts:</w:t>
-      </w:r>
-    </w:p>
-    <w:p>
-      <w:pPr>
-        <w:pStyle w:val="ListBullet"/>
-        <w:spacing w:after="60" w:line="276" w:lineRule="auto"/>
-      </w:pPr>
-      <w:r>
-        <w:rPr>
-          <w:rFonts w:ascii="Calibri" w:hAnsi="Calibri"/>
-          <w:b/>
-          <w:color w:val="1F2937"/>
-          <w:sz w:val="22"/>
-        </w:rPr>
-        <w:t xml:space="preserve">• Personalized Customer Communications: </w:t>
-      </w:r>
-      <w:r>
-        <w:rPr>
-          <w:rFonts w:ascii="Calibri" w:hAnsi="Calibri"/>
-          <w:color w:val="374151"/>
-          <w:sz w:val="22"/>
-        </w:rPr>
-        <w:t>High-converting, empathetic customer outreach emails and concise SMS flash alerts customized to the user's specific churn drivers.</w:t>
-      </w:r>
-    </w:p>
-    <w:p>
-      <w:pPr>
-        <w:pStyle w:val="ListBullet"/>
-        <w:spacing w:after="60" w:line="276" w:lineRule="auto"/>
-      </w:pPr>
-      <w:r>
-        <w:rPr>
-          <w:rFonts w:ascii="Calibri" w:hAnsi="Calibri"/>
-          <w:b/>
-          <w:color w:val="1F2937"/>
-          <w:sz w:val="22"/>
-        </w:rPr>
-        <w:t xml:space="preserve">• Real-Time Agent Negotiation Scripts: </w:t>
-      </w:r>
-      <w:r>
-        <w:rPr>
-          <w:rFonts w:ascii="Calibri" w:hAnsi="Calibri"/>
-          <w:color w:val="374151"/>
-          <w:sz w:val="22"/>
-        </w:rPr>
-        <w:t>Step-by-step objection handling dialogues, opening rapport hooks, and counter-offer scripts for call center agents.</w:t>
-      </w:r>
-    </w:p>
-    <w:p>
-      <w:pPr>
-        <w:pStyle w:val="ListBullet"/>
-        <w:spacing w:after="60" w:line="276" w:lineRule="auto"/>
-      </w:pPr>
-      <w:r>
-        <w:rPr>
-          <w:rFonts w:ascii="Calibri" w:hAnsi="Calibri"/>
-          <w:b/>
-          <w:color w:val="1F2937"/>
-          <w:sz w:val="22"/>
-        </w:rPr>
-        <w:t xml:space="preserve">• Tailored Retention Concession Matrix: </w:t>
-      </w:r>
-      <w:r>
-        <w:rPr>
-          <w:rFonts w:ascii="Calibri" w:hAnsi="Calibri"/>
-          <w:color w:val="374151"/>
-          <w:sz w:val="22"/>
-        </w:rPr>
-        <w:t>Structured multi-tier concession packages (discounts, value-added add-ons, auto-pay credits) calculated to maximize retention probability while protecting business profit margins.</w:t>
-      </w:r>
-    </w:p>
-    <w:p>
-      <w:pPr>
-        <w:pStyle w:val="ListBullet"/>
-        <w:spacing w:after="60" w:line="276" w:lineRule="auto"/>
-      </w:pPr>
-      <w:r>
-        <w:rPr>
-          <w:rFonts w:ascii="Calibri" w:hAnsi="Calibri"/>
-          <w:b/>
-          <w:color w:val="1F2937"/>
-          <w:sz w:val="22"/>
-        </w:rPr>
-        <w:t xml:space="preserve">• Structured CRM Integration Payloads: </w:t>
-      </w:r>
-      <w:r>
-        <w:rPr>
-          <w:rFonts w:ascii="Calibri" w:hAnsi="Calibri"/>
-          <w:color w:val="374151"/>
-          <w:sz w:val="22"/>
-        </w:rPr>
-        <w:t>Formatted JSON objects ready for immediate automated CRM dispatch (Salesforce, SAP, Zendesk).</w:t>
+        <w:t>Artificial Intelligence and Machine Learning (AI/ML) transform retention strategies by detecting subtle, non-linear churn risk patterns hidden within multidimensional customer data. By analyzing demographic details, contracted services, payment behaviors, and billing telemetry, supervised machine learning algorithms can predict customer defection months ahead of time, enabling timely, targeted, and financially optimized retention interventions.</w:t>
       </w:r>
     </w:p>
     <w:p>
@@ -1421,7 +1797,7 @@
           <w:color w:val="2563EB"/>
           <w:sz w:val="26"/>
         </w:rPr>
-        <w:t>1.3 Type of AI-Generated Output Produced</w:t>
+        <w:t>1.4 Brief Overview of the Proposed Solution (TelcoPulse AI)</w:t>
       </w:r>
     </w:p>
     <w:p>
@@ -1434,23 +1810,7 @@
           <w:color w:val="374151"/>
           <w:sz w:val="22"/>
         </w:rPr>
-        <w:t>The system produces multi-modal textual and structured analytical assets, including formatted email copy, SMS alert text, interactive conversation dialogue trees, financial concession tables, and structured JSON configuration payloads.</w:t>
-      </w:r>
-    </w:p>
-    <w:p>
-      <w:pPr>
-        <w:pStyle w:val="Heading2"/>
-        <w:keepNext/>
-        <w:spacing w:before="280" w:after="80"/>
-      </w:pPr>
-      <w:r>
-        <w:rPr>
-          <w:rFonts w:ascii="Calibri" w:hAnsi="Calibri"/>
-          <w:b/>
-          <w:color w:val="2563EB"/>
-          <w:sz w:val="26"/>
-        </w:rPr>
-        <w:t>1.4 Key Features of the Application</w:t>
+        <w:t>TelcoPulse AI is an enterprise-grade customer churn intelligence and decision support platform. Rather than acting as an inscrutable black box, TelcoPulse AI provides:</w:t>
       </w:r>
     </w:p>
     <w:p>
@@ -1465,7 +1825,7 @@
           <w:color w:val="1F2937"/>
           <w:sz w:val="22"/>
         </w:rPr>
-        <w:t xml:space="preserve">1. GenAI Personalized Win-Back Copilot: </w:t>
+        <w:t xml:space="preserve">• Calibrated Risk Scoring: </w:t>
       </w:r>
       <w:r>
         <w:rPr>
@@ -1473,7 +1833,7 @@
           <w:color w:val="374151"/>
           <w:sz w:val="22"/>
         </w:rPr>
-        <w:t>Instant generation of customized customer communications based on account tenure, monthly charges, and risk drivers.</w:t>
+        <w:t>Real-time calibrated churn risk probability (%) categorized into Safe (&lt;30%), Moderate (30-60%), and Critical (&gt;60%) risk tiers.</w:t>
       </w:r>
     </w:p>
     <w:p>
@@ -1488,7 +1848,7 @@
           <w:color w:val="1F2937"/>
           <w:sz w:val="22"/>
         </w:rPr>
-        <w:t xml:space="preserve">2. Frontline Agent Negotiation Script Generator: </w:t>
+        <w:t xml:space="preserve">• Local Explainability (XAI): </w:t>
       </w:r>
       <w:r>
         <w:rPr>
@@ -1496,7 +1856,7 @@
           <w:color w:val="374151"/>
           <w:sz w:val="22"/>
         </w:rPr>
-        <w:t>Empowers customer service reps with real-time objection rebuttals and empathetic scripts during live calls.</w:t>
+        <w:t>Mathematical log-odds decomposition identifying the specific hazard factors driving risk and protective factors anchoring loyalty for each subscriber.</w:t>
       </w:r>
     </w:p>
     <w:p>
@@ -1511,7 +1871,7 @@
           <w:color w:val="1F2937"/>
           <w:sz w:val="22"/>
         </w:rPr>
-        <w:t xml:space="preserve">3. Concession &amp; Incentive Hierarchy: </w:t>
+        <w:t xml:space="preserve">• Financial Exposure Estimation: </w:t>
       </w:r>
       <w:r>
         <w:rPr>
@@ -1519,7 +1879,7 @@
           <w:color w:val="374151"/>
           <w:sz w:val="22"/>
         </w:rPr>
-        <w:t>Recommends four progressive concession tiers (rate discounts, tech support bundles, contract extensions, auto-pay credits).</w:t>
+        <w:t>Quantifies expected financial loss ($/year) per customer account based on monthly recurring revenue and churn probability.</w:t>
       </w:r>
     </w:p>
     <w:p>
@@ -1534,7 +1894,7 @@
           <w:color w:val="1F2937"/>
           <w:sz w:val="22"/>
         </w:rPr>
-        <w:t xml:space="preserve">4. Hybrid Predictive + Generative AI Architecture: </w:t>
+        <w:t xml:space="preserve">• What-If Strategy Simulator: </w:t>
       </w:r>
       <w:r>
         <w:rPr>
@@ -1542,7 +1902,7 @@
           <w:color w:val="374151"/>
           <w:sz w:val="22"/>
         </w:rPr>
-        <w:t>Combines supervised ML churn risk scoring (&lt;30% Safe, 30-60% Moderate, &gt;60% Critical) with GenAI text synthesis.</w:t>
+        <w:t>An interactive sandbox allowing retention agents to test contract extensions, discounts, and support add-ons to simulate risk reduction before presenting offers.</w:t>
       </w:r>
     </w:p>
     <w:p>
@@ -1557,7 +1917,7 @@
           <w:color w:val="1F2937"/>
           <w:sz w:val="22"/>
         </w:rPr>
-        <w:t xml:space="preserve">5. What-If Strategy Simulator &amp; CRM Dispatch: </w:t>
+        <w:t xml:space="preserve">• Cohort Batch Queue: </w:t>
       </w:r>
       <w:r>
         <w:rPr>
@@ -1565,7 +1925,7 @@
           <w:color w:val="374151"/>
           <w:sz w:val="22"/>
         </w:rPr>
-        <w:t>Interactive sandbox to simulate discount and contract changes with real-time churn reduction calculations.</w:t>
+        <w:t>Batch roster upload (.csv) with priority queue sorting and 1-click campaign list export for operational retention workflows.</w:t>
       </w:r>
     </w:p>
     <w:p>
@@ -1597,7 +1957,7 @@
           <w:color w:val="2563EB"/>
           <w:sz w:val="26"/>
         </w:rPr>
-        <w:t>2.1 Real-World Problem Identified</w:t>
+        <w:t>2.1 What Problem Are We Trying to Solve?</w:t>
       </w:r>
     </w:p>
     <w:p>
@@ -1610,76 +1970,7 @@
           <w:color w:val="374151"/>
           <w:sz w:val="22"/>
         </w:rPr>
-        <w:t>Telecommunication providers face an average annual customer churn rate of 20% to 30%. Frontline retention teams currently struggle with three severe bottlenecks:</w:t>
-      </w:r>
-    </w:p>
-    <w:p>
-      <w:pPr>
-        <w:pStyle w:val="ListBullet"/>
-        <w:spacing w:after="60" w:line="276" w:lineRule="auto"/>
-      </w:pPr>
-      <w:r>
-        <w:rPr>
-          <w:rFonts w:ascii="Calibri" w:hAnsi="Calibri"/>
-          <w:b/>
-          <w:color w:val="1F2937"/>
-          <w:sz w:val="22"/>
-        </w:rPr>
-        <w:t xml:space="preserve">1. Blanket Discount Inefficiencies: </w:t>
-      </w:r>
-      <w:r>
-        <w:rPr>
-          <w:rFonts w:ascii="Calibri" w:hAnsi="Calibri"/>
-          <w:color w:val="374151"/>
-          <w:sz w:val="22"/>
-        </w:rPr>
-        <w:t>Marketing teams send broad, identical discount emails to all departing subscribers, eroding profit margins on customers who would have stayed while failing to convince high-value dissatisfied customers.</w:t>
-      </w:r>
-    </w:p>
-    <w:p>
-      <w:pPr>
-        <w:pStyle w:val="ListBullet"/>
-        <w:spacing w:after="60" w:line="276" w:lineRule="auto"/>
-      </w:pPr>
-      <w:r>
-        <w:rPr>
-          <w:rFonts w:ascii="Calibri" w:hAnsi="Calibri"/>
-          <w:b/>
-          <w:color w:val="1F2937"/>
-          <w:sz w:val="22"/>
-        </w:rPr>
-        <w:t xml:space="preserve">2. Lack of Real-Time Agent Guidance: </w:t>
-      </w:r>
-      <w:r>
-        <w:rPr>
-          <w:rFonts w:ascii="Calibri" w:hAnsi="Calibri"/>
-          <w:color w:val="374151"/>
-          <w:sz w:val="22"/>
-        </w:rPr>
-        <w:t>Customer service representatives must manually devise counter-offers during live calls without structured negotiation guidance, leading to inconsistent customer experiences and lost retention opportunities.</w:t>
-      </w:r>
-    </w:p>
-    <w:p>
-      <w:pPr>
-        <w:pStyle w:val="ListBullet"/>
-        <w:spacing w:after="60" w:line="276" w:lineRule="auto"/>
-      </w:pPr>
-      <w:r>
-        <w:rPr>
-          <w:rFonts w:ascii="Calibri" w:hAnsi="Calibri"/>
-          <w:b/>
-          <w:color w:val="1F2937"/>
-          <w:sz w:val="22"/>
-        </w:rPr>
-        <w:t xml:space="preserve">3. High Latency &amp; Manual Copywriting Bottlenecks: </w:t>
-      </w:r>
-      <w:r>
-        <w:rPr>
-          <w:rFonts w:ascii="Calibri" w:hAnsi="Calibri"/>
-          <w:color w:val="374151"/>
-          <w:sz w:val="22"/>
-        </w:rPr>
-        <w:t>Drafting tailored enterprise win-back communications currently takes marketing copywriters hours or days, causing service providers to miss the narrow time window when at-risk customers can still be saved.</w:t>
+        <w:t>We are addressing the critical problem of voluntary subscriber churn in the telecommunications industry, where customers silently defect to competitor providers without prior warning, inflicting massive revenue erosion and high customer acquisition reinvestment cycles.</w:t>
       </w:r>
     </w:p>
     <w:p>
@@ -1695,7 +1986,7 @@
           <w:color w:val="2563EB"/>
           <w:sz w:val="26"/>
         </w:rPr>
-        <w:t>2.2 Why Generative AI Fixes This Better Than Existing Approaches</w:t>
+        <w:t>2.2 Who Is Affected by the Problem?</w:t>
       </w:r>
     </w:p>
     <w:p>
@@ -1708,7 +1999,99 @@
           <w:color w:val="374151"/>
           <w:sz w:val="22"/>
         </w:rPr>
-        <w:t>Rule-based templates are rigid and cannot naturally harmonize 20+ customer variables (e.g., tenure length, fiber optic pricing, electronic check payment friction, absence of security add-ons) into a compelling, human-sounding message. Generative AI excels at contextual natural language synthesis—understanding the subtle emotional tone, value propositions, and psychological framing needed to turn an unhappy customer into a loyal subscriber.</w:t>
+        <w:t>This problem directly impacts multiple telecom operational stakeholders:</w:t>
+      </w:r>
+    </w:p>
+    <w:p>
+      <w:pPr>
+        <w:pStyle w:val="ListBullet"/>
+        <w:spacing w:after="60" w:line="276" w:lineRule="auto"/>
+      </w:pPr>
+      <w:r>
+        <w:rPr>
+          <w:rFonts w:ascii="Calibri" w:hAnsi="Calibri"/>
+          <w:b/>
+          <w:color w:val="1F2937"/>
+          <w:sz w:val="22"/>
+        </w:rPr>
+        <w:t xml:space="preserve">• Customer Care &amp; Retention Specialists: </w:t>
+      </w:r>
+      <w:r>
+        <w:rPr>
+          <w:rFonts w:ascii="Calibri" w:hAnsi="Calibri"/>
+          <w:color w:val="374151"/>
+          <w:sz w:val="22"/>
+        </w:rPr>
+        <w:t>Struggle with lack of real-time insights during subscriber inbound calls.</w:t>
+      </w:r>
+    </w:p>
+    <w:p>
+      <w:pPr>
+        <w:pStyle w:val="ListBullet"/>
+        <w:spacing w:after="60" w:line="276" w:lineRule="auto"/>
+      </w:pPr>
+      <w:r>
+        <w:rPr>
+          <w:rFonts w:ascii="Calibri" w:hAnsi="Calibri"/>
+          <w:b/>
+          <w:color w:val="1F2937"/>
+          <w:sz w:val="22"/>
+        </w:rPr>
+        <w:t xml:space="preserve">• Marketing &amp; Growth Teams: </w:t>
+      </w:r>
+      <w:r>
+        <w:rPr>
+          <w:rFonts w:ascii="Calibri" w:hAnsi="Calibri"/>
+          <w:color w:val="374151"/>
+          <w:sz w:val="22"/>
+        </w:rPr>
+        <w:t>Suffer from wasted budget on uniform, untargeted discount campaigns.</w:t>
+      </w:r>
+    </w:p>
+    <w:p>
+      <w:pPr>
+        <w:pStyle w:val="ListBullet"/>
+        <w:spacing w:after="60" w:line="276" w:lineRule="auto"/>
+      </w:pPr>
+      <w:r>
+        <w:rPr>
+          <w:rFonts w:ascii="Calibri" w:hAnsi="Calibri"/>
+          <w:b/>
+          <w:color w:val="1F2937"/>
+          <w:sz w:val="22"/>
+        </w:rPr>
+        <w:t xml:space="preserve">• Executive Leadership &amp; Finance: </w:t>
+      </w:r>
+      <w:r>
+        <w:rPr>
+          <w:rFonts w:ascii="Calibri" w:hAnsi="Calibri"/>
+          <w:color w:val="374151"/>
+          <w:sz w:val="22"/>
+        </w:rPr>
+        <w:t>Face eroding average revenue per user (ARPU) and customer lifetime value (LTV).</w:t>
+      </w:r>
+    </w:p>
+    <w:p>
+      <w:pPr>
+        <w:pStyle w:val="ListBullet"/>
+        <w:spacing w:after="60" w:line="276" w:lineRule="auto"/>
+      </w:pPr>
+      <w:r>
+        <w:rPr>
+          <w:rFonts w:ascii="Calibri" w:hAnsi="Calibri"/>
+          <w:b/>
+          <w:color w:val="1F2937"/>
+          <w:sz w:val="22"/>
+        </w:rPr>
+        <w:t xml:space="preserve">• End Consumers: </w:t>
+      </w:r>
+      <w:r>
+        <w:rPr>
+          <w:rFonts w:ascii="Calibri" w:hAnsi="Calibri"/>
+          <w:color w:val="374151"/>
+          <w:sz w:val="22"/>
+        </w:rPr>
+        <w:t>Experience unresolved service friction leading to defection.</w:t>
       </w:r>
     </w:p>
     <w:p>
@@ -1724,7 +2107,7 @@
           <w:color w:val="2563EB"/>
           <w:sz w:val="26"/>
         </w:rPr>
-        <w:t>2.3 Concrete Improvements &amp; Expected Outcomes</w:t>
+        <w:t>2.3 What Are the Limitations of the Existing Approach?</w:t>
       </w:r>
     </w:p>
     <w:p>
@@ -1739,7 +2122,7 @@
           <w:color w:val="1F2937"/>
           <w:sz w:val="22"/>
         </w:rPr>
-        <w:t xml:space="preserve">• 99% Time Reduction: </w:t>
+        <w:t xml:space="preserve">1. Reactive Detection: </w:t>
       </w:r>
       <w:r>
         <w:rPr>
@@ -1747,7 +2130,7 @@
           <w:color w:val="374151"/>
           <w:sz w:val="22"/>
         </w:rPr>
-        <w:t>Generating tailored email and script assets is reduced from 45 minutes of manual agent work to under 1 second.</w:t>
+        <w:t>Churn is identified only after the customer requests service termination or stops paying bills.</w:t>
       </w:r>
     </w:p>
     <w:p>
@@ -1762,7 +2145,7 @@
           <w:color w:val="1F2937"/>
           <w:sz w:val="22"/>
         </w:rPr>
-        <w:t xml:space="preserve">• 3x Higher Engagement: </w:t>
+        <w:t xml:space="preserve">2. Blanket Discounting Inefficiencies: </w:t>
       </w:r>
       <w:r>
         <w:rPr>
@@ -1770,7 +2153,7 @@
           <w:color w:val="374151"/>
           <w:sz w:val="22"/>
         </w:rPr>
-        <w:t>Personalized, empathetic copywriting addressing specific pain points achieves over 3x higher click-through and engagement rates compared to generic emails.</w:t>
+        <w:t>Standard retention campaigns distribute blanket promotions to entire subscriber bases, eroding profit margins on loyal customers who would not have left.</w:t>
       </w:r>
     </w:p>
     <w:p>
@@ -1785,7 +2168,7 @@
           <w:color w:val="1F2937"/>
           <w:sz w:val="22"/>
         </w:rPr>
-        <w:t xml:space="preserve">• Preserved Profit Margins: </w:t>
+        <w:t xml:space="preserve">3. Black-Box Opacity: </w:t>
       </w:r>
       <w:r>
         <w:rPr>
@@ -1793,7 +2176,59 @@
           <w:color w:val="374151"/>
           <w:sz w:val="22"/>
         </w:rPr>
-        <w:t>Structured tier-based incentives prevent over-discounting, saving hundreds of thousands of dollars in unnecessary promotional expense.</w:t>
+        <w:t>Conventional churn models output raw probability numbers without explaining why the customer is leaving, reducing agent trust.</w:t>
+      </w:r>
+    </w:p>
+    <w:p>
+      <w:pPr>
+        <w:pStyle w:val="ListBullet"/>
+        <w:spacing w:after="60" w:line="276" w:lineRule="auto"/>
+      </w:pPr>
+      <w:r>
+        <w:rPr>
+          <w:rFonts w:ascii="Calibri" w:hAnsi="Calibri"/>
+          <w:b/>
+          <w:color w:val="1F2937"/>
+          <w:sz w:val="22"/>
+        </w:rPr>
+        <w:t xml:space="preserve">4. Lack of Simulation Capabilities: </w:t>
+      </w:r>
+      <w:r>
+        <w:rPr>
+          <w:rFonts w:ascii="Calibri" w:hAnsi="Calibri"/>
+          <w:color w:val="374151"/>
+          <w:sz w:val="22"/>
+        </w:rPr>
+        <w:t>Retention agents have no dynamic tools to evaluate the potential impact of retention packages before making counter-offers.</w:t>
+      </w:r>
+    </w:p>
+    <w:p>
+      <w:pPr>
+        <w:pStyle w:val="Heading2"/>
+        <w:keepNext/>
+        <w:spacing w:before="280" w:after="80"/>
+      </w:pPr>
+      <w:r>
+        <w:rPr>
+          <w:rFonts w:ascii="Calibri" w:hAnsi="Calibri"/>
+          <w:b/>
+          <w:color w:val="2563EB"/>
+          <w:sz w:val="26"/>
+        </w:rPr>
+        <w:t>2.4 Why Is an AI/ML-Based Solution Required?</w:t>
+      </w:r>
+    </w:p>
+    <w:p>
+      <w:pPr>
+        <w:spacing w:after="80" w:line="276" w:lineRule="auto"/>
+      </w:pPr>
+      <w:r>
+        <w:rPr>
+          <w:rFonts w:ascii="Calibri" w:hAnsi="Calibri"/>
+          <w:color w:val="374151"/>
+          <w:sz w:val="22"/>
+        </w:rPr>
+        <w:t>Subscriber attrition involves complex, non-linear interactions between tenure, contract type, internet technology, payment methods, and bundled add-on services. Human intuition and rule-based heuristics cannot reliably weigh these 20+ interacting variables simultaneously. An AI/ML-based classifier trained on historical subscriber data learns the multidimensional decision boundaries necessary to accurately predict churn probability and uncover actionable retention levers.</w:t>
       </w:r>
     </w:p>
     <w:p>
@@ -1837,7 +2272,7 @@
           <w:color w:val="1F2937"/>
           <w:sz w:val="22"/>
         </w:rPr>
-        <w:t xml:space="preserve">1. Develop Deployable GenAI App: </w:t>
+        <w:t xml:space="preserve">1. Develop AI/ML Solution: </w:t>
       </w:r>
       <w:r>
         <w:rPr>
@@ -1845,7 +2280,7 @@
           <w:color w:val="374151"/>
           <w:sz w:val="22"/>
         </w:rPr>
-        <w:t>Develop a fully functional, cloud-deployable Generative AI application (TelcoPulse AI) tailored for telecom customer retention.</w:t>
+        <w:t>Develop an end-to-end AI/ML-based decision support system to accurately classify customer churn risk.</w:t>
       </w:r>
     </w:p>
     <w:p>
@@ -1860,7 +2295,7 @@
           <w:color w:val="1F2937"/>
           <w:sz w:val="22"/>
         </w:rPr>
-        <w:t xml:space="preserve">2. Model &amp; API Selection: </w:t>
+        <w:t xml:space="preserve">2. Analyze Available Data: </w:t>
       </w:r>
       <w:r>
         <w:rPr>
@@ -1868,7 +2303,7 @@
           <w:color w:val="374151"/>
           <w:sz w:val="22"/>
         </w:rPr>
-        <w:t>Integrate advanced Large Language Model (LLM) APIs (Google Gemini / Generative AI Engine) suited for structured business copywriting.</w:t>
+        <w:t>Perform thorough Exploratory Data Analysis (EDA) on telecom subscriber records to uncover underlying behavioral patterns and risk factors.</w:t>
       </w:r>
     </w:p>
     <w:p>
@@ -1883,7 +2318,7 @@
           <w:color w:val="1F2937"/>
           <w:sz w:val="22"/>
         </w:rPr>
-        <w:t xml:space="preserve">3. Robust Prompt Engineering: </w:t>
+        <w:t xml:space="preserve">3. Build &amp; Train Suitable Model: </w:t>
       </w:r>
       <w:r>
         <w:rPr>
@@ -1891,7 +2326,7 @@
           <w:color w:val="374151"/>
           <w:sz w:val="22"/>
         </w:rPr>
-        <w:t>Design structured few-shot prompt templates incorporating customer risk telemetry, persona voice, and CRM constraints.</w:t>
+        <w:t>Train, optimize, and benchmark multiple supervised classification models to establish the most effective and interpretable architecture.</w:t>
       </w:r>
     </w:p>
     <w:p>
@@ -1906,7 +2341,7 @@
           <w:color w:val="1F2937"/>
           <w:sz w:val="22"/>
         </w:rPr>
-        <w:t xml:space="preserve">4. Interactive User Interface: </w:t>
+        <w:t xml:space="preserve">4. Evaluate Model Performance: </w:t>
       </w:r>
       <w:r>
         <w:rPr>
@@ -1914,7 +2349,7 @@
           <w:color w:val="374151"/>
           <w:sz w:val="22"/>
         </w:rPr>
-        <w:t>Build an intuitive, responsive web user interface using Streamlit with 1-click campaign generation, copy tools, and CRM JSON exports.</w:t>
+        <w:t>Rigorously validate model performance using Accuracy, Precision, Recall, F1-Score, ROC-AUC, and Confusion Matrix metrics.</w:t>
       </w:r>
     </w:p>
     <w:p>
@@ -1929,7 +2364,7 @@
           <w:color w:val="1F2937"/>
           <w:sz w:val="22"/>
         </w:rPr>
-        <w:t xml:space="preserve">5. Quality &amp; Practicality Evaluation: </w:t>
+        <w:t xml:space="preserve">5. Provide Actionable Predictions &amp; Insights: </w:t>
       </w:r>
       <w:r>
         <w:rPr>
@@ -1937,7 +2372,7 @@
           <w:color w:val="374151"/>
           <w:sz w:val="22"/>
         </w:rPr>
-        <w:t>Evaluate the coherence, relevance, and commercial feasibility of the AI-generated retention assets across diverse subscriber risk profiles.</w:t>
+        <w:t>Deliver calibrated predictions, localized explainability (log-odds attribution), financial risk exposure, and interactive What-If simulation via a production web dashboard.</w:t>
       </w:r>
     </w:p>
     <w:p>
@@ -1971,7 +2406,7 @@
           <w:color w:val="374151"/>
           <w:sz w:val="22"/>
         </w:rPr>
-        <w:t>The scope and operational boundaries of the TelcoPulse GenAI platform comprise:</w:t>
+        <w:t>The scope and operational boundaries of the TelcoPulse AI project comprise:</w:t>
       </w:r>
     </w:p>
     <w:p>
@@ -1994,7 +2429,7 @@
           <w:color w:val="374151"/>
           <w:sz w:val="22"/>
         </w:rPr>
-        <w:t>Telecom Retention Specialists, Frontline Call Center Agents, Digital Marketing Campaign Managers, and Customer Success Executives.</w:t>
+        <w:t>Frontline Telecom Customer Support Representatives, Dedicated Retention Agents, Marketing Campaign Managers, and Executive Operations.</w:t>
       </w:r>
     </w:p>
     <w:p>
@@ -2009,7 +2444,7 @@
           <w:color w:val="1F2937"/>
           <w:sz w:val="22"/>
         </w:rPr>
-        <w:t xml:space="preserve">• GenAI-Powered Features: </w:t>
+        <w:t xml:space="preserve">• Application Area: </w:t>
       </w:r>
       <w:r>
         <w:rPr>
@@ -2017,7 +2452,7 @@
           <w:color w:val="374151"/>
           <w:sz w:val="22"/>
         </w:rPr>
-        <w:t>Personalized Win-Back Email Generator, SMS Alert Copywriter, Agent Negotiation &amp; Objection Handling Scriptwriter, Concession Matrix Recommender, and CRM Payload Serializer.</w:t>
+        <w:t>Telecommunication service providers managing broadband (DSL, Fiber optic), fixed-line telephony, and bundled digital value-added services.</w:t>
       </w:r>
     </w:p>
     <w:p>
@@ -2032,7 +2467,7 @@
           <w:color w:val="1F2937"/>
           <w:sz w:val="22"/>
         </w:rPr>
-        <w:t xml:space="preserve">• Input Specifications: </w:t>
+        <w:t xml:space="preserve">• Features Covered: </w:t>
       </w:r>
       <w:r>
         <w:rPr>
@@ -2040,7 +2475,7 @@
           <w:color w:val="374151"/>
           <w:sz w:val="22"/>
         </w:rPr>
-        <w:t>Customer demographic telemetry, subscription details (contract, internet, tech support, billing method), monthly charges, predictive risk tiers, persona tone, and campaign goals.</w:t>
+        <w:t>Single Customer Risk Diagnosis, What-If Strategy Simulator, Batch File Scoring (.csv), Executive Cohort Analytics, and Model Transparency Diagnostics.</w:t>
       </w:r>
     </w:p>
     <w:p>
@@ -2055,7 +2490,7 @@
           <w:color w:val="1F2937"/>
           <w:sz w:val="22"/>
         </w:rPr>
-        <w:t xml:space="preserve">• Output Specifications: </w:t>
+        <w:t xml:space="preserve">• Expected Outputs: </w:t>
       </w:r>
       <w:r>
         <w:rPr>
@@ -2063,7 +2498,7 @@
           <w:color w:val="374151"/>
           <w:sz w:val="22"/>
         </w:rPr>
-        <w:t>Formatted markdown emails, character-limited SMS copy, dialogue trees, structured markdown comparison tables, and machine-readable JSON payloads.</w:t>
+        <w:t>Calibrated Churn Probability (%), Risk Tier Categorization, Annual Financial Loss Estimation ($), Top Risk Factor Drivers, and Prescriptive Playbook Actions.</w:t>
       </w:r>
     </w:p>
     <w:p>
@@ -2078,7 +2513,7 @@
           <w:color w:val="1F2937"/>
           <w:sz w:val="22"/>
         </w:rPr>
-        <w:t xml:space="preserve">• Project Boundaries &amp; Limitations: </w:t>
+        <w:t xml:space="preserve">• Current Project Limitations: </w:t>
       </w:r>
       <w:r>
         <w:rPr>
@@ -2086,7 +2521,7 @@
           <w:color w:val="374151"/>
           <w:sz w:val="22"/>
         </w:rPr>
-        <w:t>Current build operates on English-language communications and residential telecom account models; does not execute direct automated telephony voice calls.</w:t>
+        <w:t>The project operates on static tabular snapshot data and does not ingest live continuous streaming network telemetry logs.</w:t>
       </w:r>
     </w:p>
     <w:p>
@@ -2115,7 +2550,7 @@
           <w:color w:val="374151"/>
           <w:sz w:val="22"/>
         </w:rPr>
-        <w:t>The TelcoPulse GenAI platform operates via an end-to-end multi-stage pipeline designed for low-latency, context-rich generative synthesis:</w:t>
+        <w:t>The overall end-to-end Machine Learning lifecycle is structured according to the following standardized sequential pipeline:</w:t>
       </w:r>
     </w:p>
     <w:tbl>
@@ -2155,9 +2590,9 @@
                 <w:rFonts w:ascii="Calibri" w:hAnsi="Calibri"/>
                 <w:b/>
                 <w:color w:val="1E3A8A"/>
-                <w:sz w:val="20"/>
+                <w:sz w:val="21"/>
               </w:rPr>
-              <w:t>Subscriber Context Ingestion  ➔  Predictive Risk &amp; Driver Telemetry  ➔  Dynamic Prompt Template Construction  ➔  Generative AI / LLM Inference Layer  ➔  Multi-Channel Output Parsing &amp; Formatting  ➔  Interactive UI &amp; CRM Synchronization</w:t>
+              <w:t>Data Collection  ➔  Data Preprocessing  ➔  Feature Engineering  ➔  Model Selection  ➔  Model Training  ➔  Model Evaluation  ➔  Prediction &amp; Dashboard Output</w:t>
             </w:r>
           </w:p>
         </w:tc>
@@ -2181,7 +2616,7 @@
       <w:tr>
         <w:tc>
           <w:tcPr>
-            <w:tcW w:type="dxa" w:w="3168"/>
+            <w:tcW w:type="dxa" w:w="2880"/>
             <w:shd w:fill="1E3A8A"/>
             <w:tcMar>
               <w:top w:w="100" w:type="dxa"/>
@@ -2227,7 +2662,5332 @@
                 <w:color w:val="FFFFFF"/>
                 <w:sz w:val="19"/>
               </w:rPr>
-              <w:t>Key Operational Activities &amp; Outcomes</w:t>
+              <w:t>Key Activities &amp; Technical Outcomes</w:t>
+            </w:r>
+          </w:p>
+        </w:tc>
+      </w:tr>
+      <w:tr>
+        <w:tc>
+          <w:tcPr>
+            <w:tcW w:type="dxa" w:w="2880"/>
+            <w:shd w:fill="FFFFFF"/>
+            <w:tcMar>
+              <w:top w:w="70" w:type="dxa"/>
+              <w:bottom w:w="70" w:type="dxa"/>
+              <w:left w:w="90" w:type="dxa"/>
+              <w:right w:w="90" w:type="dxa"/>
+            </w:tcMar>
+          </w:tcPr>
+          <w:p>
+            <w:pPr>
+              <w:jc w:val="left"/>
+            </w:pPr>
+            <w:r>
+              <w:rPr>
+                <w:rFonts w:ascii="Calibri" w:hAnsi="Calibri"/>
+                <w:color w:val="1F2937"/>
+                <w:sz w:val="18"/>
+              </w:rPr>
+              <w:t>Phase 1: Data Collection &amp; Ingestion</w:t>
+            </w:r>
+          </w:p>
+        </w:tc>
+        <w:tc>
+          <w:tcPr>
+            <w:tcW w:type="dxa" w:w="6480"/>
+            <w:shd w:fill="FFFFFF"/>
+            <w:tcMar>
+              <w:top w:w="70" w:type="dxa"/>
+              <w:bottom w:w="70" w:type="dxa"/>
+              <w:left w:w="90" w:type="dxa"/>
+              <w:right w:w="90" w:type="dxa"/>
+            </w:tcMar>
+          </w:tcPr>
+          <w:p>
+            <w:pPr>
+              <w:jc w:val="center"/>
+            </w:pPr>
+            <w:r>
+              <w:rPr>
+                <w:rFonts w:ascii="Calibri" w:hAnsi="Calibri"/>
+                <w:color w:val="1F2937"/>
+                <w:sz w:val="18"/>
+              </w:rPr>
+              <w:t>Acquire the benchmark IBM Telco Customer Churn dataset comprising 7,043 customer accounts and 21 attributes.</w:t>
+            </w:r>
+          </w:p>
+        </w:tc>
+      </w:tr>
+      <w:tr>
+        <w:tc>
+          <w:tcPr>
+            <w:tcW w:type="dxa" w:w="2880"/>
+            <w:shd w:fill="F8FAFC"/>
+            <w:tcMar>
+              <w:top w:w="70" w:type="dxa"/>
+              <w:bottom w:w="70" w:type="dxa"/>
+              <w:left w:w="90" w:type="dxa"/>
+              <w:right w:w="90" w:type="dxa"/>
+            </w:tcMar>
+          </w:tcPr>
+          <w:p>
+            <w:pPr>
+              <w:jc w:val="left"/>
+            </w:pPr>
+            <w:r>
+              <w:rPr>
+                <w:rFonts w:ascii="Calibri" w:hAnsi="Calibri"/>
+                <w:color w:val="1F2937"/>
+                <w:sz w:val="18"/>
+              </w:rPr>
+              <w:t>Phase 2: Data Preprocessing</w:t>
+            </w:r>
+          </w:p>
+        </w:tc>
+        <w:tc>
+          <w:tcPr>
+            <w:tcW w:type="dxa" w:w="6480"/>
+            <w:shd w:fill="F8FAFC"/>
+            <w:tcMar>
+              <w:top w:w="70" w:type="dxa"/>
+              <w:bottom w:w="70" w:type="dxa"/>
+              <w:left w:w="90" w:type="dxa"/>
+              <w:right w:w="90" w:type="dxa"/>
+            </w:tcMar>
+          </w:tcPr>
+          <w:p>
+            <w:pPr>
+              <w:jc w:val="center"/>
+            </w:pPr>
+            <w:r>
+              <w:rPr>
+                <w:rFonts w:ascii="Calibri" w:hAnsi="Calibri"/>
+                <w:color w:val="1F2937"/>
+                <w:sz w:val="18"/>
+              </w:rPr>
+              <w:t>Clean missing whitespace anomalies in TotalCharges, verify duplicate records, and audit outlier distributions.</w:t>
+            </w:r>
+          </w:p>
+        </w:tc>
+      </w:tr>
+      <w:tr>
+        <w:tc>
+          <w:tcPr>
+            <w:tcW w:type="dxa" w:w="2880"/>
+            <w:shd w:fill="FFFFFF"/>
+            <w:tcMar>
+              <w:top w:w="70" w:type="dxa"/>
+              <w:bottom w:w="70" w:type="dxa"/>
+              <w:left w:w="90" w:type="dxa"/>
+              <w:right w:w="90" w:type="dxa"/>
+            </w:tcMar>
+          </w:tcPr>
+          <w:p>
+            <w:pPr>
+              <w:jc w:val="left"/>
+            </w:pPr>
+            <w:r>
+              <w:rPr>
+                <w:rFonts w:ascii="Calibri" w:hAnsi="Calibri"/>
+                <w:color w:val="1F2937"/>
+                <w:sz w:val="18"/>
+              </w:rPr>
+              <w:t>Phase 3: Feature Engineering</w:t>
+            </w:r>
+          </w:p>
+        </w:tc>
+        <w:tc>
+          <w:tcPr>
+            <w:tcW w:type="dxa" w:w="6480"/>
+            <w:shd w:fill="FFFFFF"/>
+            <w:tcMar>
+              <w:top w:w="70" w:type="dxa"/>
+              <w:bottom w:w="70" w:type="dxa"/>
+              <w:left w:w="90" w:type="dxa"/>
+              <w:right w:w="90" w:type="dxa"/>
+            </w:tcMar>
+          </w:tcPr>
+          <w:p>
+            <w:pPr>
+              <w:jc w:val="center"/>
+            </w:pPr>
+            <w:r>
+              <w:rPr>
+                <w:rFonts w:ascii="Calibri" w:hAnsi="Calibri"/>
+                <w:color w:val="1F2937"/>
+                <w:sz w:val="18"/>
+              </w:rPr>
+              <w:t>Apply OneHotEncoder with drop-first logic to categorical variables and StandardScaler to normalize continuous numerical features.</w:t>
+            </w:r>
+          </w:p>
+        </w:tc>
+      </w:tr>
+      <w:tr>
+        <w:tc>
+          <w:tcPr>
+            <w:tcW w:type="dxa" w:w="2880"/>
+            <w:shd w:fill="F8FAFC"/>
+            <w:tcMar>
+              <w:top w:w="70" w:type="dxa"/>
+              <w:bottom w:w="70" w:type="dxa"/>
+              <w:left w:w="90" w:type="dxa"/>
+              <w:right w:w="90" w:type="dxa"/>
+            </w:tcMar>
+          </w:tcPr>
+          <w:p>
+            <w:pPr>
+              <w:jc w:val="left"/>
+            </w:pPr>
+            <w:r>
+              <w:rPr>
+                <w:rFonts w:ascii="Calibri" w:hAnsi="Calibri"/>
+                <w:color w:val="1F2937"/>
+                <w:sz w:val="18"/>
+              </w:rPr>
+              <w:t>Phase 4: Model Selection &amp; Training</w:t>
+            </w:r>
+          </w:p>
+        </w:tc>
+        <w:tc>
+          <w:tcPr>
+            <w:tcW w:type="dxa" w:w="6480"/>
+            <w:shd w:fill="F8FAFC"/>
+            <w:tcMar>
+              <w:top w:w="70" w:type="dxa"/>
+              <w:bottom w:w="70" w:type="dxa"/>
+              <w:left w:w="90" w:type="dxa"/>
+              <w:right w:w="90" w:type="dxa"/>
+            </w:tcMar>
+          </w:tcPr>
+          <w:p>
+            <w:pPr>
+              <w:jc w:val="center"/>
+            </w:pPr>
+            <w:r>
+              <w:rPr>
+                <w:rFonts w:ascii="Calibri" w:hAnsi="Calibri"/>
+                <w:color w:val="1F2937"/>
+                <w:sz w:val="18"/>
+              </w:rPr>
+              <w:t>Train and benchmark multiple candidate classifiers (Logistic Regression, Random Forest, Decision Tree, SVM, KNN) using stratified 80/20 train-test splits.</w:t>
+            </w:r>
+          </w:p>
+        </w:tc>
+      </w:tr>
+      <w:tr>
+        <w:tc>
+          <w:tcPr>
+            <w:tcW w:type="dxa" w:w="2880"/>
+            <w:shd w:fill="FFFFFF"/>
+            <w:tcMar>
+              <w:top w:w="70" w:type="dxa"/>
+              <w:bottom w:w="70" w:type="dxa"/>
+              <w:left w:w="90" w:type="dxa"/>
+              <w:right w:w="90" w:type="dxa"/>
+            </w:tcMar>
+          </w:tcPr>
+          <w:p>
+            <w:pPr>
+              <w:jc w:val="left"/>
+            </w:pPr>
+            <w:r>
+              <w:rPr>
+                <w:rFonts w:ascii="Calibri" w:hAnsi="Calibri"/>
+                <w:color w:val="1F2937"/>
+                <w:sz w:val="18"/>
+              </w:rPr>
+              <w:t>Phase 5: Model Evaluation</w:t>
+            </w:r>
+          </w:p>
+        </w:tc>
+        <w:tc>
+          <w:tcPr>
+            <w:tcW w:type="dxa" w:w="6480"/>
+            <w:shd w:fill="FFFFFF"/>
+            <w:tcMar>
+              <w:top w:w="70" w:type="dxa"/>
+              <w:bottom w:w="70" w:type="dxa"/>
+              <w:left w:w="90" w:type="dxa"/>
+              <w:right w:w="90" w:type="dxa"/>
+            </w:tcMar>
+          </w:tcPr>
+          <w:p>
+            <w:pPr>
+              <w:jc w:val="center"/>
+            </w:pPr>
+            <w:r>
+              <w:rPr>
+                <w:rFonts w:ascii="Calibri" w:hAnsi="Calibri"/>
+                <w:color w:val="1F2937"/>
+                <w:sz w:val="18"/>
+              </w:rPr>
+              <w:t>Evaluate models across Accuracy, Precision, Recall, F1-Score, ROC-AUC, and Confusion Matrix to select the optimal model.</w:t>
+            </w:r>
+          </w:p>
+        </w:tc>
+      </w:tr>
+      <w:tr>
+        <w:tc>
+          <w:tcPr>
+            <w:tcW w:type="dxa" w:w="2880"/>
+            <w:shd w:fill="F8FAFC"/>
+            <w:tcMar>
+              <w:top w:w="70" w:type="dxa"/>
+              <w:bottom w:w="70" w:type="dxa"/>
+              <w:left w:w="90" w:type="dxa"/>
+              <w:right w:w="90" w:type="dxa"/>
+            </w:tcMar>
+          </w:tcPr>
+          <w:p>
+            <w:pPr>
+              <w:jc w:val="left"/>
+            </w:pPr>
+            <w:r>
+              <w:rPr>
+                <w:rFonts w:ascii="Calibri" w:hAnsi="Calibri"/>
+                <w:color w:val="1F2937"/>
+                <w:sz w:val="18"/>
+              </w:rPr>
+              <w:t>Phase 6: Explainability Integration</w:t>
+            </w:r>
+          </w:p>
+        </w:tc>
+        <w:tc>
+          <w:tcPr>
+            <w:tcW w:type="dxa" w:w="6480"/>
+            <w:shd w:fill="F8FAFC"/>
+            <w:tcMar>
+              <w:top w:w="70" w:type="dxa"/>
+              <w:bottom w:w="70" w:type="dxa"/>
+              <w:left w:w="90" w:type="dxa"/>
+              <w:right w:w="90" w:type="dxa"/>
+            </w:tcMar>
+          </w:tcPr>
+          <w:p>
+            <w:pPr>
+              <w:jc w:val="center"/>
+            </w:pPr>
+            <w:r>
+              <w:rPr>
+                <w:rFonts w:ascii="Calibri" w:hAnsi="Calibri"/>
+                <w:color w:val="1F2937"/>
+                <w:sz w:val="18"/>
+              </w:rPr>
+              <w:t>Extract beta coefficients and log-odds contributions to build localized risk attribution bars for every individual inference.</w:t>
+            </w:r>
+          </w:p>
+        </w:tc>
+      </w:tr>
+      <w:tr>
+        <w:tc>
+          <w:tcPr>
+            <w:tcW w:type="dxa" w:w="2880"/>
+            <w:shd w:fill="FFFFFF"/>
+            <w:tcMar>
+              <w:top w:w="70" w:type="dxa"/>
+              <w:bottom w:w="70" w:type="dxa"/>
+              <w:left w:w="90" w:type="dxa"/>
+              <w:right w:w="90" w:type="dxa"/>
+            </w:tcMar>
+          </w:tcPr>
+          <w:p>
+            <w:pPr>
+              <w:jc w:val="left"/>
+            </w:pPr>
+            <w:r>
+              <w:rPr>
+                <w:rFonts w:ascii="Calibri" w:hAnsi="Calibri"/>
+                <w:color w:val="1F2937"/>
+                <w:sz w:val="18"/>
+              </w:rPr>
+              <w:t>Phase 7: Web Dashboard &amp; Deployment</w:t>
+            </w:r>
+          </w:p>
+        </w:tc>
+        <w:tc>
+          <w:tcPr>
+            <w:tcW w:type="dxa" w:w="6480"/>
+            <w:shd w:fill="FFFFFF"/>
+            <w:tcMar>
+              <w:top w:w="70" w:type="dxa"/>
+              <w:bottom w:w="70" w:type="dxa"/>
+              <w:left w:w="90" w:type="dxa"/>
+              <w:right w:w="90" w:type="dxa"/>
+            </w:tcMar>
+          </w:tcPr>
+          <w:p>
+            <w:pPr>
+              <w:jc w:val="center"/>
+            </w:pPr>
+            <w:r>
+              <w:rPr>
+                <w:rFonts w:ascii="Calibri" w:hAnsi="Calibri"/>
+                <w:color w:val="1F2937"/>
+                <w:sz w:val="18"/>
+              </w:rPr>
+              <w:t>Develop an interactive decision support dashboard using Streamlit and deploy the application live to Streamlit Cloud.</w:t>
+            </w:r>
+          </w:p>
+        </w:tc>
+      </w:tr>
+    </w:tbl>
+    <w:p>
+      <w:pPr>
+        <w:pStyle w:val="Heading1"/>
+        <w:keepNext/>
+        <w:spacing w:before="280" w:after="80"/>
+      </w:pPr>
+      <w:r>
+        <w:rPr>
+          <w:rFonts w:ascii="Calibri" w:hAnsi="Calibri"/>
+          <w:b/>
+          <w:color w:val="1E3A8A"/>
+          <w:sz w:val="34"/>
+        </w:rPr>
+        <w:t>6. Dataset Description</w:t>
+      </w:r>
+    </w:p>
+    <w:p>
+      <w:pPr>
+        <w:spacing w:after="80" w:line="276" w:lineRule="auto"/>
+      </w:pPr>
+      <w:r>
+        <w:rPr>
+          <w:rFonts w:ascii="Calibri" w:hAnsi="Calibri"/>
+          <w:color w:val="374151"/>
+          <w:sz w:val="22"/>
+        </w:rPr>
+        <w:t>The project utilizes the standardized IBM Telecommunications Customer Churn dataset. The dataset provides comprehensive cross-sectional records of 7,043 unique residential telecom subscribers across 21 attributes covering demographics, subscribed services, account tenure, payment methods, and historical churn status.</w:t>
+      </w:r>
+    </w:p>
+    <w:tbl>
+      <w:tblPr>
+        <w:tblW w:type="auto" w:w="0"/>
+        <w:jc w:val="center"/>
+        <w:tblLook w:firstColumn="1" w:firstRow="1" w:lastColumn="0" w:lastRow="0" w:noHBand="0" w:noVBand="1" w:val="04A0"/>
+      </w:tblPr>
+      <w:tblGrid>
+        <w:gridCol w:w="9360"/>
+      </w:tblGrid>
+      <w:tr>
+        <w:tc>
+          <w:tcPr>
+            <w:tcW w:type="dxa" w:w="9360"/>
+            <w:shd w:fill="EFF6FF"/>
+            <w:tcMar>
+              <w:top w:w="120" w:type="dxa"/>
+              <w:bottom w:w="120" w:type="dxa"/>
+              <w:left w:w="180" w:type="dxa"/>
+              <w:right w:w="180" w:type="dxa"/>
+            </w:tcMar>
+            <w:tcBorders>
+              <w:top w:val="none"/>
+              <w:left w:val="single" w:sz="24" w:space="0" w:color="2563EB"/>
+              <w:bottom w:val="none"/>
+              <w:right w:val="none"/>
+            </w:tcBorders>
+          </w:tcPr>
+          <w:p>
+            <w:pPr>
+              <w:spacing w:after="0"/>
+            </w:pPr>
+            <w:r>
+              <w:rPr>
+                <w:rFonts w:ascii="Calibri" w:hAnsi="Calibri"/>
+                <w:b/>
+                <w:color w:val="1E3A8A"/>
+                <w:sz w:val="20"/>
+              </w:rPr>
+              <w:t xml:space="preserve">💡 DATASET SUMMARY SPECIFICATIONS: </w:t>
+            </w:r>
+            <w:r>
+              <w:rPr>
+                <w:rFonts w:ascii="Calibri" w:hAnsi="Calibri"/>
+                <w:color w:val="1E3A8A"/>
+                <w:sz w:val="20"/>
+              </w:rPr>
+              <w:t>Dataset Source: IBM Business Analytics Community / Kaggle Benchmark Telco Churn Repository | Total Records: 7,043 | Total Features: 21 | Target Variable: Churn (Yes: 1,869 [26.54%], No: 5,174 [73.46%])</w:t>
+            </w:r>
+          </w:p>
+        </w:tc>
+      </w:tr>
+    </w:tbl>
+    <w:p>
+      <w:pPr>
+        <w:spacing w:after="60"/>
+      </w:pPr>
+    </w:p>
+    <w:p>
+      <w:pPr>
+        <w:pStyle w:val="Heading2"/>
+        <w:keepNext/>
+        <w:spacing w:before="280" w:after="80"/>
+      </w:pPr>
+      <w:r>
+        <w:rPr>
+          <w:rFonts w:ascii="Calibri" w:hAnsi="Calibri"/>
+          <w:b/>
+          <w:color w:val="2563EB"/>
+          <w:sz w:val="26"/>
+        </w:rPr>
+        <w:t>6.1 Sample Dataset Records (First 5 Rows)</w:t>
+      </w:r>
+    </w:p>
+    <w:tbl>
+      <w:tblPr>
+        <w:tblW w:type="auto" w:w="0"/>
+        <w:jc w:val="center"/>
+        <w:tblLook w:firstColumn="1" w:firstRow="1" w:lastColumn="0" w:lastRow="0" w:noHBand="0" w:noVBand="1" w:val="04A0"/>
+      </w:tblPr>
+      <w:tblGrid>
+        <w:gridCol w:w="1170"/>
+        <w:gridCol w:w="1170"/>
+        <w:gridCol w:w="1170"/>
+        <w:gridCol w:w="1170"/>
+        <w:gridCol w:w="1170"/>
+        <w:gridCol w:w="1170"/>
+        <w:gridCol w:w="1170"/>
+        <w:gridCol w:w="1170"/>
+      </w:tblGrid>
+      <w:tr>
+        <w:tc>
+          <w:tcPr>
+            <w:tcW w:type="dxa" w:w="1584"/>
+            <w:shd w:fill="1E3A8A"/>
+            <w:tcMar>
+              <w:top w:w="100" w:type="dxa"/>
+              <w:bottom w:w="100" w:type="dxa"/>
+              <w:left w:w="100" w:type="dxa"/>
+              <w:right w:w="100" w:type="dxa"/>
+            </w:tcMar>
+          </w:tcPr>
+          <w:p>
+            <w:pPr>
+              <w:jc w:val="center"/>
+            </w:pPr>
+            <w:r>
+              <w:rPr>
+                <w:rFonts w:ascii="Calibri" w:hAnsi="Calibri"/>
+                <w:b/>
+                <w:color w:val="FFFFFF"/>
+                <w:sz w:val="19"/>
+              </w:rPr>
+              <w:t>customerID</w:t>
+            </w:r>
+          </w:p>
+        </w:tc>
+        <w:tc>
+          <w:tcPr>
+            <w:tcW w:type="dxa" w:w="1008"/>
+            <w:shd w:fill="1E3A8A"/>
+            <w:tcMar>
+              <w:top w:w="100" w:type="dxa"/>
+              <w:bottom w:w="100" w:type="dxa"/>
+              <w:left w:w="100" w:type="dxa"/>
+              <w:right w:w="100" w:type="dxa"/>
+            </w:tcMar>
+          </w:tcPr>
+          <w:p>
+            <w:pPr>
+              <w:jc w:val="center"/>
+            </w:pPr>
+            <w:r>
+              <w:rPr>
+                <w:rFonts w:ascii="Calibri" w:hAnsi="Calibri"/>
+                <w:b/>
+                <w:color w:val="FFFFFF"/>
+                <w:sz w:val="19"/>
+              </w:rPr>
+              <w:t>gender</w:t>
+            </w:r>
+          </w:p>
+        </w:tc>
+        <w:tc>
+          <w:tcPr>
+            <w:tcW w:type="dxa" w:w="1008"/>
+            <w:shd w:fill="1E3A8A"/>
+            <w:tcMar>
+              <w:top w:w="100" w:type="dxa"/>
+              <w:bottom w:w="100" w:type="dxa"/>
+              <w:left w:w="100" w:type="dxa"/>
+              <w:right w:w="100" w:type="dxa"/>
+            </w:tcMar>
+          </w:tcPr>
+          <w:p>
+            <w:pPr>
+              <w:jc w:val="center"/>
+            </w:pPr>
+            <w:r>
+              <w:rPr>
+                <w:rFonts w:ascii="Calibri" w:hAnsi="Calibri"/>
+                <w:b/>
+                <w:color w:val="FFFFFF"/>
+                <w:sz w:val="19"/>
+              </w:rPr>
+              <w:t>tenure</w:t>
+            </w:r>
+          </w:p>
+        </w:tc>
+        <w:tc>
+          <w:tcPr>
+            <w:tcW w:type="dxa" w:w="1728"/>
+            <w:shd w:fill="1E3A8A"/>
+            <w:tcMar>
+              <w:top w:w="100" w:type="dxa"/>
+              <w:bottom w:w="100" w:type="dxa"/>
+              <w:left w:w="100" w:type="dxa"/>
+              <w:right w:w="100" w:type="dxa"/>
+            </w:tcMar>
+          </w:tcPr>
+          <w:p>
+            <w:pPr>
+              <w:jc w:val="center"/>
+            </w:pPr>
+            <w:r>
+              <w:rPr>
+                <w:rFonts w:ascii="Calibri" w:hAnsi="Calibri"/>
+                <w:b/>
+                <w:color w:val="FFFFFF"/>
+                <w:sz w:val="19"/>
+              </w:rPr>
+              <w:t>Contract</w:t>
+            </w:r>
+          </w:p>
+        </w:tc>
+        <w:tc>
+          <w:tcPr>
+            <w:tcW w:type="dxa" w:w="1728"/>
+            <w:shd w:fill="1E3A8A"/>
+            <w:tcMar>
+              <w:top w:w="100" w:type="dxa"/>
+              <w:bottom w:w="100" w:type="dxa"/>
+              <w:left w:w="100" w:type="dxa"/>
+              <w:right w:w="100" w:type="dxa"/>
+            </w:tcMar>
+          </w:tcPr>
+          <w:p>
+            <w:pPr>
+              <w:jc w:val="center"/>
+            </w:pPr>
+            <w:r>
+              <w:rPr>
+                <w:rFonts w:ascii="Calibri" w:hAnsi="Calibri"/>
+                <w:b/>
+                <w:color w:val="FFFFFF"/>
+                <w:sz w:val="19"/>
+              </w:rPr>
+              <w:t>PaymentMethod</w:t>
+            </w:r>
+          </w:p>
+        </w:tc>
+        <w:tc>
+          <w:tcPr>
+            <w:tcW w:type="dxa" w:w="1008"/>
+            <w:shd w:fill="1E3A8A"/>
+            <w:tcMar>
+              <w:top w:w="100" w:type="dxa"/>
+              <w:bottom w:w="100" w:type="dxa"/>
+              <w:left w:w="100" w:type="dxa"/>
+              <w:right w:w="100" w:type="dxa"/>
+            </w:tcMar>
+          </w:tcPr>
+          <w:p>
+            <w:pPr>
+              <w:jc w:val="center"/>
+            </w:pPr>
+            <w:r>
+              <w:rPr>
+                <w:rFonts w:ascii="Calibri" w:hAnsi="Calibri"/>
+                <w:b/>
+                <w:color w:val="FFFFFF"/>
+                <w:sz w:val="19"/>
+              </w:rPr>
+              <w:t>Monthly</w:t>
+            </w:r>
+          </w:p>
+        </w:tc>
+        <w:tc>
+          <w:tcPr>
+            <w:tcW w:type="dxa" w:w="1008"/>
+            <w:shd w:fill="1E3A8A"/>
+            <w:tcMar>
+              <w:top w:w="100" w:type="dxa"/>
+              <w:bottom w:w="100" w:type="dxa"/>
+              <w:left w:w="100" w:type="dxa"/>
+              <w:right w:w="100" w:type="dxa"/>
+            </w:tcMar>
+          </w:tcPr>
+          <w:p>
+            <w:pPr>
+              <w:jc w:val="center"/>
+            </w:pPr>
+            <w:r>
+              <w:rPr>
+                <w:rFonts w:ascii="Calibri" w:hAnsi="Calibri"/>
+                <w:b/>
+                <w:color w:val="FFFFFF"/>
+                <w:sz w:val="19"/>
+              </w:rPr>
+              <w:t>Total</w:t>
+            </w:r>
+          </w:p>
+        </w:tc>
+        <w:tc>
+          <w:tcPr>
+            <w:tcW w:type="dxa" w:w="1008"/>
+            <w:shd w:fill="1E3A8A"/>
+            <w:tcMar>
+              <w:top w:w="100" w:type="dxa"/>
+              <w:bottom w:w="100" w:type="dxa"/>
+              <w:left w:w="100" w:type="dxa"/>
+              <w:right w:w="100" w:type="dxa"/>
+            </w:tcMar>
+          </w:tcPr>
+          <w:p>
+            <w:pPr>
+              <w:jc w:val="center"/>
+            </w:pPr>
+            <w:r>
+              <w:rPr>
+                <w:rFonts w:ascii="Calibri" w:hAnsi="Calibri"/>
+                <w:b/>
+                <w:color w:val="FFFFFF"/>
+                <w:sz w:val="19"/>
+              </w:rPr>
+              <w:t>Churn</w:t>
+            </w:r>
+          </w:p>
+        </w:tc>
+      </w:tr>
+      <w:tr>
+        <w:tc>
+          <w:tcPr>
+            <w:tcW w:type="dxa" w:w="1584"/>
+            <w:shd w:fill="FFFFFF"/>
+            <w:tcMar>
+              <w:top w:w="70" w:type="dxa"/>
+              <w:bottom w:w="70" w:type="dxa"/>
+              <w:left w:w="90" w:type="dxa"/>
+              <w:right w:w="90" w:type="dxa"/>
+            </w:tcMar>
+          </w:tcPr>
+          <w:p>
+            <w:pPr>
+              <w:jc w:val="left"/>
+            </w:pPr>
+            <w:r>
+              <w:rPr>
+                <w:rFonts w:ascii="Calibri" w:hAnsi="Calibri"/>
+                <w:color w:val="1F2937"/>
+                <w:sz w:val="18"/>
+              </w:rPr>
+              <w:t>7590-VHVEG</w:t>
+            </w:r>
+          </w:p>
+        </w:tc>
+        <w:tc>
+          <w:tcPr>
+            <w:tcW w:type="dxa" w:w="1008"/>
+            <w:shd w:fill="FFFFFF"/>
+            <w:tcMar>
+              <w:top w:w="70" w:type="dxa"/>
+              <w:bottom w:w="70" w:type="dxa"/>
+              <w:left w:w="90" w:type="dxa"/>
+              <w:right w:w="90" w:type="dxa"/>
+            </w:tcMar>
+          </w:tcPr>
+          <w:p>
+            <w:pPr>
+              <w:jc w:val="center"/>
+            </w:pPr>
+            <w:r>
+              <w:rPr>
+                <w:rFonts w:ascii="Calibri" w:hAnsi="Calibri"/>
+                <w:color w:val="1F2937"/>
+                <w:sz w:val="18"/>
+              </w:rPr>
+              <w:t>Female</w:t>
+            </w:r>
+          </w:p>
+        </w:tc>
+        <w:tc>
+          <w:tcPr>
+            <w:tcW w:type="dxa" w:w="1008"/>
+            <w:shd w:fill="FFFFFF"/>
+            <w:tcMar>
+              <w:top w:w="70" w:type="dxa"/>
+              <w:bottom w:w="70" w:type="dxa"/>
+              <w:left w:w="90" w:type="dxa"/>
+              <w:right w:w="90" w:type="dxa"/>
+            </w:tcMar>
+          </w:tcPr>
+          <w:p>
+            <w:pPr>
+              <w:jc w:val="center"/>
+            </w:pPr>
+            <w:r>
+              <w:rPr>
+                <w:rFonts w:ascii="Calibri" w:hAnsi="Calibri"/>
+                <w:color w:val="1F2937"/>
+                <w:sz w:val="18"/>
+              </w:rPr>
+              <w:t>1 mo</w:t>
+            </w:r>
+          </w:p>
+        </w:tc>
+        <w:tc>
+          <w:tcPr>
+            <w:tcW w:type="dxa" w:w="1728"/>
+            <w:shd w:fill="FFFFFF"/>
+            <w:tcMar>
+              <w:top w:w="70" w:type="dxa"/>
+              <w:bottom w:w="70" w:type="dxa"/>
+              <w:left w:w="90" w:type="dxa"/>
+              <w:right w:w="90" w:type="dxa"/>
+            </w:tcMar>
+          </w:tcPr>
+          <w:p>
+            <w:pPr>
+              <w:jc w:val="center"/>
+            </w:pPr>
+            <w:r>
+              <w:rPr>
+                <w:rFonts w:ascii="Calibri" w:hAnsi="Calibri"/>
+                <w:color w:val="1F2937"/>
+                <w:sz w:val="18"/>
+              </w:rPr>
+              <w:t>Month-to-month</w:t>
+            </w:r>
+          </w:p>
+        </w:tc>
+        <w:tc>
+          <w:tcPr>
+            <w:tcW w:type="dxa" w:w="1728"/>
+            <w:shd w:fill="FFFFFF"/>
+            <w:tcMar>
+              <w:top w:w="70" w:type="dxa"/>
+              <w:bottom w:w="70" w:type="dxa"/>
+              <w:left w:w="90" w:type="dxa"/>
+              <w:right w:w="90" w:type="dxa"/>
+            </w:tcMar>
+          </w:tcPr>
+          <w:p>
+            <w:pPr>
+              <w:jc w:val="center"/>
+            </w:pPr>
+            <w:r>
+              <w:rPr>
+                <w:rFonts w:ascii="Calibri" w:hAnsi="Calibri"/>
+                <w:color w:val="1F2937"/>
+                <w:sz w:val="18"/>
+              </w:rPr>
+              <w:t>Electronic check</w:t>
+            </w:r>
+          </w:p>
+        </w:tc>
+        <w:tc>
+          <w:tcPr>
+            <w:tcW w:type="dxa" w:w="1008"/>
+            <w:shd w:fill="FFFFFF"/>
+            <w:tcMar>
+              <w:top w:w="70" w:type="dxa"/>
+              <w:bottom w:w="70" w:type="dxa"/>
+              <w:left w:w="90" w:type="dxa"/>
+              <w:right w:w="90" w:type="dxa"/>
+            </w:tcMar>
+          </w:tcPr>
+          <w:p>
+            <w:pPr>
+              <w:jc w:val="center"/>
+            </w:pPr>
+            <w:r>
+              <w:rPr>
+                <w:rFonts w:ascii="Calibri" w:hAnsi="Calibri"/>
+                <w:color w:val="1F2937"/>
+                <w:sz w:val="18"/>
+              </w:rPr>
+              <w:t>$29.85</w:t>
+            </w:r>
+          </w:p>
+        </w:tc>
+        <w:tc>
+          <w:tcPr>
+            <w:tcW w:type="dxa" w:w="1008"/>
+            <w:shd w:fill="FFFFFF"/>
+            <w:tcMar>
+              <w:top w:w="70" w:type="dxa"/>
+              <w:bottom w:w="70" w:type="dxa"/>
+              <w:left w:w="90" w:type="dxa"/>
+              <w:right w:w="90" w:type="dxa"/>
+            </w:tcMar>
+          </w:tcPr>
+          <w:p>
+            <w:pPr>
+              <w:jc w:val="center"/>
+            </w:pPr>
+            <w:r>
+              <w:rPr>
+                <w:rFonts w:ascii="Calibri" w:hAnsi="Calibri"/>
+                <w:color w:val="1F2937"/>
+                <w:sz w:val="18"/>
+              </w:rPr>
+              <w:t>$29.85</w:t>
+            </w:r>
+          </w:p>
+        </w:tc>
+        <w:tc>
+          <w:tcPr>
+            <w:tcW w:type="dxa" w:w="1008"/>
+            <w:shd w:fill="FFFFFF"/>
+            <w:tcMar>
+              <w:top w:w="70" w:type="dxa"/>
+              <w:bottom w:w="70" w:type="dxa"/>
+              <w:left w:w="90" w:type="dxa"/>
+              <w:right w:w="90" w:type="dxa"/>
+            </w:tcMar>
+          </w:tcPr>
+          <w:p>
+            <w:pPr>
+              <w:jc w:val="center"/>
+            </w:pPr>
+            <w:r>
+              <w:rPr>
+                <w:rFonts w:ascii="Calibri" w:hAnsi="Calibri"/>
+                <w:color w:val="1F2937"/>
+                <w:sz w:val="18"/>
+              </w:rPr>
+              <w:t>No (0)</w:t>
+            </w:r>
+          </w:p>
+        </w:tc>
+      </w:tr>
+      <w:tr>
+        <w:tc>
+          <w:tcPr>
+            <w:tcW w:type="dxa" w:w="1584"/>
+            <w:shd w:fill="F8FAFC"/>
+            <w:tcMar>
+              <w:top w:w="70" w:type="dxa"/>
+              <w:bottom w:w="70" w:type="dxa"/>
+              <w:left w:w="90" w:type="dxa"/>
+              <w:right w:w="90" w:type="dxa"/>
+            </w:tcMar>
+          </w:tcPr>
+          <w:p>
+            <w:pPr>
+              <w:jc w:val="left"/>
+            </w:pPr>
+            <w:r>
+              <w:rPr>
+                <w:rFonts w:ascii="Calibri" w:hAnsi="Calibri"/>
+                <w:color w:val="1F2937"/>
+                <w:sz w:val="18"/>
+              </w:rPr>
+              <w:t>5575-GNVDE</w:t>
+            </w:r>
+          </w:p>
+        </w:tc>
+        <w:tc>
+          <w:tcPr>
+            <w:tcW w:type="dxa" w:w="1008"/>
+            <w:shd w:fill="F8FAFC"/>
+            <w:tcMar>
+              <w:top w:w="70" w:type="dxa"/>
+              <w:bottom w:w="70" w:type="dxa"/>
+              <w:left w:w="90" w:type="dxa"/>
+              <w:right w:w="90" w:type="dxa"/>
+            </w:tcMar>
+          </w:tcPr>
+          <w:p>
+            <w:pPr>
+              <w:jc w:val="center"/>
+            </w:pPr>
+            <w:r>
+              <w:rPr>
+                <w:rFonts w:ascii="Calibri" w:hAnsi="Calibri"/>
+                <w:color w:val="1F2937"/>
+                <w:sz w:val="18"/>
+              </w:rPr>
+              <w:t>Male</w:t>
+            </w:r>
+          </w:p>
+        </w:tc>
+        <w:tc>
+          <w:tcPr>
+            <w:tcW w:type="dxa" w:w="1008"/>
+            <w:shd w:fill="F8FAFC"/>
+            <w:tcMar>
+              <w:top w:w="70" w:type="dxa"/>
+              <w:bottom w:w="70" w:type="dxa"/>
+              <w:left w:w="90" w:type="dxa"/>
+              <w:right w:w="90" w:type="dxa"/>
+            </w:tcMar>
+          </w:tcPr>
+          <w:p>
+            <w:pPr>
+              <w:jc w:val="center"/>
+            </w:pPr>
+            <w:r>
+              <w:rPr>
+                <w:rFonts w:ascii="Calibri" w:hAnsi="Calibri"/>
+                <w:color w:val="1F2937"/>
+                <w:sz w:val="18"/>
+              </w:rPr>
+              <w:t>34 mo</w:t>
+            </w:r>
+          </w:p>
+        </w:tc>
+        <w:tc>
+          <w:tcPr>
+            <w:tcW w:type="dxa" w:w="1728"/>
+            <w:shd w:fill="F8FAFC"/>
+            <w:tcMar>
+              <w:top w:w="70" w:type="dxa"/>
+              <w:bottom w:w="70" w:type="dxa"/>
+              <w:left w:w="90" w:type="dxa"/>
+              <w:right w:w="90" w:type="dxa"/>
+            </w:tcMar>
+          </w:tcPr>
+          <w:p>
+            <w:pPr>
+              <w:jc w:val="center"/>
+            </w:pPr>
+            <w:r>
+              <w:rPr>
+                <w:rFonts w:ascii="Calibri" w:hAnsi="Calibri"/>
+                <w:color w:val="1F2937"/>
+                <w:sz w:val="18"/>
+              </w:rPr>
+              <w:t>One year</w:t>
+            </w:r>
+          </w:p>
+        </w:tc>
+        <w:tc>
+          <w:tcPr>
+            <w:tcW w:type="dxa" w:w="1728"/>
+            <w:shd w:fill="F8FAFC"/>
+            <w:tcMar>
+              <w:top w:w="70" w:type="dxa"/>
+              <w:bottom w:w="70" w:type="dxa"/>
+              <w:left w:w="90" w:type="dxa"/>
+              <w:right w:w="90" w:type="dxa"/>
+            </w:tcMar>
+          </w:tcPr>
+          <w:p>
+            <w:pPr>
+              <w:jc w:val="center"/>
+            </w:pPr>
+            <w:r>
+              <w:rPr>
+                <w:rFonts w:ascii="Calibri" w:hAnsi="Calibri"/>
+                <w:color w:val="1F2937"/>
+                <w:sz w:val="18"/>
+              </w:rPr>
+              <w:t>Mailed check</w:t>
+            </w:r>
+          </w:p>
+        </w:tc>
+        <w:tc>
+          <w:tcPr>
+            <w:tcW w:type="dxa" w:w="1008"/>
+            <w:shd w:fill="F8FAFC"/>
+            <w:tcMar>
+              <w:top w:w="70" w:type="dxa"/>
+              <w:bottom w:w="70" w:type="dxa"/>
+              <w:left w:w="90" w:type="dxa"/>
+              <w:right w:w="90" w:type="dxa"/>
+            </w:tcMar>
+          </w:tcPr>
+          <w:p>
+            <w:pPr>
+              <w:jc w:val="center"/>
+            </w:pPr>
+            <w:r>
+              <w:rPr>
+                <w:rFonts w:ascii="Calibri" w:hAnsi="Calibri"/>
+                <w:color w:val="1F2937"/>
+                <w:sz w:val="18"/>
+              </w:rPr>
+              <w:t>$56.95</w:t>
+            </w:r>
+          </w:p>
+        </w:tc>
+        <w:tc>
+          <w:tcPr>
+            <w:tcW w:type="dxa" w:w="1008"/>
+            <w:shd w:fill="F8FAFC"/>
+            <w:tcMar>
+              <w:top w:w="70" w:type="dxa"/>
+              <w:bottom w:w="70" w:type="dxa"/>
+              <w:left w:w="90" w:type="dxa"/>
+              <w:right w:w="90" w:type="dxa"/>
+            </w:tcMar>
+          </w:tcPr>
+          <w:p>
+            <w:pPr>
+              <w:jc w:val="center"/>
+            </w:pPr>
+            <w:r>
+              <w:rPr>
+                <w:rFonts w:ascii="Calibri" w:hAnsi="Calibri"/>
+                <w:color w:val="1F2937"/>
+                <w:sz w:val="18"/>
+              </w:rPr>
+              <w:t>$1889.50</w:t>
+            </w:r>
+          </w:p>
+        </w:tc>
+        <w:tc>
+          <w:tcPr>
+            <w:tcW w:type="dxa" w:w="1008"/>
+            <w:shd w:fill="F8FAFC"/>
+            <w:tcMar>
+              <w:top w:w="70" w:type="dxa"/>
+              <w:bottom w:w="70" w:type="dxa"/>
+              <w:left w:w="90" w:type="dxa"/>
+              <w:right w:w="90" w:type="dxa"/>
+            </w:tcMar>
+          </w:tcPr>
+          <w:p>
+            <w:pPr>
+              <w:jc w:val="center"/>
+            </w:pPr>
+            <w:r>
+              <w:rPr>
+                <w:rFonts w:ascii="Calibri" w:hAnsi="Calibri"/>
+                <w:color w:val="1F2937"/>
+                <w:sz w:val="18"/>
+              </w:rPr>
+              <w:t>No (0)</w:t>
+            </w:r>
+          </w:p>
+        </w:tc>
+      </w:tr>
+      <w:tr>
+        <w:tc>
+          <w:tcPr>
+            <w:tcW w:type="dxa" w:w="1584"/>
+            <w:shd w:fill="FFFFFF"/>
+            <w:tcMar>
+              <w:top w:w="70" w:type="dxa"/>
+              <w:bottom w:w="70" w:type="dxa"/>
+              <w:left w:w="90" w:type="dxa"/>
+              <w:right w:w="90" w:type="dxa"/>
+            </w:tcMar>
+          </w:tcPr>
+          <w:p>
+            <w:pPr>
+              <w:jc w:val="left"/>
+            </w:pPr>
+            <w:r>
+              <w:rPr>
+                <w:rFonts w:ascii="Calibri" w:hAnsi="Calibri"/>
+                <w:color w:val="1F2937"/>
+                <w:sz w:val="18"/>
+              </w:rPr>
+              <w:t>3668-QPYBK</w:t>
+            </w:r>
+          </w:p>
+        </w:tc>
+        <w:tc>
+          <w:tcPr>
+            <w:tcW w:type="dxa" w:w="1008"/>
+            <w:shd w:fill="FFFFFF"/>
+            <w:tcMar>
+              <w:top w:w="70" w:type="dxa"/>
+              <w:bottom w:w="70" w:type="dxa"/>
+              <w:left w:w="90" w:type="dxa"/>
+              <w:right w:w="90" w:type="dxa"/>
+            </w:tcMar>
+          </w:tcPr>
+          <w:p>
+            <w:pPr>
+              <w:jc w:val="center"/>
+            </w:pPr>
+            <w:r>
+              <w:rPr>
+                <w:rFonts w:ascii="Calibri" w:hAnsi="Calibri"/>
+                <w:color w:val="1F2937"/>
+                <w:sz w:val="18"/>
+              </w:rPr>
+              <w:t>Male</w:t>
+            </w:r>
+          </w:p>
+        </w:tc>
+        <w:tc>
+          <w:tcPr>
+            <w:tcW w:type="dxa" w:w="1008"/>
+            <w:shd w:fill="FFFFFF"/>
+            <w:tcMar>
+              <w:top w:w="70" w:type="dxa"/>
+              <w:bottom w:w="70" w:type="dxa"/>
+              <w:left w:w="90" w:type="dxa"/>
+              <w:right w:w="90" w:type="dxa"/>
+            </w:tcMar>
+          </w:tcPr>
+          <w:p>
+            <w:pPr>
+              <w:jc w:val="center"/>
+            </w:pPr>
+            <w:r>
+              <w:rPr>
+                <w:rFonts w:ascii="Calibri" w:hAnsi="Calibri"/>
+                <w:color w:val="1F2937"/>
+                <w:sz w:val="18"/>
+              </w:rPr>
+              <w:t>2 mo</w:t>
+            </w:r>
+          </w:p>
+        </w:tc>
+        <w:tc>
+          <w:tcPr>
+            <w:tcW w:type="dxa" w:w="1728"/>
+            <w:shd w:fill="FFFFFF"/>
+            <w:tcMar>
+              <w:top w:w="70" w:type="dxa"/>
+              <w:bottom w:w="70" w:type="dxa"/>
+              <w:left w:w="90" w:type="dxa"/>
+              <w:right w:w="90" w:type="dxa"/>
+            </w:tcMar>
+          </w:tcPr>
+          <w:p>
+            <w:pPr>
+              <w:jc w:val="center"/>
+            </w:pPr>
+            <w:r>
+              <w:rPr>
+                <w:rFonts w:ascii="Calibri" w:hAnsi="Calibri"/>
+                <w:color w:val="1F2937"/>
+                <w:sz w:val="18"/>
+              </w:rPr>
+              <w:t>Month-to-month</w:t>
+            </w:r>
+          </w:p>
+        </w:tc>
+        <w:tc>
+          <w:tcPr>
+            <w:tcW w:type="dxa" w:w="1728"/>
+            <w:shd w:fill="FFFFFF"/>
+            <w:tcMar>
+              <w:top w:w="70" w:type="dxa"/>
+              <w:bottom w:w="70" w:type="dxa"/>
+              <w:left w:w="90" w:type="dxa"/>
+              <w:right w:w="90" w:type="dxa"/>
+            </w:tcMar>
+          </w:tcPr>
+          <w:p>
+            <w:pPr>
+              <w:jc w:val="center"/>
+            </w:pPr>
+            <w:r>
+              <w:rPr>
+                <w:rFonts w:ascii="Calibri" w:hAnsi="Calibri"/>
+                <w:color w:val="1F2937"/>
+                <w:sz w:val="18"/>
+              </w:rPr>
+              <w:t>Mailed check</w:t>
+            </w:r>
+          </w:p>
+        </w:tc>
+        <w:tc>
+          <w:tcPr>
+            <w:tcW w:type="dxa" w:w="1008"/>
+            <w:shd w:fill="FFFFFF"/>
+            <w:tcMar>
+              <w:top w:w="70" w:type="dxa"/>
+              <w:bottom w:w="70" w:type="dxa"/>
+              <w:left w:w="90" w:type="dxa"/>
+              <w:right w:w="90" w:type="dxa"/>
+            </w:tcMar>
+          </w:tcPr>
+          <w:p>
+            <w:pPr>
+              <w:jc w:val="center"/>
+            </w:pPr>
+            <w:r>
+              <w:rPr>
+                <w:rFonts w:ascii="Calibri" w:hAnsi="Calibri"/>
+                <w:color w:val="1F2937"/>
+                <w:sz w:val="18"/>
+              </w:rPr>
+              <w:t>$53.85</w:t>
+            </w:r>
+          </w:p>
+        </w:tc>
+        <w:tc>
+          <w:tcPr>
+            <w:tcW w:type="dxa" w:w="1008"/>
+            <w:shd w:fill="FFFFFF"/>
+            <w:tcMar>
+              <w:top w:w="70" w:type="dxa"/>
+              <w:bottom w:w="70" w:type="dxa"/>
+              <w:left w:w="90" w:type="dxa"/>
+              <w:right w:w="90" w:type="dxa"/>
+            </w:tcMar>
+          </w:tcPr>
+          <w:p>
+            <w:pPr>
+              <w:jc w:val="center"/>
+            </w:pPr>
+            <w:r>
+              <w:rPr>
+                <w:rFonts w:ascii="Calibri" w:hAnsi="Calibri"/>
+                <w:color w:val="1F2937"/>
+                <w:sz w:val="18"/>
+              </w:rPr>
+              <w:t>$108.15</w:t>
+            </w:r>
+          </w:p>
+        </w:tc>
+        <w:tc>
+          <w:tcPr>
+            <w:tcW w:type="dxa" w:w="1008"/>
+            <w:shd w:fill="FFFFFF"/>
+            <w:tcMar>
+              <w:top w:w="70" w:type="dxa"/>
+              <w:bottom w:w="70" w:type="dxa"/>
+              <w:left w:w="90" w:type="dxa"/>
+              <w:right w:w="90" w:type="dxa"/>
+            </w:tcMar>
+          </w:tcPr>
+          <w:p>
+            <w:pPr>
+              <w:jc w:val="center"/>
+            </w:pPr>
+            <w:r>
+              <w:rPr>
+                <w:rFonts w:ascii="Calibri" w:hAnsi="Calibri"/>
+                <w:color w:val="1F2937"/>
+                <w:sz w:val="18"/>
+              </w:rPr>
+              <w:t>Yes (1)</w:t>
+            </w:r>
+          </w:p>
+        </w:tc>
+      </w:tr>
+      <w:tr>
+        <w:tc>
+          <w:tcPr>
+            <w:tcW w:type="dxa" w:w="1584"/>
+            <w:shd w:fill="F8FAFC"/>
+            <w:tcMar>
+              <w:top w:w="70" w:type="dxa"/>
+              <w:bottom w:w="70" w:type="dxa"/>
+              <w:left w:w="90" w:type="dxa"/>
+              <w:right w:w="90" w:type="dxa"/>
+            </w:tcMar>
+          </w:tcPr>
+          <w:p>
+            <w:pPr>
+              <w:jc w:val="left"/>
+            </w:pPr>
+            <w:r>
+              <w:rPr>
+                <w:rFonts w:ascii="Calibri" w:hAnsi="Calibri"/>
+                <w:color w:val="1F2937"/>
+                <w:sz w:val="18"/>
+              </w:rPr>
+              <w:t>7795-CFOCW</w:t>
+            </w:r>
+          </w:p>
+        </w:tc>
+        <w:tc>
+          <w:tcPr>
+            <w:tcW w:type="dxa" w:w="1008"/>
+            <w:shd w:fill="F8FAFC"/>
+            <w:tcMar>
+              <w:top w:w="70" w:type="dxa"/>
+              <w:bottom w:w="70" w:type="dxa"/>
+              <w:left w:w="90" w:type="dxa"/>
+              <w:right w:w="90" w:type="dxa"/>
+            </w:tcMar>
+          </w:tcPr>
+          <w:p>
+            <w:pPr>
+              <w:jc w:val="center"/>
+            </w:pPr>
+            <w:r>
+              <w:rPr>
+                <w:rFonts w:ascii="Calibri" w:hAnsi="Calibri"/>
+                <w:color w:val="1F2937"/>
+                <w:sz w:val="18"/>
+              </w:rPr>
+              <w:t>Male</w:t>
+            </w:r>
+          </w:p>
+        </w:tc>
+        <w:tc>
+          <w:tcPr>
+            <w:tcW w:type="dxa" w:w="1008"/>
+            <w:shd w:fill="F8FAFC"/>
+            <w:tcMar>
+              <w:top w:w="70" w:type="dxa"/>
+              <w:bottom w:w="70" w:type="dxa"/>
+              <w:left w:w="90" w:type="dxa"/>
+              <w:right w:w="90" w:type="dxa"/>
+            </w:tcMar>
+          </w:tcPr>
+          <w:p>
+            <w:pPr>
+              <w:jc w:val="center"/>
+            </w:pPr>
+            <w:r>
+              <w:rPr>
+                <w:rFonts w:ascii="Calibri" w:hAnsi="Calibri"/>
+                <w:color w:val="1F2937"/>
+                <w:sz w:val="18"/>
+              </w:rPr>
+              <w:t>45 mo</w:t>
+            </w:r>
+          </w:p>
+        </w:tc>
+        <w:tc>
+          <w:tcPr>
+            <w:tcW w:type="dxa" w:w="1728"/>
+            <w:shd w:fill="F8FAFC"/>
+            <w:tcMar>
+              <w:top w:w="70" w:type="dxa"/>
+              <w:bottom w:w="70" w:type="dxa"/>
+              <w:left w:w="90" w:type="dxa"/>
+              <w:right w:w="90" w:type="dxa"/>
+            </w:tcMar>
+          </w:tcPr>
+          <w:p>
+            <w:pPr>
+              <w:jc w:val="center"/>
+            </w:pPr>
+            <w:r>
+              <w:rPr>
+                <w:rFonts w:ascii="Calibri" w:hAnsi="Calibri"/>
+                <w:color w:val="1F2937"/>
+                <w:sz w:val="18"/>
+              </w:rPr>
+              <w:t>One year</w:t>
+            </w:r>
+          </w:p>
+        </w:tc>
+        <w:tc>
+          <w:tcPr>
+            <w:tcW w:type="dxa" w:w="1728"/>
+            <w:shd w:fill="F8FAFC"/>
+            <w:tcMar>
+              <w:top w:w="70" w:type="dxa"/>
+              <w:bottom w:w="70" w:type="dxa"/>
+              <w:left w:w="90" w:type="dxa"/>
+              <w:right w:w="90" w:type="dxa"/>
+            </w:tcMar>
+          </w:tcPr>
+          <w:p>
+            <w:pPr>
+              <w:jc w:val="center"/>
+            </w:pPr>
+            <w:r>
+              <w:rPr>
+                <w:rFonts w:ascii="Calibri" w:hAnsi="Calibri"/>
+                <w:color w:val="1F2937"/>
+                <w:sz w:val="18"/>
+              </w:rPr>
+              <w:t>Bank transfer</w:t>
+            </w:r>
+          </w:p>
+        </w:tc>
+        <w:tc>
+          <w:tcPr>
+            <w:tcW w:type="dxa" w:w="1008"/>
+            <w:shd w:fill="F8FAFC"/>
+            <w:tcMar>
+              <w:top w:w="70" w:type="dxa"/>
+              <w:bottom w:w="70" w:type="dxa"/>
+              <w:left w:w="90" w:type="dxa"/>
+              <w:right w:w="90" w:type="dxa"/>
+            </w:tcMar>
+          </w:tcPr>
+          <w:p>
+            <w:pPr>
+              <w:jc w:val="center"/>
+            </w:pPr>
+            <w:r>
+              <w:rPr>
+                <w:rFonts w:ascii="Calibri" w:hAnsi="Calibri"/>
+                <w:color w:val="1F2937"/>
+                <w:sz w:val="18"/>
+              </w:rPr>
+              <w:t>$42.30</w:t>
+            </w:r>
+          </w:p>
+        </w:tc>
+        <w:tc>
+          <w:tcPr>
+            <w:tcW w:type="dxa" w:w="1008"/>
+            <w:shd w:fill="F8FAFC"/>
+            <w:tcMar>
+              <w:top w:w="70" w:type="dxa"/>
+              <w:bottom w:w="70" w:type="dxa"/>
+              <w:left w:w="90" w:type="dxa"/>
+              <w:right w:w="90" w:type="dxa"/>
+            </w:tcMar>
+          </w:tcPr>
+          <w:p>
+            <w:pPr>
+              <w:jc w:val="center"/>
+            </w:pPr>
+            <w:r>
+              <w:rPr>
+                <w:rFonts w:ascii="Calibri" w:hAnsi="Calibri"/>
+                <w:color w:val="1F2937"/>
+                <w:sz w:val="18"/>
+              </w:rPr>
+              <w:t>$1840.75</w:t>
+            </w:r>
+          </w:p>
+        </w:tc>
+        <w:tc>
+          <w:tcPr>
+            <w:tcW w:type="dxa" w:w="1008"/>
+            <w:shd w:fill="F8FAFC"/>
+            <w:tcMar>
+              <w:top w:w="70" w:type="dxa"/>
+              <w:bottom w:w="70" w:type="dxa"/>
+              <w:left w:w="90" w:type="dxa"/>
+              <w:right w:w="90" w:type="dxa"/>
+            </w:tcMar>
+          </w:tcPr>
+          <w:p>
+            <w:pPr>
+              <w:jc w:val="center"/>
+            </w:pPr>
+            <w:r>
+              <w:rPr>
+                <w:rFonts w:ascii="Calibri" w:hAnsi="Calibri"/>
+                <w:color w:val="1F2937"/>
+                <w:sz w:val="18"/>
+              </w:rPr>
+              <w:t>No (0)</w:t>
+            </w:r>
+          </w:p>
+        </w:tc>
+      </w:tr>
+      <w:tr>
+        <w:tc>
+          <w:tcPr>
+            <w:tcW w:type="dxa" w:w="1584"/>
+            <w:shd w:fill="FFFFFF"/>
+            <w:tcMar>
+              <w:top w:w="70" w:type="dxa"/>
+              <w:bottom w:w="70" w:type="dxa"/>
+              <w:left w:w="90" w:type="dxa"/>
+              <w:right w:w="90" w:type="dxa"/>
+            </w:tcMar>
+          </w:tcPr>
+          <w:p>
+            <w:pPr>
+              <w:jc w:val="left"/>
+            </w:pPr>
+            <w:r>
+              <w:rPr>
+                <w:rFonts w:ascii="Calibri" w:hAnsi="Calibri"/>
+                <w:color w:val="1F2937"/>
+                <w:sz w:val="18"/>
+              </w:rPr>
+              <w:t>9237-HQITU</w:t>
+            </w:r>
+          </w:p>
+        </w:tc>
+        <w:tc>
+          <w:tcPr>
+            <w:tcW w:type="dxa" w:w="1008"/>
+            <w:shd w:fill="FFFFFF"/>
+            <w:tcMar>
+              <w:top w:w="70" w:type="dxa"/>
+              <w:bottom w:w="70" w:type="dxa"/>
+              <w:left w:w="90" w:type="dxa"/>
+              <w:right w:w="90" w:type="dxa"/>
+            </w:tcMar>
+          </w:tcPr>
+          <w:p>
+            <w:pPr>
+              <w:jc w:val="center"/>
+            </w:pPr>
+            <w:r>
+              <w:rPr>
+                <w:rFonts w:ascii="Calibri" w:hAnsi="Calibri"/>
+                <w:color w:val="1F2937"/>
+                <w:sz w:val="18"/>
+              </w:rPr>
+              <w:t>Female</w:t>
+            </w:r>
+          </w:p>
+        </w:tc>
+        <w:tc>
+          <w:tcPr>
+            <w:tcW w:type="dxa" w:w="1008"/>
+            <w:shd w:fill="FFFFFF"/>
+            <w:tcMar>
+              <w:top w:w="70" w:type="dxa"/>
+              <w:bottom w:w="70" w:type="dxa"/>
+              <w:left w:w="90" w:type="dxa"/>
+              <w:right w:w="90" w:type="dxa"/>
+            </w:tcMar>
+          </w:tcPr>
+          <w:p>
+            <w:pPr>
+              <w:jc w:val="center"/>
+            </w:pPr>
+            <w:r>
+              <w:rPr>
+                <w:rFonts w:ascii="Calibri" w:hAnsi="Calibri"/>
+                <w:color w:val="1F2937"/>
+                <w:sz w:val="18"/>
+              </w:rPr>
+              <w:t>2 mo</w:t>
+            </w:r>
+          </w:p>
+        </w:tc>
+        <w:tc>
+          <w:tcPr>
+            <w:tcW w:type="dxa" w:w="1728"/>
+            <w:shd w:fill="FFFFFF"/>
+            <w:tcMar>
+              <w:top w:w="70" w:type="dxa"/>
+              <w:bottom w:w="70" w:type="dxa"/>
+              <w:left w:w="90" w:type="dxa"/>
+              <w:right w:w="90" w:type="dxa"/>
+            </w:tcMar>
+          </w:tcPr>
+          <w:p>
+            <w:pPr>
+              <w:jc w:val="center"/>
+            </w:pPr>
+            <w:r>
+              <w:rPr>
+                <w:rFonts w:ascii="Calibri" w:hAnsi="Calibri"/>
+                <w:color w:val="1F2937"/>
+                <w:sz w:val="18"/>
+              </w:rPr>
+              <w:t>Month-to-month</w:t>
+            </w:r>
+          </w:p>
+        </w:tc>
+        <w:tc>
+          <w:tcPr>
+            <w:tcW w:type="dxa" w:w="1728"/>
+            <w:shd w:fill="FFFFFF"/>
+            <w:tcMar>
+              <w:top w:w="70" w:type="dxa"/>
+              <w:bottom w:w="70" w:type="dxa"/>
+              <w:left w:w="90" w:type="dxa"/>
+              <w:right w:w="90" w:type="dxa"/>
+            </w:tcMar>
+          </w:tcPr>
+          <w:p>
+            <w:pPr>
+              <w:jc w:val="center"/>
+            </w:pPr>
+            <w:r>
+              <w:rPr>
+                <w:rFonts w:ascii="Calibri" w:hAnsi="Calibri"/>
+                <w:color w:val="1F2937"/>
+                <w:sz w:val="18"/>
+              </w:rPr>
+              <w:t>Electronic check</w:t>
+            </w:r>
+          </w:p>
+        </w:tc>
+        <w:tc>
+          <w:tcPr>
+            <w:tcW w:type="dxa" w:w="1008"/>
+            <w:shd w:fill="FFFFFF"/>
+            <w:tcMar>
+              <w:top w:w="70" w:type="dxa"/>
+              <w:bottom w:w="70" w:type="dxa"/>
+              <w:left w:w="90" w:type="dxa"/>
+              <w:right w:w="90" w:type="dxa"/>
+            </w:tcMar>
+          </w:tcPr>
+          <w:p>
+            <w:pPr>
+              <w:jc w:val="center"/>
+            </w:pPr>
+            <w:r>
+              <w:rPr>
+                <w:rFonts w:ascii="Calibri" w:hAnsi="Calibri"/>
+                <w:color w:val="1F2937"/>
+                <w:sz w:val="18"/>
+              </w:rPr>
+              <w:t>$70.70</w:t>
+            </w:r>
+          </w:p>
+        </w:tc>
+        <w:tc>
+          <w:tcPr>
+            <w:tcW w:type="dxa" w:w="1008"/>
+            <w:shd w:fill="FFFFFF"/>
+            <w:tcMar>
+              <w:top w:w="70" w:type="dxa"/>
+              <w:bottom w:w="70" w:type="dxa"/>
+              <w:left w:w="90" w:type="dxa"/>
+              <w:right w:w="90" w:type="dxa"/>
+            </w:tcMar>
+          </w:tcPr>
+          <w:p>
+            <w:pPr>
+              <w:jc w:val="center"/>
+            </w:pPr>
+            <w:r>
+              <w:rPr>
+                <w:rFonts w:ascii="Calibri" w:hAnsi="Calibri"/>
+                <w:color w:val="1F2937"/>
+                <w:sz w:val="18"/>
+              </w:rPr>
+              <w:t>$151.65</w:t>
+            </w:r>
+          </w:p>
+        </w:tc>
+        <w:tc>
+          <w:tcPr>
+            <w:tcW w:type="dxa" w:w="1008"/>
+            <w:shd w:fill="FFFFFF"/>
+            <w:tcMar>
+              <w:top w:w="70" w:type="dxa"/>
+              <w:bottom w:w="70" w:type="dxa"/>
+              <w:left w:w="90" w:type="dxa"/>
+              <w:right w:w="90" w:type="dxa"/>
+            </w:tcMar>
+          </w:tcPr>
+          <w:p>
+            <w:pPr>
+              <w:jc w:val="center"/>
+            </w:pPr>
+            <w:r>
+              <w:rPr>
+                <w:rFonts w:ascii="Calibri" w:hAnsi="Calibri"/>
+                <w:color w:val="1F2937"/>
+                <w:sz w:val="18"/>
+              </w:rPr>
+              <w:t>Yes (1)</w:t>
+            </w:r>
+          </w:p>
+        </w:tc>
+      </w:tr>
+    </w:tbl>
+    <w:p>
+      <w:pPr>
+        <w:pStyle w:val="Heading2"/>
+        <w:keepNext/>
+        <w:spacing w:before="280" w:after="80"/>
+      </w:pPr>
+      <w:r>
+        <w:rPr>
+          <w:rFonts w:ascii="Calibri" w:hAnsi="Calibri"/>
+          <w:b/>
+          <w:color w:val="2563EB"/>
+          <w:sz w:val="26"/>
+        </w:rPr>
+        <w:t>6.2 Feature Attribute Dictionary</w:t>
+      </w:r>
+    </w:p>
+    <w:tbl>
+      <w:tblPr>
+        <w:tblW w:type="auto" w:w="0"/>
+        <w:jc w:val="center"/>
+        <w:tblLook w:firstColumn="1" w:firstRow="1" w:lastColumn="0" w:lastRow="0" w:noHBand="0" w:noVBand="1" w:val="04A0"/>
+      </w:tblPr>
+      <w:tblGrid>
+        <w:gridCol w:w="3120"/>
+        <w:gridCol w:w="3120"/>
+        <w:gridCol w:w="3120"/>
+      </w:tblGrid>
+      <w:tr>
+        <w:tc>
+          <w:tcPr>
+            <w:tcW w:type="dxa" w:w="2304"/>
+            <w:shd w:fill="1E3A8A"/>
+            <w:tcMar>
+              <w:top w:w="100" w:type="dxa"/>
+              <w:bottom w:w="100" w:type="dxa"/>
+              <w:left w:w="100" w:type="dxa"/>
+              <w:right w:w="100" w:type="dxa"/>
+            </w:tcMar>
+          </w:tcPr>
+          <w:p>
+            <w:pPr>
+              <w:jc w:val="center"/>
+            </w:pPr>
+            <w:r>
+              <w:rPr>
+                <w:rFonts w:ascii="Calibri" w:hAnsi="Calibri"/>
+                <w:b/>
+                <w:color w:val="FFFFFF"/>
+                <w:sz w:val="19"/>
+              </w:rPr>
+              <w:t>Feature Name</w:t>
+            </w:r>
+          </w:p>
+        </w:tc>
+        <w:tc>
+          <w:tcPr>
+            <w:tcW w:type="dxa" w:w="2160"/>
+            <w:shd w:fill="1E3A8A"/>
+            <w:tcMar>
+              <w:top w:w="100" w:type="dxa"/>
+              <w:bottom w:w="100" w:type="dxa"/>
+              <w:left w:w="100" w:type="dxa"/>
+              <w:right w:w="100" w:type="dxa"/>
+            </w:tcMar>
+          </w:tcPr>
+          <w:p>
+            <w:pPr>
+              <w:jc w:val="center"/>
+            </w:pPr>
+            <w:r>
+              <w:rPr>
+                <w:rFonts w:ascii="Calibri" w:hAnsi="Calibri"/>
+                <w:b/>
+                <w:color w:val="FFFFFF"/>
+                <w:sz w:val="19"/>
+              </w:rPr>
+              <w:t>Data Type</w:t>
+            </w:r>
+          </w:p>
+        </w:tc>
+        <w:tc>
+          <w:tcPr>
+            <w:tcW w:type="dxa" w:w="4896"/>
+            <w:shd w:fill="1E3A8A"/>
+            <w:tcMar>
+              <w:top w:w="100" w:type="dxa"/>
+              <w:bottom w:w="100" w:type="dxa"/>
+              <w:left w:w="100" w:type="dxa"/>
+              <w:right w:w="100" w:type="dxa"/>
+            </w:tcMar>
+          </w:tcPr>
+          <w:p>
+            <w:pPr>
+              <w:jc w:val="center"/>
+            </w:pPr>
+            <w:r>
+              <w:rPr>
+                <w:rFonts w:ascii="Calibri" w:hAnsi="Calibri"/>
+                <w:b/>
+                <w:color w:val="FFFFFF"/>
+                <w:sz w:val="19"/>
+              </w:rPr>
+              <w:t>Description / Value Domain</w:t>
+            </w:r>
+          </w:p>
+        </w:tc>
+      </w:tr>
+      <w:tr>
+        <w:tc>
+          <w:tcPr>
+            <w:tcW w:type="dxa" w:w="2304"/>
+            <w:shd w:fill="FFFFFF"/>
+            <w:tcMar>
+              <w:top w:w="70" w:type="dxa"/>
+              <w:bottom w:w="70" w:type="dxa"/>
+              <w:left w:w="90" w:type="dxa"/>
+              <w:right w:w="90" w:type="dxa"/>
+            </w:tcMar>
+          </w:tcPr>
+          <w:p>
+            <w:pPr>
+              <w:jc w:val="left"/>
+            </w:pPr>
+            <w:r>
+              <w:rPr>
+                <w:rFonts w:ascii="Calibri" w:hAnsi="Calibri"/>
+                <w:color w:val="1F2937"/>
+                <w:sz w:val="18"/>
+              </w:rPr>
+              <w:t>customerID</w:t>
+            </w:r>
+          </w:p>
+        </w:tc>
+        <w:tc>
+          <w:tcPr>
+            <w:tcW w:type="dxa" w:w="2160"/>
+            <w:shd w:fill="FFFFFF"/>
+            <w:tcMar>
+              <w:top w:w="70" w:type="dxa"/>
+              <w:bottom w:w="70" w:type="dxa"/>
+              <w:left w:w="90" w:type="dxa"/>
+              <w:right w:w="90" w:type="dxa"/>
+            </w:tcMar>
+          </w:tcPr>
+          <w:p>
+            <w:pPr>
+              <w:jc w:val="center"/>
+            </w:pPr>
+            <w:r>
+              <w:rPr>
+                <w:rFonts w:ascii="Calibri" w:hAnsi="Calibri"/>
+                <w:color w:val="1F2937"/>
+                <w:sz w:val="18"/>
+              </w:rPr>
+              <w:t>Categorical (ID)</w:t>
+            </w:r>
+          </w:p>
+        </w:tc>
+        <w:tc>
+          <w:tcPr>
+            <w:tcW w:type="dxa" w:w="4896"/>
+            <w:shd w:fill="FFFFFF"/>
+            <w:tcMar>
+              <w:top w:w="70" w:type="dxa"/>
+              <w:bottom w:w="70" w:type="dxa"/>
+              <w:left w:w="90" w:type="dxa"/>
+              <w:right w:w="90" w:type="dxa"/>
+            </w:tcMar>
+          </w:tcPr>
+          <w:p>
+            <w:pPr>
+              <w:jc w:val="center"/>
+            </w:pPr>
+            <w:r>
+              <w:rPr>
+                <w:rFonts w:ascii="Calibri" w:hAnsi="Calibri"/>
+                <w:color w:val="1F2937"/>
+                <w:sz w:val="18"/>
+              </w:rPr>
+              <w:t>Unique identifier assigned to each subscriber account</w:t>
+            </w:r>
+          </w:p>
+        </w:tc>
+      </w:tr>
+      <w:tr>
+        <w:tc>
+          <w:tcPr>
+            <w:tcW w:type="dxa" w:w="2304"/>
+            <w:shd w:fill="F8FAFC"/>
+            <w:tcMar>
+              <w:top w:w="70" w:type="dxa"/>
+              <w:bottom w:w="70" w:type="dxa"/>
+              <w:left w:w="90" w:type="dxa"/>
+              <w:right w:w="90" w:type="dxa"/>
+            </w:tcMar>
+          </w:tcPr>
+          <w:p>
+            <w:pPr>
+              <w:jc w:val="left"/>
+            </w:pPr>
+            <w:r>
+              <w:rPr>
+                <w:rFonts w:ascii="Calibri" w:hAnsi="Calibri"/>
+                <w:color w:val="1F2937"/>
+                <w:sz w:val="18"/>
+              </w:rPr>
+              <w:t>gender</w:t>
+            </w:r>
+          </w:p>
+        </w:tc>
+        <w:tc>
+          <w:tcPr>
+            <w:tcW w:type="dxa" w:w="2160"/>
+            <w:shd w:fill="F8FAFC"/>
+            <w:tcMar>
+              <w:top w:w="70" w:type="dxa"/>
+              <w:bottom w:w="70" w:type="dxa"/>
+              <w:left w:w="90" w:type="dxa"/>
+              <w:right w:w="90" w:type="dxa"/>
+            </w:tcMar>
+          </w:tcPr>
+          <w:p>
+            <w:pPr>
+              <w:jc w:val="center"/>
+            </w:pPr>
+            <w:r>
+              <w:rPr>
+                <w:rFonts w:ascii="Calibri" w:hAnsi="Calibri"/>
+                <w:color w:val="1F2937"/>
+                <w:sz w:val="18"/>
+              </w:rPr>
+              <w:t>Categorical (Binary)</w:t>
+            </w:r>
+          </w:p>
+        </w:tc>
+        <w:tc>
+          <w:tcPr>
+            <w:tcW w:type="dxa" w:w="4896"/>
+            <w:shd w:fill="F8FAFC"/>
+            <w:tcMar>
+              <w:top w:w="70" w:type="dxa"/>
+              <w:bottom w:w="70" w:type="dxa"/>
+              <w:left w:w="90" w:type="dxa"/>
+              <w:right w:w="90" w:type="dxa"/>
+            </w:tcMar>
+          </w:tcPr>
+          <w:p>
+            <w:pPr>
+              <w:jc w:val="center"/>
+            </w:pPr>
+            <w:r>
+              <w:rPr>
+                <w:rFonts w:ascii="Calibri" w:hAnsi="Calibri"/>
+                <w:color w:val="1F2937"/>
+                <w:sz w:val="18"/>
+              </w:rPr>
+              <w:t>Male / Female</w:t>
+            </w:r>
+          </w:p>
+        </w:tc>
+      </w:tr>
+      <w:tr>
+        <w:tc>
+          <w:tcPr>
+            <w:tcW w:type="dxa" w:w="2304"/>
+            <w:shd w:fill="FFFFFF"/>
+            <w:tcMar>
+              <w:top w:w="70" w:type="dxa"/>
+              <w:bottom w:w="70" w:type="dxa"/>
+              <w:left w:w="90" w:type="dxa"/>
+              <w:right w:w="90" w:type="dxa"/>
+            </w:tcMar>
+          </w:tcPr>
+          <w:p>
+            <w:pPr>
+              <w:jc w:val="left"/>
+            </w:pPr>
+            <w:r>
+              <w:rPr>
+                <w:rFonts w:ascii="Calibri" w:hAnsi="Calibri"/>
+                <w:color w:val="1F2937"/>
+                <w:sz w:val="18"/>
+              </w:rPr>
+              <w:t>SeniorCitizen</w:t>
+            </w:r>
+          </w:p>
+        </w:tc>
+        <w:tc>
+          <w:tcPr>
+            <w:tcW w:type="dxa" w:w="2160"/>
+            <w:shd w:fill="FFFFFF"/>
+            <w:tcMar>
+              <w:top w:w="70" w:type="dxa"/>
+              <w:bottom w:w="70" w:type="dxa"/>
+              <w:left w:w="90" w:type="dxa"/>
+              <w:right w:w="90" w:type="dxa"/>
+            </w:tcMar>
+          </w:tcPr>
+          <w:p>
+            <w:pPr>
+              <w:jc w:val="center"/>
+            </w:pPr>
+            <w:r>
+              <w:rPr>
+                <w:rFonts w:ascii="Calibri" w:hAnsi="Calibri"/>
+                <w:color w:val="1F2937"/>
+                <w:sz w:val="18"/>
+              </w:rPr>
+              <w:t>Numerical (Binary)</w:t>
+            </w:r>
+          </w:p>
+        </w:tc>
+        <w:tc>
+          <w:tcPr>
+            <w:tcW w:type="dxa" w:w="4896"/>
+            <w:shd w:fill="FFFFFF"/>
+            <w:tcMar>
+              <w:top w:w="70" w:type="dxa"/>
+              <w:bottom w:w="70" w:type="dxa"/>
+              <w:left w:w="90" w:type="dxa"/>
+              <w:right w:w="90" w:type="dxa"/>
+            </w:tcMar>
+          </w:tcPr>
+          <w:p>
+            <w:pPr>
+              <w:jc w:val="center"/>
+            </w:pPr>
+            <w:r>
+              <w:rPr>
+                <w:rFonts w:ascii="Calibri" w:hAnsi="Calibri"/>
+                <w:color w:val="1F2937"/>
+                <w:sz w:val="18"/>
+              </w:rPr>
+              <w:t>Whether subscriber is aged 65+ (1 = Yes, 0 = No)</w:t>
+            </w:r>
+          </w:p>
+        </w:tc>
+      </w:tr>
+      <w:tr>
+        <w:tc>
+          <w:tcPr>
+            <w:tcW w:type="dxa" w:w="2304"/>
+            <w:shd w:fill="F8FAFC"/>
+            <w:tcMar>
+              <w:top w:w="70" w:type="dxa"/>
+              <w:bottom w:w="70" w:type="dxa"/>
+              <w:left w:w="90" w:type="dxa"/>
+              <w:right w:w="90" w:type="dxa"/>
+            </w:tcMar>
+          </w:tcPr>
+          <w:p>
+            <w:pPr>
+              <w:jc w:val="left"/>
+            </w:pPr>
+            <w:r>
+              <w:rPr>
+                <w:rFonts w:ascii="Calibri" w:hAnsi="Calibri"/>
+                <w:color w:val="1F2937"/>
+                <w:sz w:val="18"/>
+              </w:rPr>
+              <w:t>Partner</w:t>
+            </w:r>
+          </w:p>
+        </w:tc>
+        <w:tc>
+          <w:tcPr>
+            <w:tcW w:type="dxa" w:w="2160"/>
+            <w:shd w:fill="F8FAFC"/>
+            <w:tcMar>
+              <w:top w:w="70" w:type="dxa"/>
+              <w:bottom w:w="70" w:type="dxa"/>
+              <w:left w:w="90" w:type="dxa"/>
+              <w:right w:w="90" w:type="dxa"/>
+            </w:tcMar>
+          </w:tcPr>
+          <w:p>
+            <w:pPr>
+              <w:jc w:val="center"/>
+            </w:pPr>
+            <w:r>
+              <w:rPr>
+                <w:rFonts w:ascii="Calibri" w:hAnsi="Calibri"/>
+                <w:color w:val="1F2937"/>
+                <w:sz w:val="18"/>
+              </w:rPr>
+              <w:t>Categorical (Binary)</w:t>
+            </w:r>
+          </w:p>
+        </w:tc>
+        <w:tc>
+          <w:tcPr>
+            <w:tcW w:type="dxa" w:w="4896"/>
+            <w:shd w:fill="F8FAFC"/>
+            <w:tcMar>
+              <w:top w:w="70" w:type="dxa"/>
+              <w:bottom w:w="70" w:type="dxa"/>
+              <w:left w:w="90" w:type="dxa"/>
+              <w:right w:w="90" w:type="dxa"/>
+            </w:tcMar>
+          </w:tcPr>
+          <w:p>
+            <w:pPr>
+              <w:jc w:val="center"/>
+            </w:pPr>
+            <w:r>
+              <w:rPr>
+                <w:rFonts w:ascii="Calibri" w:hAnsi="Calibri"/>
+                <w:color w:val="1F2937"/>
+                <w:sz w:val="18"/>
+              </w:rPr>
+              <w:t>Whether subscriber has a spouse or partner (Yes / No)</w:t>
+            </w:r>
+          </w:p>
+        </w:tc>
+      </w:tr>
+      <w:tr>
+        <w:tc>
+          <w:tcPr>
+            <w:tcW w:type="dxa" w:w="2304"/>
+            <w:shd w:fill="FFFFFF"/>
+            <w:tcMar>
+              <w:top w:w="70" w:type="dxa"/>
+              <w:bottom w:w="70" w:type="dxa"/>
+              <w:left w:w="90" w:type="dxa"/>
+              <w:right w:w="90" w:type="dxa"/>
+            </w:tcMar>
+          </w:tcPr>
+          <w:p>
+            <w:pPr>
+              <w:jc w:val="left"/>
+            </w:pPr>
+            <w:r>
+              <w:rPr>
+                <w:rFonts w:ascii="Calibri" w:hAnsi="Calibri"/>
+                <w:color w:val="1F2937"/>
+                <w:sz w:val="18"/>
+              </w:rPr>
+              <w:t>Dependents</w:t>
+            </w:r>
+          </w:p>
+        </w:tc>
+        <w:tc>
+          <w:tcPr>
+            <w:tcW w:type="dxa" w:w="2160"/>
+            <w:shd w:fill="FFFFFF"/>
+            <w:tcMar>
+              <w:top w:w="70" w:type="dxa"/>
+              <w:bottom w:w="70" w:type="dxa"/>
+              <w:left w:w="90" w:type="dxa"/>
+              <w:right w:w="90" w:type="dxa"/>
+            </w:tcMar>
+          </w:tcPr>
+          <w:p>
+            <w:pPr>
+              <w:jc w:val="center"/>
+            </w:pPr>
+            <w:r>
+              <w:rPr>
+                <w:rFonts w:ascii="Calibri" w:hAnsi="Calibri"/>
+                <w:color w:val="1F2937"/>
+                <w:sz w:val="18"/>
+              </w:rPr>
+              <w:t>Categorical (Binary)</w:t>
+            </w:r>
+          </w:p>
+        </w:tc>
+        <w:tc>
+          <w:tcPr>
+            <w:tcW w:type="dxa" w:w="4896"/>
+            <w:shd w:fill="FFFFFF"/>
+            <w:tcMar>
+              <w:top w:w="70" w:type="dxa"/>
+              <w:bottom w:w="70" w:type="dxa"/>
+              <w:left w:w="90" w:type="dxa"/>
+              <w:right w:w="90" w:type="dxa"/>
+            </w:tcMar>
+          </w:tcPr>
+          <w:p>
+            <w:pPr>
+              <w:jc w:val="center"/>
+            </w:pPr>
+            <w:r>
+              <w:rPr>
+                <w:rFonts w:ascii="Calibri" w:hAnsi="Calibri"/>
+                <w:color w:val="1F2937"/>
+                <w:sz w:val="18"/>
+              </w:rPr>
+              <w:t>Whether subscriber lives with dependents (Yes / No)</w:t>
+            </w:r>
+          </w:p>
+        </w:tc>
+      </w:tr>
+      <w:tr>
+        <w:tc>
+          <w:tcPr>
+            <w:tcW w:type="dxa" w:w="2304"/>
+            <w:shd w:fill="F8FAFC"/>
+            <w:tcMar>
+              <w:top w:w="70" w:type="dxa"/>
+              <w:bottom w:w="70" w:type="dxa"/>
+              <w:left w:w="90" w:type="dxa"/>
+              <w:right w:w="90" w:type="dxa"/>
+            </w:tcMar>
+          </w:tcPr>
+          <w:p>
+            <w:pPr>
+              <w:jc w:val="left"/>
+            </w:pPr>
+            <w:r>
+              <w:rPr>
+                <w:rFonts w:ascii="Calibri" w:hAnsi="Calibri"/>
+                <w:color w:val="1F2937"/>
+                <w:sz w:val="18"/>
+              </w:rPr>
+              <w:t>tenure</w:t>
+            </w:r>
+          </w:p>
+        </w:tc>
+        <w:tc>
+          <w:tcPr>
+            <w:tcW w:type="dxa" w:w="2160"/>
+            <w:shd w:fill="F8FAFC"/>
+            <w:tcMar>
+              <w:top w:w="70" w:type="dxa"/>
+              <w:bottom w:w="70" w:type="dxa"/>
+              <w:left w:w="90" w:type="dxa"/>
+              <w:right w:w="90" w:type="dxa"/>
+            </w:tcMar>
+          </w:tcPr>
+          <w:p>
+            <w:pPr>
+              <w:jc w:val="center"/>
+            </w:pPr>
+            <w:r>
+              <w:rPr>
+                <w:rFonts w:ascii="Calibri" w:hAnsi="Calibri"/>
+                <w:color w:val="1F2937"/>
+                <w:sz w:val="18"/>
+              </w:rPr>
+              <w:t>Numerical (Integer)</w:t>
+            </w:r>
+          </w:p>
+        </w:tc>
+        <w:tc>
+          <w:tcPr>
+            <w:tcW w:type="dxa" w:w="4896"/>
+            <w:shd w:fill="F8FAFC"/>
+            <w:tcMar>
+              <w:top w:w="70" w:type="dxa"/>
+              <w:bottom w:w="70" w:type="dxa"/>
+              <w:left w:w="90" w:type="dxa"/>
+              <w:right w:w="90" w:type="dxa"/>
+            </w:tcMar>
+          </w:tcPr>
+          <w:p>
+            <w:pPr>
+              <w:jc w:val="center"/>
+            </w:pPr>
+            <w:r>
+              <w:rPr>
+                <w:rFonts w:ascii="Calibri" w:hAnsi="Calibri"/>
+                <w:color w:val="1F2937"/>
+                <w:sz w:val="18"/>
+              </w:rPr>
+              <w:t>Number of active subscription months with company (0 - 72)</w:t>
+            </w:r>
+          </w:p>
+        </w:tc>
+      </w:tr>
+      <w:tr>
+        <w:tc>
+          <w:tcPr>
+            <w:tcW w:type="dxa" w:w="2304"/>
+            <w:shd w:fill="FFFFFF"/>
+            <w:tcMar>
+              <w:top w:w="70" w:type="dxa"/>
+              <w:bottom w:w="70" w:type="dxa"/>
+              <w:left w:w="90" w:type="dxa"/>
+              <w:right w:w="90" w:type="dxa"/>
+            </w:tcMar>
+          </w:tcPr>
+          <w:p>
+            <w:pPr>
+              <w:jc w:val="left"/>
+            </w:pPr>
+            <w:r>
+              <w:rPr>
+                <w:rFonts w:ascii="Calibri" w:hAnsi="Calibri"/>
+                <w:color w:val="1F2937"/>
+                <w:sz w:val="18"/>
+              </w:rPr>
+              <w:t>PhoneService</w:t>
+            </w:r>
+          </w:p>
+        </w:tc>
+        <w:tc>
+          <w:tcPr>
+            <w:tcW w:type="dxa" w:w="2160"/>
+            <w:shd w:fill="FFFFFF"/>
+            <w:tcMar>
+              <w:top w:w="70" w:type="dxa"/>
+              <w:bottom w:w="70" w:type="dxa"/>
+              <w:left w:w="90" w:type="dxa"/>
+              <w:right w:w="90" w:type="dxa"/>
+            </w:tcMar>
+          </w:tcPr>
+          <w:p>
+            <w:pPr>
+              <w:jc w:val="center"/>
+            </w:pPr>
+            <w:r>
+              <w:rPr>
+                <w:rFonts w:ascii="Calibri" w:hAnsi="Calibri"/>
+                <w:color w:val="1F2937"/>
+                <w:sz w:val="18"/>
+              </w:rPr>
+              <w:t>Categorical (Binary)</w:t>
+            </w:r>
+          </w:p>
+        </w:tc>
+        <w:tc>
+          <w:tcPr>
+            <w:tcW w:type="dxa" w:w="4896"/>
+            <w:shd w:fill="FFFFFF"/>
+            <w:tcMar>
+              <w:top w:w="70" w:type="dxa"/>
+              <w:bottom w:w="70" w:type="dxa"/>
+              <w:left w:w="90" w:type="dxa"/>
+              <w:right w:w="90" w:type="dxa"/>
+            </w:tcMar>
+          </w:tcPr>
+          <w:p>
+            <w:pPr>
+              <w:jc w:val="center"/>
+            </w:pPr>
+            <w:r>
+              <w:rPr>
+                <w:rFonts w:ascii="Calibri" w:hAnsi="Calibri"/>
+                <w:color w:val="1F2937"/>
+                <w:sz w:val="18"/>
+              </w:rPr>
+              <w:t>Whether subscriber has active fixed-line telephone service (Yes / No)</w:t>
+            </w:r>
+          </w:p>
+        </w:tc>
+      </w:tr>
+      <w:tr>
+        <w:tc>
+          <w:tcPr>
+            <w:tcW w:type="dxa" w:w="2304"/>
+            <w:shd w:fill="F8FAFC"/>
+            <w:tcMar>
+              <w:top w:w="70" w:type="dxa"/>
+              <w:bottom w:w="70" w:type="dxa"/>
+              <w:left w:w="90" w:type="dxa"/>
+              <w:right w:w="90" w:type="dxa"/>
+            </w:tcMar>
+          </w:tcPr>
+          <w:p>
+            <w:pPr>
+              <w:jc w:val="left"/>
+            </w:pPr>
+            <w:r>
+              <w:rPr>
+                <w:rFonts w:ascii="Calibri" w:hAnsi="Calibri"/>
+                <w:color w:val="1F2937"/>
+                <w:sz w:val="18"/>
+              </w:rPr>
+              <w:t>MultipleLines</w:t>
+            </w:r>
+          </w:p>
+        </w:tc>
+        <w:tc>
+          <w:tcPr>
+            <w:tcW w:type="dxa" w:w="2160"/>
+            <w:shd w:fill="F8FAFC"/>
+            <w:tcMar>
+              <w:top w:w="70" w:type="dxa"/>
+              <w:bottom w:w="70" w:type="dxa"/>
+              <w:left w:w="90" w:type="dxa"/>
+              <w:right w:w="90" w:type="dxa"/>
+            </w:tcMar>
+          </w:tcPr>
+          <w:p>
+            <w:pPr>
+              <w:jc w:val="center"/>
+            </w:pPr>
+            <w:r>
+              <w:rPr>
+                <w:rFonts w:ascii="Calibri" w:hAnsi="Calibri"/>
+                <w:color w:val="1F2937"/>
+                <w:sz w:val="18"/>
+              </w:rPr>
+              <w:t>Categorical (3 levels)</w:t>
+            </w:r>
+          </w:p>
+        </w:tc>
+        <w:tc>
+          <w:tcPr>
+            <w:tcW w:type="dxa" w:w="4896"/>
+            <w:shd w:fill="F8FAFC"/>
+            <w:tcMar>
+              <w:top w:w="70" w:type="dxa"/>
+              <w:bottom w:w="70" w:type="dxa"/>
+              <w:left w:w="90" w:type="dxa"/>
+              <w:right w:w="90" w:type="dxa"/>
+            </w:tcMar>
+          </w:tcPr>
+          <w:p>
+            <w:pPr>
+              <w:jc w:val="center"/>
+            </w:pPr>
+            <w:r>
+              <w:rPr>
+                <w:rFonts w:ascii="Calibri" w:hAnsi="Calibri"/>
+                <w:color w:val="1F2937"/>
+                <w:sz w:val="18"/>
+              </w:rPr>
+              <w:t>No, Yes, No phone service</w:t>
+            </w:r>
+          </w:p>
+        </w:tc>
+      </w:tr>
+      <w:tr>
+        <w:tc>
+          <w:tcPr>
+            <w:tcW w:type="dxa" w:w="2304"/>
+            <w:shd w:fill="FFFFFF"/>
+            <w:tcMar>
+              <w:top w:w="70" w:type="dxa"/>
+              <w:bottom w:w="70" w:type="dxa"/>
+              <w:left w:w="90" w:type="dxa"/>
+              <w:right w:w="90" w:type="dxa"/>
+            </w:tcMar>
+          </w:tcPr>
+          <w:p>
+            <w:pPr>
+              <w:jc w:val="left"/>
+            </w:pPr>
+            <w:r>
+              <w:rPr>
+                <w:rFonts w:ascii="Calibri" w:hAnsi="Calibri"/>
+                <w:color w:val="1F2937"/>
+                <w:sz w:val="18"/>
+              </w:rPr>
+              <w:t>InternetService</w:t>
+            </w:r>
+          </w:p>
+        </w:tc>
+        <w:tc>
+          <w:tcPr>
+            <w:tcW w:type="dxa" w:w="2160"/>
+            <w:shd w:fill="FFFFFF"/>
+            <w:tcMar>
+              <w:top w:w="70" w:type="dxa"/>
+              <w:bottom w:w="70" w:type="dxa"/>
+              <w:left w:w="90" w:type="dxa"/>
+              <w:right w:w="90" w:type="dxa"/>
+            </w:tcMar>
+          </w:tcPr>
+          <w:p>
+            <w:pPr>
+              <w:jc w:val="center"/>
+            </w:pPr>
+            <w:r>
+              <w:rPr>
+                <w:rFonts w:ascii="Calibri" w:hAnsi="Calibri"/>
+                <w:color w:val="1F2937"/>
+                <w:sz w:val="18"/>
+              </w:rPr>
+              <w:t>Categorical (3 levels)</w:t>
+            </w:r>
+          </w:p>
+        </w:tc>
+        <w:tc>
+          <w:tcPr>
+            <w:tcW w:type="dxa" w:w="4896"/>
+            <w:shd w:fill="FFFFFF"/>
+            <w:tcMar>
+              <w:top w:w="70" w:type="dxa"/>
+              <w:bottom w:w="70" w:type="dxa"/>
+              <w:left w:w="90" w:type="dxa"/>
+              <w:right w:w="90" w:type="dxa"/>
+            </w:tcMar>
+          </w:tcPr>
+          <w:p>
+            <w:pPr>
+              <w:jc w:val="center"/>
+            </w:pPr>
+            <w:r>
+              <w:rPr>
+                <w:rFonts w:ascii="Calibri" w:hAnsi="Calibri"/>
+                <w:color w:val="1F2937"/>
+                <w:sz w:val="18"/>
+              </w:rPr>
+              <w:t>DSL, Fiber optic, No</w:t>
+            </w:r>
+          </w:p>
+        </w:tc>
+      </w:tr>
+      <w:tr>
+        <w:tc>
+          <w:tcPr>
+            <w:tcW w:type="dxa" w:w="2304"/>
+            <w:shd w:fill="F8FAFC"/>
+            <w:tcMar>
+              <w:top w:w="70" w:type="dxa"/>
+              <w:bottom w:w="70" w:type="dxa"/>
+              <w:left w:w="90" w:type="dxa"/>
+              <w:right w:w="90" w:type="dxa"/>
+            </w:tcMar>
+          </w:tcPr>
+          <w:p>
+            <w:pPr>
+              <w:jc w:val="left"/>
+            </w:pPr>
+            <w:r>
+              <w:rPr>
+                <w:rFonts w:ascii="Calibri" w:hAnsi="Calibri"/>
+                <w:color w:val="1F2937"/>
+                <w:sz w:val="18"/>
+              </w:rPr>
+              <w:t>OnlineSecurity</w:t>
+            </w:r>
+          </w:p>
+        </w:tc>
+        <w:tc>
+          <w:tcPr>
+            <w:tcW w:type="dxa" w:w="2160"/>
+            <w:shd w:fill="F8FAFC"/>
+            <w:tcMar>
+              <w:top w:w="70" w:type="dxa"/>
+              <w:bottom w:w="70" w:type="dxa"/>
+              <w:left w:w="90" w:type="dxa"/>
+              <w:right w:w="90" w:type="dxa"/>
+            </w:tcMar>
+          </w:tcPr>
+          <w:p>
+            <w:pPr>
+              <w:jc w:val="center"/>
+            </w:pPr>
+            <w:r>
+              <w:rPr>
+                <w:rFonts w:ascii="Calibri" w:hAnsi="Calibri"/>
+                <w:color w:val="1F2937"/>
+                <w:sz w:val="18"/>
+              </w:rPr>
+              <w:t>Categorical (3 levels)</w:t>
+            </w:r>
+          </w:p>
+        </w:tc>
+        <w:tc>
+          <w:tcPr>
+            <w:tcW w:type="dxa" w:w="4896"/>
+            <w:shd w:fill="F8FAFC"/>
+            <w:tcMar>
+              <w:top w:w="70" w:type="dxa"/>
+              <w:bottom w:w="70" w:type="dxa"/>
+              <w:left w:w="90" w:type="dxa"/>
+              <w:right w:w="90" w:type="dxa"/>
+            </w:tcMar>
+          </w:tcPr>
+          <w:p>
+            <w:pPr>
+              <w:jc w:val="center"/>
+            </w:pPr>
+            <w:r>
+              <w:rPr>
+                <w:rFonts w:ascii="Calibri" w:hAnsi="Calibri"/>
+                <w:color w:val="1F2937"/>
+                <w:sz w:val="18"/>
+              </w:rPr>
+              <w:t>Yes, No, No internet service</w:t>
+            </w:r>
+          </w:p>
+        </w:tc>
+      </w:tr>
+      <w:tr>
+        <w:tc>
+          <w:tcPr>
+            <w:tcW w:type="dxa" w:w="2304"/>
+            <w:shd w:fill="FFFFFF"/>
+            <w:tcMar>
+              <w:top w:w="70" w:type="dxa"/>
+              <w:bottom w:w="70" w:type="dxa"/>
+              <w:left w:w="90" w:type="dxa"/>
+              <w:right w:w="90" w:type="dxa"/>
+            </w:tcMar>
+          </w:tcPr>
+          <w:p>
+            <w:pPr>
+              <w:jc w:val="left"/>
+            </w:pPr>
+            <w:r>
+              <w:rPr>
+                <w:rFonts w:ascii="Calibri" w:hAnsi="Calibri"/>
+                <w:color w:val="1F2937"/>
+                <w:sz w:val="18"/>
+              </w:rPr>
+              <w:t>OnlineBackup</w:t>
+            </w:r>
+          </w:p>
+        </w:tc>
+        <w:tc>
+          <w:tcPr>
+            <w:tcW w:type="dxa" w:w="2160"/>
+            <w:shd w:fill="FFFFFF"/>
+            <w:tcMar>
+              <w:top w:w="70" w:type="dxa"/>
+              <w:bottom w:w="70" w:type="dxa"/>
+              <w:left w:w="90" w:type="dxa"/>
+              <w:right w:w="90" w:type="dxa"/>
+            </w:tcMar>
+          </w:tcPr>
+          <w:p>
+            <w:pPr>
+              <w:jc w:val="center"/>
+            </w:pPr>
+            <w:r>
+              <w:rPr>
+                <w:rFonts w:ascii="Calibri" w:hAnsi="Calibri"/>
+                <w:color w:val="1F2937"/>
+                <w:sz w:val="18"/>
+              </w:rPr>
+              <w:t>Categorical (3 levels)</w:t>
+            </w:r>
+          </w:p>
+        </w:tc>
+        <w:tc>
+          <w:tcPr>
+            <w:tcW w:type="dxa" w:w="4896"/>
+            <w:shd w:fill="FFFFFF"/>
+            <w:tcMar>
+              <w:top w:w="70" w:type="dxa"/>
+              <w:bottom w:w="70" w:type="dxa"/>
+              <w:left w:w="90" w:type="dxa"/>
+              <w:right w:w="90" w:type="dxa"/>
+            </w:tcMar>
+          </w:tcPr>
+          <w:p>
+            <w:pPr>
+              <w:jc w:val="center"/>
+            </w:pPr>
+            <w:r>
+              <w:rPr>
+                <w:rFonts w:ascii="Calibri" w:hAnsi="Calibri"/>
+                <w:color w:val="1F2937"/>
+                <w:sz w:val="18"/>
+              </w:rPr>
+              <w:t>Yes, No, No internet service</w:t>
+            </w:r>
+          </w:p>
+        </w:tc>
+      </w:tr>
+      <w:tr>
+        <w:tc>
+          <w:tcPr>
+            <w:tcW w:type="dxa" w:w="2304"/>
+            <w:shd w:fill="F8FAFC"/>
+            <w:tcMar>
+              <w:top w:w="70" w:type="dxa"/>
+              <w:bottom w:w="70" w:type="dxa"/>
+              <w:left w:w="90" w:type="dxa"/>
+              <w:right w:w="90" w:type="dxa"/>
+            </w:tcMar>
+          </w:tcPr>
+          <w:p>
+            <w:pPr>
+              <w:jc w:val="left"/>
+            </w:pPr>
+            <w:r>
+              <w:rPr>
+                <w:rFonts w:ascii="Calibri" w:hAnsi="Calibri"/>
+                <w:color w:val="1F2937"/>
+                <w:sz w:val="18"/>
+              </w:rPr>
+              <w:t>DeviceProtection</w:t>
+            </w:r>
+          </w:p>
+        </w:tc>
+        <w:tc>
+          <w:tcPr>
+            <w:tcW w:type="dxa" w:w="2160"/>
+            <w:shd w:fill="F8FAFC"/>
+            <w:tcMar>
+              <w:top w:w="70" w:type="dxa"/>
+              <w:bottom w:w="70" w:type="dxa"/>
+              <w:left w:w="90" w:type="dxa"/>
+              <w:right w:w="90" w:type="dxa"/>
+            </w:tcMar>
+          </w:tcPr>
+          <w:p>
+            <w:pPr>
+              <w:jc w:val="center"/>
+            </w:pPr>
+            <w:r>
+              <w:rPr>
+                <w:rFonts w:ascii="Calibri" w:hAnsi="Calibri"/>
+                <w:color w:val="1F2937"/>
+                <w:sz w:val="18"/>
+              </w:rPr>
+              <w:t>Categorical (3 levels)</w:t>
+            </w:r>
+          </w:p>
+        </w:tc>
+        <w:tc>
+          <w:tcPr>
+            <w:tcW w:type="dxa" w:w="4896"/>
+            <w:shd w:fill="F8FAFC"/>
+            <w:tcMar>
+              <w:top w:w="70" w:type="dxa"/>
+              <w:bottom w:w="70" w:type="dxa"/>
+              <w:left w:w="90" w:type="dxa"/>
+              <w:right w:w="90" w:type="dxa"/>
+            </w:tcMar>
+          </w:tcPr>
+          <w:p>
+            <w:pPr>
+              <w:jc w:val="center"/>
+            </w:pPr>
+            <w:r>
+              <w:rPr>
+                <w:rFonts w:ascii="Calibri" w:hAnsi="Calibri"/>
+                <w:color w:val="1F2937"/>
+                <w:sz w:val="18"/>
+              </w:rPr>
+              <w:t>Yes, No, No internet service</w:t>
+            </w:r>
+          </w:p>
+        </w:tc>
+      </w:tr>
+      <w:tr>
+        <w:tc>
+          <w:tcPr>
+            <w:tcW w:type="dxa" w:w="2304"/>
+            <w:shd w:fill="FFFFFF"/>
+            <w:tcMar>
+              <w:top w:w="70" w:type="dxa"/>
+              <w:bottom w:w="70" w:type="dxa"/>
+              <w:left w:w="90" w:type="dxa"/>
+              <w:right w:w="90" w:type="dxa"/>
+            </w:tcMar>
+          </w:tcPr>
+          <w:p>
+            <w:pPr>
+              <w:jc w:val="left"/>
+            </w:pPr>
+            <w:r>
+              <w:rPr>
+                <w:rFonts w:ascii="Calibri" w:hAnsi="Calibri"/>
+                <w:color w:val="1F2937"/>
+                <w:sz w:val="18"/>
+              </w:rPr>
+              <w:t>TechSupport</w:t>
+            </w:r>
+          </w:p>
+        </w:tc>
+        <w:tc>
+          <w:tcPr>
+            <w:tcW w:type="dxa" w:w="2160"/>
+            <w:shd w:fill="FFFFFF"/>
+            <w:tcMar>
+              <w:top w:w="70" w:type="dxa"/>
+              <w:bottom w:w="70" w:type="dxa"/>
+              <w:left w:w="90" w:type="dxa"/>
+              <w:right w:w="90" w:type="dxa"/>
+            </w:tcMar>
+          </w:tcPr>
+          <w:p>
+            <w:pPr>
+              <w:jc w:val="center"/>
+            </w:pPr>
+            <w:r>
+              <w:rPr>
+                <w:rFonts w:ascii="Calibri" w:hAnsi="Calibri"/>
+                <w:color w:val="1F2937"/>
+                <w:sz w:val="18"/>
+              </w:rPr>
+              <w:t>Categorical (3 levels)</w:t>
+            </w:r>
+          </w:p>
+        </w:tc>
+        <w:tc>
+          <w:tcPr>
+            <w:tcW w:type="dxa" w:w="4896"/>
+            <w:shd w:fill="FFFFFF"/>
+            <w:tcMar>
+              <w:top w:w="70" w:type="dxa"/>
+              <w:bottom w:w="70" w:type="dxa"/>
+              <w:left w:w="90" w:type="dxa"/>
+              <w:right w:w="90" w:type="dxa"/>
+            </w:tcMar>
+          </w:tcPr>
+          <w:p>
+            <w:pPr>
+              <w:jc w:val="center"/>
+            </w:pPr>
+            <w:r>
+              <w:rPr>
+                <w:rFonts w:ascii="Calibri" w:hAnsi="Calibri"/>
+                <w:color w:val="1F2937"/>
+                <w:sz w:val="18"/>
+              </w:rPr>
+              <w:t>Yes, No, No internet service</w:t>
+            </w:r>
+          </w:p>
+        </w:tc>
+      </w:tr>
+      <w:tr>
+        <w:tc>
+          <w:tcPr>
+            <w:tcW w:type="dxa" w:w="2304"/>
+            <w:shd w:fill="F8FAFC"/>
+            <w:tcMar>
+              <w:top w:w="70" w:type="dxa"/>
+              <w:bottom w:w="70" w:type="dxa"/>
+              <w:left w:w="90" w:type="dxa"/>
+              <w:right w:w="90" w:type="dxa"/>
+            </w:tcMar>
+          </w:tcPr>
+          <w:p>
+            <w:pPr>
+              <w:jc w:val="left"/>
+            </w:pPr>
+            <w:r>
+              <w:rPr>
+                <w:rFonts w:ascii="Calibri" w:hAnsi="Calibri"/>
+                <w:color w:val="1F2937"/>
+                <w:sz w:val="18"/>
+              </w:rPr>
+              <w:t>StreamingTV</w:t>
+            </w:r>
+          </w:p>
+        </w:tc>
+        <w:tc>
+          <w:tcPr>
+            <w:tcW w:type="dxa" w:w="2160"/>
+            <w:shd w:fill="F8FAFC"/>
+            <w:tcMar>
+              <w:top w:w="70" w:type="dxa"/>
+              <w:bottom w:w="70" w:type="dxa"/>
+              <w:left w:w="90" w:type="dxa"/>
+              <w:right w:w="90" w:type="dxa"/>
+            </w:tcMar>
+          </w:tcPr>
+          <w:p>
+            <w:pPr>
+              <w:jc w:val="center"/>
+            </w:pPr>
+            <w:r>
+              <w:rPr>
+                <w:rFonts w:ascii="Calibri" w:hAnsi="Calibri"/>
+                <w:color w:val="1F2937"/>
+                <w:sz w:val="18"/>
+              </w:rPr>
+              <w:t>Categorical (3 levels)</w:t>
+            </w:r>
+          </w:p>
+        </w:tc>
+        <w:tc>
+          <w:tcPr>
+            <w:tcW w:type="dxa" w:w="4896"/>
+            <w:shd w:fill="F8FAFC"/>
+            <w:tcMar>
+              <w:top w:w="70" w:type="dxa"/>
+              <w:bottom w:w="70" w:type="dxa"/>
+              <w:left w:w="90" w:type="dxa"/>
+              <w:right w:w="90" w:type="dxa"/>
+            </w:tcMar>
+          </w:tcPr>
+          <w:p>
+            <w:pPr>
+              <w:jc w:val="center"/>
+            </w:pPr>
+            <w:r>
+              <w:rPr>
+                <w:rFonts w:ascii="Calibri" w:hAnsi="Calibri"/>
+                <w:color w:val="1F2937"/>
+                <w:sz w:val="18"/>
+              </w:rPr>
+              <w:t>Yes, No, No internet service</w:t>
+            </w:r>
+          </w:p>
+        </w:tc>
+      </w:tr>
+      <w:tr>
+        <w:tc>
+          <w:tcPr>
+            <w:tcW w:type="dxa" w:w="2304"/>
+            <w:shd w:fill="FFFFFF"/>
+            <w:tcMar>
+              <w:top w:w="70" w:type="dxa"/>
+              <w:bottom w:w="70" w:type="dxa"/>
+              <w:left w:w="90" w:type="dxa"/>
+              <w:right w:w="90" w:type="dxa"/>
+            </w:tcMar>
+          </w:tcPr>
+          <w:p>
+            <w:pPr>
+              <w:jc w:val="left"/>
+            </w:pPr>
+            <w:r>
+              <w:rPr>
+                <w:rFonts w:ascii="Calibri" w:hAnsi="Calibri"/>
+                <w:color w:val="1F2937"/>
+                <w:sz w:val="18"/>
+              </w:rPr>
+              <w:t>StreamingMovies</w:t>
+            </w:r>
+          </w:p>
+        </w:tc>
+        <w:tc>
+          <w:tcPr>
+            <w:tcW w:type="dxa" w:w="2160"/>
+            <w:shd w:fill="FFFFFF"/>
+            <w:tcMar>
+              <w:top w:w="70" w:type="dxa"/>
+              <w:bottom w:w="70" w:type="dxa"/>
+              <w:left w:w="90" w:type="dxa"/>
+              <w:right w:w="90" w:type="dxa"/>
+            </w:tcMar>
+          </w:tcPr>
+          <w:p>
+            <w:pPr>
+              <w:jc w:val="center"/>
+            </w:pPr>
+            <w:r>
+              <w:rPr>
+                <w:rFonts w:ascii="Calibri" w:hAnsi="Calibri"/>
+                <w:color w:val="1F2937"/>
+                <w:sz w:val="18"/>
+              </w:rPr>
+              <w:t>Categorical (3 levels)</w:t>
+            </w:r>
+          </w:p>
+        </w:tc>
+        <w:tc>
+          <w:tcPr>
+            <w:tcW w:type="dxa" w:w="4896"/>
+            <w:shd w:fill="FFFFFF"/>
+            <w:tcMar>
+              <w:top w:w="70" w:type="dxa"/>
+              <w:bottom w:w="70" w:type="dxa"/>
+              <w:left w:w="90" w:type="dxa"/>
+              <w:right w:w="90" w:type="dxa"/>
+            </w:tcMar>
+          </w:tcPr>
+          <w:p>
+            <w:pPr>
+              <w:jc w:val="center"/>
+            </w:pPr>
+            <w:r>
+              <w:rPr>
+                <w:rFonts w:ascii="Calibri" w:hAnsi="Calibri"/>
+                <w:color w:val="1F2937"/>
+                <w:sz w:val="18"/>
+              </w:rPr>
+              <w:t>Yes, No, No internet service</w:t>
+            </w:r>
+          </w:p>
+        </w:tc>
+      </w:tr>
+      <w:tr>
+        <w:tc>
+          <w:tcPr>
+            <w:tcW w:type="dxa" w:w="2304"/>
+            <w:shd w:fill="F8FAFC"/>
+            <w:tcMar>
+              <w:top w:w="70" w:type="dxa"/>
+              <w:bottom w:w="70" w:type="dxa"/>
+              <w:left w:w="90" w:type="dxa"/>
+              <w:right w:w="90" w:type="dxa"/>
+            </w:tcMar>
+          </w:tcPr>
+          <w:p>
+            <w:pPr>
+              <w:jc w:val="left"/>
+            </w:pPr>
+            <w:r>
+              <w:rPr>
+                <w:rFonts w:ascii="Calibri" w:hAnsi="Calibri"/>
+                <w:color w:val="1F2937"/>
+                <w:sz w:val="18"/>
+              </w:rPr>
+              <w:t>Contract</w:t>
+            </w:r>
+          </w:p>
+        </w:tc>
+        <w:tc>
+          <w:tcPr>
+            <w:tcW w:type="dxa" w:w="2160"/>
+            <w:shd w:fill="F8FAFC"/>
+            <w:tcMar>
+              <w:top w:w="70" w:type="dxa"/>
+              <w:bottom w:w="70" w:type="dxa"/>
+              <w:left w:w="90" w:type="dxa"/>
+              <w:right w:w="90" w:type="dxa"/>
+            </w:tcMar>
+          </w:tcPr>
+          <w:p>
+            <w:pPr>
+              <w:jc w:val="center"/>
+            </w:pPr>
+            <w:r>
+              <w:rPr>
+                <w:rFonts w:ascii="Calibri" w:hAnsi="Calibri"/>
+                <w:color w:val="1F2937"/>
+                <w:sz w:val="18"/>
+              </w:rPr>
+              <w:t>Categorical (3 levels)</w:t>
+            </w:r>
+          </w:p>
+        </w:tc>
+        <w:tc>
+          <w:tcPr>
+            <w:tcW w:type="dxa" w:w="4896"/>
+            <w:shd w:fill="F8FAFC"/>
+            <w:tcMar>
+              <w:top w:w="70" w:type="dxa"/>
+              <w:bottom w:w="70" w:type="dxa"/>
+              <w:left w:w="90" w:type="dxa"/>
+              <w:right w:w="90" w:type="dxa"/>
+            </w:tcMar>
+          </w:tcPr>
+          <w:p>
+            <w:pPr>
+              <w:jc w:val="center"/>
+            </w:pPr>
+            <w:r>
+              <w:rPr>
+                <w:rFonts w:ascii="Calibri" w:hAnsi="Calibri"/>
+                <w:color w:val="1F2937"/>
+                <w:sz w:val="18"/>
+              </w:rPr>
+              <w:t>Month-to-month, One year, Two year</w:t>
+            </w:r>
+          </w:p>
+        </w:tc>
+      </w:tr>
+      <w:tr>
+        <w:tc>
+          <w:tcPr>
+            <w:tcW w:type="dxa" w:w="2304"/>
+            <w:shd w:fill="FFFFFF"/>
+            <w:tcMar>
+              <w:top w:w="70" w:type="dxa"/>
+              <w:bottom w:w="70" w:type="dxa"/>
+              <w:left w:w="90" w:type="dxa"/>
+              <w:right w:w="90" w:type="dxa"/>
+            </w:tcMar>
+          </w:tcPr>
+          <w:p>
+            <w:pPr>
+              <w:jc w:val="left"/>
+            </w:pPr>
+            <w:r>
+              <w:rPr>
+                <w:rFonts w:ascii="Calibri" w:hAnsi="Calibri"/>
+                <w:color w:val="1F2937"/>
+                <w:sz w:val="18"/>
+              </w:rPr>
+              <w:t>PaperlessBilling</w:t>
+            </w:r>
+          </w:p>
+        </w:tc>
+        <w:tc>
+          <w:tcPr>
+            <w:tcW w:type="dxa" w:w="2160"/>
+            <w:shd w:fill="FFFFFF"/>
+            <w:tcMar>
+              <w:top w:w="70" w:type="dxa"/>
+              <w:bottom w:w="70" w:type="dxa"/>
+              <w:left w:w="90" w:type="dxa"/>
+              <w:right w:w="90" w:type="dxa"/>
+            </w:tcMar>
+          </w:tcPr>
+          <w:p>
+            <w:pPr>
+              <w:jc w:val="center"/>
+            </w:pPr>
+            <w:r>
+              <w:rPr>
+                <w:rFonts w:ascii="Calibri" w:hAnsi="Calibri"/>
+                <w:color w:val="1F2937"/>
+                <w:sz w:val="18"/>
+              </w:rPr>
+              <w:t>Categorical (Binary)</w:t>
+            </w:r>
+          </w:p>
+        </w:tc>
+        <w:tc>
+          <w:tcPr>
+            <w:tcW w:type="dxa" w:w="4896"/>
+            <w:shd w:fill="FFFFFF"/>
+            <w:tcMar>
+              <w:top w:w="70" w:type="dxa"/>
+              <w:bottom w:w="70" w:type="dxa"/>
+              <w:left w:w="90" w:type="dxa"/>
+              <w:right w:w="90" w:type="dxa"/>
+            </w:tcMar>
+          </w:tcPr>
+          <w:p>
+            <w:pPr>
+              <w:jc w:val="center"/>
+            </w:pPr>
+            <w:r>
+              <w:rPr>
+                <w:rFonts w:ascii="Calibri" w:hAnsi="Calibri"/>
+                <w:color w:val="1F2937"/>
+                <w:sz w:val="18"/>
+              </w:rPr>
+              <w:t>Whether customer receives digital statements (Yes / No)</w:t>
+            </w:r>
+          </w:p>
+        </w:tc>
+      </w:tr>
+      <w:tr>
+        <w:tc>
+          <w:tcPr>
+            <w:tcW w:type="dxa" w:w="2304"/>
+            <w:shd w:fill="F8FAFC"/>
+            <w:tcMar>
+              <w:top w:w="70" w:type="dxa"/>
+              <w:bottom w:w="70" w:type="dxa"/>
+              <w:left w:w="90" w:type="dxa"/>
+              <w:right w:w="90" w:type="dxa"/>
+            </w:tcMar>
+          </w:tcPr>
+          <w:p>
+            <w:pPr>
+              <w:jc w:val="left"/>
+            </w:pPr>
+            <w:r>
+              <w:rPr>
+                <w:rFonts w:ascii="Calibri" w:hAnsi="Calibri"/>
+                <w:color w:val="1F2937"/>
+                <w:sz w:val="18"/>
+              </w:rPr>
+              <w:t>PaymentMethod</w:t>
+            </w:r>
+          </w:p>
+        </w:tc>
+        <w:tc>
+          <w:tcPr>
+            <w:tcW w:type="dxa" w:w="2160"/>
+            <w:shd w:fill="F8FAFC"/>
+            <w:tcMar>
+              <w:top w:w="70" w:type="dxa"/>
+              <w:bottom w:w="70" w:type="dxa"/>
+              <w:left w:w="90" w:type="dxa"/>
+              <w:right w:w="90" w:type="dxa"/>
+            </w:tcMar>
+          </w:tcPr>
+          <w:p>
+            <w:pPr>
+              <w:jc w:val="center"/>
+            </w:pPr>
+            <w:r>
+              <w:rPr>
+                <w:rFonts w:ascii="Calibri" w:hAnsi="Calibri"/>
+                <w:color w:val="1F2937"/>
+                <w:sz w:val="18"/>
+              </w:rPr>
+              <w:t>Categorical (4 levels)</w:t>
+            </w:r>
+          </w:p>
+        </w:tc>
+        <w:tc>
+          <w:tcPr>
+            <w:tcW w:type="dxa" w:w="4896"/>
+            <w:shd w:fill="F8FAFC"/>
+            <w:tcMar>
+              <w:top w:w="70" w:type="dxa"/>
+              <w:bottom w:w="70" w:type="dxa"/>
+              <w:left w:w="90" w:type="dxa"/>
+              <w:right w:w="90" w:type="dxa"/>
+            </w:tcMar>
+          </w:tcPr>
+          <w:p>
+            <w:pPr>
+              <w:jc w:val="center"/>
+            </w:pPr>
+            <w:r>
+              <w:rPr>
+                <w:rFonts w:ascii="Calibri" w:hAnsi="Calibri"/>
+                <w:color w:val="1F2937"/>
+                <w:sz w:val="18"/>
+              </w:rPr>
+              <w:t>Electronic check, Mailed check, Bank transfer, Credit card</w:t>
+            </w:r>
+          </w:p>
+        </w:tc>
+      </w:tr>
+      <w:tr>
+        <w:tc>
+          <w:tcPr>
+            <w:tcW w:type="dxa" w:w="2304"/>
+            <w:shd w:fill="FFFFFF"/>
+            <w:tcMar>
+              <w:top w:w="70" w:type="dxa"/>
+              <w:bottom w:w="70" w:type="dxa"/>
+              <w:left w:w="90" w:type="dxa"/>
+              <w:right w:w="90" w:type="dxa"/>
+            </w:tcMar>
+          </w:tcPr>
+          <w:p>
+            <w:pPr>
+              <w:jc w:val="left"/>
+            </w:pPr>
+            <w:r>
+              <w:rPr>
+                <w:rFonts w:ascii="Calibri" w:hAnsi="Calibri"/>
+                <w:color w:val="1F2937"/>
+                <w:sz w:val="18"/>
+              </w:rPr>
+              <w:t>MonthlyCharges</w:t>
+            </w:r>
+          </w:p>
+        </w:tc>
+        <w:tc>
+          <w:tcPr>
+            <w:tcW w:type="dxa" w:w="2160"/>
+            <w:shd w:fill="FFFFFF"/>
+            <w:tcMar>
+              <w:top w:w="70" w:type="dxa"/>
+              <w:bottom w:w="70" w:type="dxa"/>
+              <w:left w:w="90" w:type="dxa"/>
+              <w:right w:w="90" w:type="dxa"/>
+            </w:tcMar>
+          </w:tcPr>
+          <w:p>
+            <w:pPr>
+              <w:jc w:val="center"/>
+            </w:pPr>
+            <w:r>
+              <w:rPr>
+                <w:rFonts w:ascii="Calibri" w:hAnsi="Calibri"/>
+                <w:color w:val="1F2937"/>
+                <w:sz w:val="18"/>
+              </w:rPr>
+              <w:t>Numerical (Float)</w:t>
+            </w:r>
+          </w:p>
+        </w:tc>
+        <w:tc>
+          <w:tcPr>
+            <w:tcW w:type="dxa" w:w="4896"/>
+            <w:shd w:fill="FFFFFF"/>
+            <w:tcMar>
+              <w:top w:w="70" w:type="dxa"/>
+              <w:bottom w:w="70" w:type="dxa"/>
+              <w:left w:w="90" w:type="dxa"/>
+              <w:right w:w="90" w:type="dxa"/>
+            </w:tcMar>
+          </w:tcPr>
+          <w:p>
+            <w:pPr>
+              <w:jc w:val="center"/>
+            </w:pPr>
+            <w:r>
+              <w:rPr>
+                <w:rFonts w:ascii="Calibri" w:hAnsi="Calibri"/>
+                <w:color w:val="1F2937"/>
+                <w:sz w:val="18"/>
+              </w:rPr>
+              <w:t>Current monthly subscription charge ($18.25 - $118.75)</w:t>
+            </w:r>
+          </w:p>
+        </w:tc>
+      </w:tr>
+      <w:tr>
+        <w:tc>
+          <w:tcPr>
+            <w:tcW w:type="dxa" w:w="2304"/>
+            <w:shd w:fill="F8FAFC"/>
+            <w:tcMar>
+              <w:top w:w="70" w:type="dxa"/>
+              <w:bottom w:w="70" w:type="dxa"/>
+              <w:left w:w="90" w:type="dxa"/>
+              <w:right w:w="90" w:type="dxa"/>
+            </w:tcMar>
+          </w:tcPr>
+          <w:p>
+            <w:pPr>
+              <w:jc w:val="left"/>
+            </w:pPr>
+            <w:r>
+              <w:rPr>
+                <w:rFonts w:ascii="Calibri" w:hAnsi="Calibri"/>
+                <w:color w:val="1F2937"/>
+                <w:sz w:val="18"/>
+              </w:rPr>
+              <w:t>TotalCharges</w:t>
+            </w:r>
+          </w:p>
+        </w:tc>
+        <w:tc>
+          <w:tcPr>
+            <w:tcW w:type="dxa" w:w="2160"/>
+            <w:shd w:fill="F8FAFC"/>
+            <w:tcMar>
+              <w:top w:w="70" w:type="dxa"/>
+              <w:bottom w:w="70" w:type="dxa"/>
+              <w:left w:w="90" w:type="dxa"/>
+              <w:right w:w="90" w:type="dxa"/>
+            </w:tcMar>
+          </w:tcPr>
+          <w:p>
+            <w:pPr>
+              <w:jc w:val="center"/>
+            </w:pPr>
+            <w:r>
+              <w:rPr>
+                <w:rFonts w:ascii="Calibri" w:hAnsi="Calibri"/>
+                <w:color w:val="1F2937"/>
+                <w:sz w:val="18"/>
+              </w:rPr>
+              <w:t>Numerical (Float)</w:t>
+            </w:r>
+          </w:p>
+        </w:tc>
+        <w:tc>
+          <w:tcPr>
+            <w:tcW w:type="dxa" w:w="4896"/>
+            <w:shd w:fill="F8FAFC"/>
+            <w:tcMar>
+              <w:top w:w="70" w:type="dxa"/>
+              <w:bottom w:w="70" w:type="dxa"/>
+              <w:left w:w="90" w:type="dxa"/>
+              <w:right w:w="90" w:type="dxa"/>
+            </w:tcMar>
+          </w:tcPr>
+          <w:p>
+            <w:pPr>
+              <w:jc w:val="center"/>
+            </w:pPr>
+            <w:r>
+              <w:rPr>
+                <w:rFonts w:ascii="Calibri" w:hAnsi="Calibri"/>
+                <w:color w:val="1F2937"/>
+                <w:sz w:val="18"/>
+              </w:rPr>
+              <w:t>Total cumulative amount billed to date ($18.80 - $8684.80)</w:t>
+            </w:r>
+          </w:p>
+        </w:tc>
+      </w:tr>
+      <w:tr>
+        <w:tc>
+          <w:tcPr>
+            <w:tcW w:type="dxa" w:w="2304"/>
+            <w:shd w:fill="FFFFFF"/>
+            <w:tcMar>
+              <w:top w:w="70" w:type="dxa"/>
+              <w:bottom w:w="70" w:type="dxa"/>
+              <w:left w:w="90" w:type="dxa"/>
+              <w:right w:w="90" w:type="dxa"/>
+            </w:tcMar>
+          </w:tcPr>
+          <w:p>
+            <w:pPr>
+              <w:jc w:val="left"/>
+            </w:pPr>
+            <w:r>
+              <w:rPr>
+                <w:rFonts w:ascii="Calibri" w:hAnsi="Calibri"/>
+                <w:color w:val="1F2937"/>
+                <w:sz w:val="18"/>
+              </w:rPr>
+              <w:t>Churn (Target)</w:t>
+            </w:r>
+          </w:p>
+        </w:tc>
+        <w:tc>
+          <w:tcPr>
+            <w:tcW w:type="dxa" w:w="2160"/>
+            <w:shd w:fill="FFFFFF"/>
+            <w:tcMar>
+              <w:top w:w="70" w:type="dxa"/>
+              <w:bottom w:w="70" w:type="dxa"/>
+              <w:left w:w="90" w:type="dxa"/>
+              <w:right w:w="90" w:type="dxa"/>
+            </w:tcMar>
+          </w:tcPr>
+          <w:p>
+            <w:pPr>
+              <w:jc w:val="center"/>
+            </w:pPr>
+            <w:r>
+              <w:rPr>
+                <w:rFonts w:ascii="Calibri" w:hAnsi="Calibri"/>
+                <w:color w:val="1F2937"/>
+                <w:sz w:val="18"/>
+              </w:rPr>
+              <w:t>Categorical (Binary)</w:t>
+            </w:r>
+          </w:p>
+        </w:tc>
+        <w:tc>
+          <w:tcPr>
+            <w:tcW w:type="dxa" w:w="4896"/>
+            <w:shd w:fill="FFFFFF"/>
+            <w:tcMar>
+              <w:top w:w="70" w:type="dxa"/>
+              <w:bottom w:w="70" w:type="dxa"/>
+              <w:left w:w="90" w:type="dxa"/>
+              <w:right w:w="90" w:type="dxa"/>
+            </w:tcMar>
+          </w:tcPr>
+          <w:p>
+            <w:pPr>
+              <w:jc w:val="center"/>
+            </w:pPr>
+            <w:r>
+              <w:rPr>
+                <w:rFonts w:ascii="Calibri" w:hAnsi="Calibri"/>
+                <w:color w:val="1F2937"/>
+                <w:sz w:val="18"/>
+              </w:rPr>
+              <w:t>Ground truth label: whether subscriber churned (Yes = 1, No = 0)</w:t>
+            </w:r>
+          </w:p>
+        </w:tc>
+      </w:tr>
+    </w:tbl>
+    <w:p>
+      <w:r>
+        <w:br w:type="page"/>
+      </w:r>
+    </w:p>
+    <w:p>
+      <w:pPr>
+        <w:pStyle w:val="Heading1"/>
+        <w:keepNext/>
+        <w:spacing w:before="280" w:after="80"/>
+      </w:pPr>
+      <w:r>
+        <w:rPr>
+          <w:rFonts w:ascii="Calibri" w:hAnsi="Calibri"/>
+          <w:b/>
+          <w:color w:val="1E3A8A"/>
+          <w:sz w:val="34"/>
+        </w:rPr>
+        <w:t>7. Data Preprocessing</w:t>
+      </w:r>
+    </w:p>
+    <w:p>
+      <w:pPr>
+        <w:spacing w:after="80" w:line="276" w:lineRule="auto"/>
+      </w:pPr>
+      <w:r>
+        <w:rPr>
+          <w:rFonts w:ascii="Calibri" w:hAnsi="Calibri"/>
+          <w:color w:val="374151"/>
+          <w:sz w:val="22"/>
+        </w:rPr>
+        <w:t>Data preprocessing ensures raw tabular telemetry is transformed into clean, mathematically robust feature matrices suitable for machine learning algorithms. The following six preprocessing stages were executed:</w:t>
+      </w:r>
+    </w:p>
+    <w:p>
+      <w:pPr>
+        <w:pStyle w:val="ListBullet"/>
+        <w:spacing w:after="60" w:line="276" w:lineRule="auto"/>
+      </w:pPr>
+      <w:r>
+        <w:rPr>
+          <w:rFonts w:ascii="Calibri" w:hAnsi="Calibri"/>
+          <w:b/>
+          <w:color w:val="1F2937"/>
+          <w:sz w:val="22"/>
+        </w:rPr>
+        <w:t xml:space="preserve">1. Handling Missing Values: </w:t>
+      </w:r>
+      <w:r>
+        <w:rPr>
+          <w:rFonts w:ascii="Calibri" w:hAnsi="Calibri"/>
+          <w:color w:val="374151"/>
+          <w:sz w:val="22"/>
+        </w:rPr>
+        <w:t>The TotalCharges column contained 11 whitespace strings (' ') corresponding to brand new customers with tenure = 0 months. These were converted to numeric floating-point format and imputed to $0.00 to prevent data leakage or row loss.</w:t>
+      </w:r>
+    </w:p>
+    <w:p>
+      <w:pPr>
+        <w:pStyle w:val="ListBullet"/>
+        <w:spacing w:after="60" w:line="276" w:lineRule="auto"/>
+      </w:pPr>
+      <w:r>
+        <w:rPr>
+          <w:rFonts w:ascii="Calibri" w:hAnsi="Calibri"/>
+          <w:b/>
+          <w:color w:val="1F2937"/>
+          <w:sz w:val="22"/>
+        </w:rPr>
+        <w:t xml:space="preserve">2. Removing Duplicates: </w:t>
+      </w:r>
+      <w:r>
+        <w:rPr>
+          <w:rFonts w:ascii="Calibri" w:hAnsi="Calibri"/>
+          <w:color w:val="374151"/>
+          <w:sz w:val="22"/>
+        </w:rPr>
+        <w:t>The entire dataset was checked for duplicate entries across all 21 columns. Zero duplicate rows were identified, confirming all 7,043 customer accounts are distinct.</w:t>
+      </w:r>
+    </w:p>
+    <w:p>
+      <w:pPr>
+        <w:pStyle w:val="ListBullet"/>
+        <w:spacing w:after="60" w:line="276" w:lineRule="auto"/>
+      </w:pPr>
+      <w:r>
+        <w:rPr>
+          <w:rFonts w:ascii="Calibri" w:hAnsi="Calibri"/>
+          <w:b/>
+          <w:color w:val="1F2937"/>
+          <w:sz w:val="22"/>
+        </w:rPr>
+        <w:t xml:space="preserve">3. Handling Outliers: </w:t>
+      </w:r>
+      <w:r>
+        <w:rPr>
+          <w:rFonts w:ascii="Calibri" w:hAnsi="Calibri"/>
+          <w:color w:val="374151"/>
+          <w:sz w:val="22"/>
+        </w:rPr>
+        <w:t>Interquartile Range (IQR) audits were performed on continuous numerical variables (tenure, MonthlyCharges, TotalCharges). All values fell within legitimate telecom billing parameters with no unphysical anomalies or invalid negative numbers.</w:t>
+      </w:r>
+    </w:p>
+    <w:p>
+      <w:pPr>
+        <w:pStyle w:val="ListBullet"/>
+        <w:spacing w:after="60" w:line="276" w:lineRule="auto"/>
+      </w:pPr>
+      <w:r>
+        <w:rPr>
+          <w:rFonts w:ascii="Calibri" w:hAnsi="Calibri"/>
+          <w:b/>
+          <w:color w:val="1F2937"/>
+          <w:sz w:val="22"/>
+        </w:rPr>
+        <w:t xml:space="preserve">4. Data Encoding: </w:t>
+      </w:r>
+      <w:r>
+        <w:rPr>
+          <w:rFonts w:ascii="Calibri" w:hAnsi="Calibri"/>
+          <w:color w:val="374151"/>
+          <w:sz w:val="22"/>
+        </w:rPr>
+        <w:t>Categorical variables (16 features) were converted to numerical representations using OneHotEncoder with drop='first' dummy encoding, producing 41 distinct binary indicator columns to eliminate multicollinear dummy traps.</w:t>
+      </w:r>
+    </w:p>
+    <w:p>
+      <w:pPr>
+        <w:pStyle w:val="ListBullet"/>
+        <w:spacing w:after="60" w:line="276" w:lineRule="auto"/>
+      </w:pPr>
+      <w:r>
+        <w:rPr>
+          <w:rFonts w:ascii="Calibri" w:hAnsi="Calibri"/>
+          <w:b/>
+          <w:color w:val="1F2937"/>
+          <w:sz w:val="22"/>
+        </w:rPr>
+        <w:t xml:space="preserve">5. Feature Scaling: </w:t>
+      </w:r>
+      <w:r>
+        <w:rPr>
+          <w:rFonts w:ascii="Calibri" w:hAnsi="Calibri"/>
+          <w:color w:val="374151"/>
+          <w:sz w:val="22"/>
+        </w:rPr>
+        <w:t>Continuous numerical features and encoded variables were normalized using StandardScaler to transform features to zero mean (μ = 0) and unit variance (σ² = 1), ensuring scale-invariant gradient convergence.</w:t>
+      </w:r>
+    </w:p>
+    <w:p>
+      <w:pPr>
+        <w:pStyle w:val="ListBullet"/>
+        <w:spacing w:after="60" w:line="276" w:lineRule="auto"/>
+      </w:pPr>
+      <w:r>
+        <w:rPr>
+          <w:rFonts w:ascii="Calibri" w:hAnsi="Calibri"/>
+          <w:b/>
+          <w:color w:val="1F2937"/>
+          <w:sz w:val="22"/>
+        </w:rPr>
+        <w:t xml:space="preserve">6. Train/Test Split: </w:t>
+      </w:r>
+      <w:r>
+        <w:rPr>
+          <w:rFonts w:ascii="Calibri" w:hAnsi="Calibri"/>
+          <w:color w:val="374151"/>
+          <w:sz w:val="22"/>
+        </w:rPr>
+        <w:t>The cleaned dataset was partitioned into 80% Training (5,634 samples) and 20% Testing (1,409 samples) using stratified sampling on the Churn target variable to preserve the 73.5% vs. 26.5% class distribution across both sets.</w:t>
+      </w:r>
+    </w:p>
+    <w:p>
+      <w:pPr>
+        <w:pStyle w:val="Heading1"/>
+        <w:keepNext/>
+        <w:spacing w:before="280" w:after="80"/>
+      </w:pPr>
+      <w:r>
+        <w:rPr>
+          <w:rFonts w:ascii="Calibri" w:hAnsi="Calibri"/>
+          <w:b/>
+          <w:color w:val="1E3A8A"/>
+          <w:sz w:val="34"/>
+        </w:rPr>
+        <w:t>8. AI/ML Model Selection</w:t>
+      </w:r>
+    </w:p>
+    <w:p>
+      <w:pPr>
+        <w:spacing w:after="80" w:line="276" w:lineRule="auto"/>
+      </w:pPr>
+      <w:r>
+        <w:rPr>
+          <w:rFonts w:ascii="Calibri" w:hAnsi="Calibri"/>
+          <w:color w:val="374151"/>
+          <w:sz w:val="22"/>
+        </w:rPr>
+        <w:t>Five candidate supervised classification algorithms were implemented, tuned, and evaluated on the standardized Telco Churn test set:</w:t>
+      </w:r>
+    </w:p>
+    <w:tbl>
+      <w:tblPr>
+        <w:tblW w:type="auto" w:w="0"/>
+        <w:jc w:val="center"/>
+        <w:tblLook w:firstColumn="1" w:firstRow="1" w:lastColumn="0" w:lastRow="0" w:noHBand="0" w:noVBand="1" w:val="04A0"/>
+      </w:tblPr>
+      <w:tblGrid>
+        <w:gridCol w:w="1170"/>
+        <w:gridCol w:w="1170"/>
+        <w:gridCol w:w="1170"/>
+        <w:gridCol w:w="1170"/>
+        <w:gridCol w:w="1170"/>
+        <w:gridCol w:w="1170"/>
+        <w:gridCol w:w="1170"/>
+        <w:gridCol w:w="1170"/>
+      </w:tblGrid>
+      <w:tr>
+        <w:tc>
+          <w:tcPr>
+            <w:tcW w:type="dxa" w:w="2160"/>
+            <w:shd w:fill="1E3A8A"/>
+            <w:tcMar>
+              <w:top w:w="100" w:type="dxa"/>
+              <w:bottom w:w="100" w:type="dxa"/>
+              <w:left w:w="100" w:type="dxa"/>
+              <w:right w:w="100" w:type="dxa"/>
+            </w:tcMar>
+          </w:tcPr>
+          <w:p>
+            <w:pPr>
+              <w:jc w:val="center"/>
+            </w:pPr>
+            <w:r>
+              <w:rPr>
+                <w:rFonts w:ascii="Calibri" w:hAnsi="Calibri"/>
+                <w:b/>
+                <w:color w:val="FFFFFF"/>
+                <w:sz w:val="19"/>
+              </w:rPr>
+              <w:t>Model</w:t>
+            </w:r>
+          </w:p>
+        </w:tc>
+        <w:tc>
+          <w:tcPr>
+            <w:tcW w:type="dxa" w:w="1008"/>
+            <w:shd w:fill="1E3A8A"/>
+            <w:tcMar>
+              <w:top w:w="100" w:type="dxa"/>
+              <w:bottom w:w="100" w:type="dxa"/>
+              <w:left w:w="100" w:type="dxa"/>
+              <w:right w:w="100" w:type="dxa"/>
+            </w:tcMar>
+          </w:tcPr>
+          <w:p>
+            <w:pPr>
+              <w:jc w:val="center"/>
+            </w:pPr>
+            <w:r>
+              <w:rPr>
+                <w:rFonts w:ascii="Calibri" w:hAnsi="Calibri"/>
+                <w:b/>
+                <w:color w:val="FFFFFF"/>
+                <w:sz w:val="19"/>
+              </w:rPr>
+              <w:t>Accuracy</w:t>
+            </w:r>
+          </w:p>
+        </w:tc>
+        <w:tc>
+          <w:tcPr>
+            <w:tcW w:type="dxa" w:w="1008"/>
+            <w:shd w:fill="1E3A8A"/>
+            <w:tcMar>
+              <w:top w:w="100" w:type="dxa"/>
+              <w:bottom w:w="100" w:type="dxa"/>
+              <w:left w:w="100" w:type="dxa"/>
+              <w:right w:w="100" w:type="dxa"/>
+            </w:tcMar>
+          </w:tcPr>
+          <w:p>
+            <w:pPr>
+              <w:jc w:val="center"/>
+            </w:pPr>
+            <w:r>
+              <w:rPr>
+                <w:rFonts w:ascii="Calibri" w:hAnsi="Calibri"/>
+                <w:b/>
+                <w:color w:val="FFFFFF"/>
+                <w:sz w:val="19"/>
+              </w:rPr>
+              <w:t>Precision</w:t>
+            </w:r>
+          </w:p>
+        </w:tc>
+        <w:tc>
+          <w:tcPr>
+            <w:tcW w:type="dxa" w:w="1008"/>
+            <w:shd w:fill="1E3A8A"/>
+            <w:tcMar>
+              <w:top w:w="100" w:type="dxa"/>
+              <w:bottom w:w="100" w:type="dxa"/>
+              <w:left w:w="100" w:type="dxa"/>
+              <w:right w:w="100" w:type="dxa"/>
+            </w:tcMar>
+          </w:tcPr>
+          <w:p>
+            <w:pPr>
+              <w:jc w:val="center"/>
+            </w:pPr>
+            <w:r>
+              <w:rPr>
+                <w:rFonts w:ascii="Calibri" w:hAnsi="Calibri"/>
+                <w:b/>
+                <w:color w:val="FFFFFF"/>
+                <w:sz w:val="19"/>
+              </w:rPr>
+              <w:t>Recall</w:t>
+            </w:r>
+          </w:p>
+        </w:tc>
+        <w:tc>
+          <w:tcPr>
+            <w:tcW w:type="dxa" w:w="1008"/>
+            <w:shd w:fill="1E3A8A"/>
+            <w:tcMar>
+              <w:top w:w="100" w:type="dxa"/>
+              <w:bottom w:w="100" w:type="dxa"/>
+              <w:left w:w="100" w:type="dxa"/>
+              <w:right w:w="100" w:type="dxa"/>
+            </w:tcMar>
+          </w:tcPr>
+          <w:p>
+            <w:pPr>
+              <w:jc w:val="center"/>
+            </w:pPr>
+            <w:r>
+              <w:rPr>
+                <w:rFonts w:ascii="Calibri" w:hAnsi="Calibri"/>
+                <w:b/>
+                <w:color w:val="FFFFFF"/>
+                <w:sz w:val="19"/>
+              </w:rPr>
+              <w:t>F1</w:t>
+            </w:r>
+          </w:p>
+        </w:tc>
+        <w:tc>
+          <w:tcPr>
+            <w:tcW w:type="dxa" w:w="1008"/>
+            <w:shd w:fill="1E3A8A"/>
+            <w:tcMar>
+              <w:top w:w="100" w:type="dxa"/>
+              <w:bottom w:w="100" w:type="dxa"/>
+              <w:left w:w="100" w:type="dxa"/>
+              <w:right w:w="100" w:type="dxa"/>
+            </w:tcMar>
+          </w:tcPr>
+          <w:p>
+            <w:pPr>
+              <w:jc w:val="center"/>
+            </w:pPr>
+            <w:r>
+              <w:rPr>
+                <w:rFonts w:ascii="Calibri" w:hAnsi="Calibri"/>
+                <w:b/>
+                <w:color w:val="FFFFFF"/>
+                <w:sz w:val="19"/>
+              </w:rPr>
+              <w:t>AUC</w:t>
+            </w:r>
+          </w:p>
+        </w:tc>
+        <w:tc>
+          <w:tcPr>
+            <w:tcW w:type="dxa" w:w="1728"/>
+            <w:shd w:fill="1E3A8A"/>
+            <w:tcMar>
+              <w:top w:w="100" w:type="dxa"/>
+              <w:bottom w:w="100" w:type="dxa"/>
+              <w:left w:w="100" w:type="dxa"/>
+              <w:right w:w="100" w:type="dxa"/>
+            </w:tcMar>
+          </w:tcPr>
+          <w:p>
+            <w:pPr>
+              <w:jc w:val="center"/>
+            </w:pPr>
+            <w:r>
+              <w:rPr>
+                <w:rFonts w:ascii="Calibri" w:hAnsi="Calibri"/>
+                <w:b/>
+                <w:color w:val="FFFFFF"/>
+                <w:sz w:val="19"/>
+              </w:rPr>
+              <w:t>Interpretability</w:t>
+            </w:r>
+          </w:p>
+        </w:tc>
+        <w:tc>
+          <w:tcPr>
+            <w:tcW w:type="dxa" w:w="1008"/>
+            <w:shd w:fill="1E3A8A"/>
+            <w:tcMar>
+              <w:top w:w="100" w:type="dxa"/>
+              <w:bottom w:w="100" w:type="dxa"/>
+              <w:left w:w="100" w:type="dxa"/>
+              <w:right w:w="100" w:type="dxa"/>
+            </w:tcMar>
+          </w:tcPr>
+          <w:p>
+            <w:pPr>
+              <w:jc w:val="center"/>
+            </w:pPr>
+            <w:r>
+              <w:rPr>
+                <w:rFonts w:ascii="Calibri" w:hAnsi="Calibri"/>
+                <w:b/>
+                <w:color w:val="FFFFFF"/>
+                <w:sz w:val="19"/>
+              </w:rPr>
+              <w:t>Latency</w:t>
+            </w:r>
+          </w:p>
+        </w:tc>
+      </w:tr>
+      <w:tr>
+        <w:tc>
+          <w:tcPr>
+            <w:tcW w:type="dxa" w:w="2160"/>
+            <w:shd w:fill="FFFFFF"/>
+            <w:tcMar>
+              <w:top w:w="70" w:type="dxa"/>
+              <w:bottom w:w="70" w:type="dxa"/>
+              <w:left w:w="90" w:type="dxa"/>
+              <w:right w:w="90" w:type="dxa"/>
+            </w:tcMar>
+          </w:tcPr>
+          <w:p>
+            <w:pPr>
+              <w:jc w:val="left"/>
+            </w:pPr>
+            <w:r>
+              <w:rPr>
+                <w:rFonts w:ascii="Calibri" w:hAnsi="Calibri"/>
+                <w:color w:val="1F2937"/>
+                <w:sz w:val="18"/>
+              </w:rPr>
+              <w:t>Logistic Regression (Selected)</w:t>
+            </w:r>
+          </w:p>
+        </w:tc>
+        <w:tc>
+          <w:tcPr>
+            <w:tcW w:type="dxa" w:w="1008"/>
+            <w:shd w:fill="FFFFFF"/>
+            <w:tcMar>
+              <w:top w:w="70" w:type="dxa"/>
+              <w:bottom w:w="70" w:type="dxa"/>
+              <w:left w:w="90" w:type="dxa"/>
+              <w:right w:w="90" w:type="dxa"/>
+            </w:tcMar>
+          </w:tcPr>
+          <w:p>
+            <w:pPr>
+              <w:jc w:val="center"/>
+            </w:pPr>
+            <w:r>
+              <w:rPr>
+                <w:rFonts w:ascii="Calibri" w:hAnsi="Calibri"/>
+                <w:color w:val="1F2937"/>
+                <w:sz w:val="18"/>
+              </w:rPr>
+              <w:t>80.48%</w:t>
+            </w:r>
+          </w:p>
+        </w:tc>
+        <w:tc>
+          <w:tcPr>
+            <w:tcW w:type="dxa" w:w="1008"/>
+            <w:shd w:fill="FFFFFF"/>
+            <w:tcMar>
+              <w:top w:w="70" w:type="dxa"/>
+              <w:bottom w:w="70" w:type="dxa"/>
+              <w:left w:w="90" w:type="dxa"/>
+              <w:right w:w="90" w:type="dxa"/>
+            </w:tcMar>
+          </w:tcPr>
+          <w:p>
+            <w:pPr>
+              <w:jc w:val="center"/>
+            </w:pPr>
+            <w:r>
+              <w:rPr>
+                <w:rFonts w:ascii="Calibri" w:hAnsi="Calibri"/>
+                <w:color w:val="1F2937"/>
+                <w:sz w:val="18"/>
+              </w:rPr>
+              <w:t>65.2%</w:t>
+            </w:r>
+          </w:p>
+        </w:tc>
+        <w:tc>
+          <w:tcPr>
+            <w:tcW w:type="dxa" w:w="1008"/>
+            <w:shd w:fill="FFFFFF"/>
+            <w:tcMar>
+              <w:top w:w="70" w:type="dxa"/>
+              <w:bottom w:w="70" w:type="dxa"/>
+              <w:left w:w="90" w:type="dxa"/>
+              <w:right w:w="90" w:type="dxa"/>
+            </w:tcMar>
+          </w:tcPr>
+          <w:p>
+            <w:pPr>
+              <w:jc w:val="center"/>
+            </w:pPr>
+            <w:r>
+              <w:rPr>
+                <w:rFonts w:ascii="Calibri" w:hAnsi="Calibri"/>
+                <w:color w:val="1F2937"/>
+                <w:sz w:val="18"/>
+              </w:rPr>
+              <w:t>55.8%</w:t>
+            </w:r>
+          </w:p>
+        </w:tc>
+        <w:tc>
+          <w:tcPr>
+            <w:tcW w:type="dxa" w:w="1008"/>
+            <w:shd w:fill="FFFFFF"/>
+            <w:tcMar>
+              <w:top w:w="70" w:type="dxa"/>
+              <w:bottom w:w="70" w:type="dxa"/>
+              <w:left w:w="90" w:type="dxa"/>
+              <w:right w:w="90" w:type="dxa"/>
+            </w:tcMar>
+          </w:tcPr>
+          <w:p>
+            <w:pPr>
+              <w:jc w:val="center"/>
+            </w:pPr>
+            <w:r>
+              <w:rPr>
+                <w:rFonts w:ascii="Calibri" w:hAnsi="Calibri"/>
+                <w:color w:val="1F2937"/>
+                <w:sz w:val="18"/>
+              </w:rPr>
+              <w:t>0.601</w:t>
+            </w:r>
+          </w:p>
+        </w:tc>
+        <w:tc>
+          <w:tcPr>
+            <w:tcW w:type="dxa" w:w="1008"/>
+            <w:shd w:fill="FFFFFF"/>
+            <w:tcMar>
+              <w:top w:w="70" w:type="dxa"/>
+              <w:bottom w:w="70" w:type="dxa"/>
+              <w:left w:w="90" w:type="dxa"/>
+              <w:right w:w="90" w:type="dxa"/>
+            </w:tcMar>
+          </w:tcPr>
+          <w:p>
+            <w:pPr>
+              <w:jc w:val="center"/>
+            </w:pPr>
+            <w:r>
+              <w:rPr>
+                <w:rFonts w:ascii="Calibri" w:hAnsi="Calibri"/>
+                <w:color w:val="1F2937"/>
+                <w:sz w:val="18"/>
+              </w:rPr>
+              <w:t>0.845</w:t>
+            </w:r>
+          </w:p>
+        </w:tc>
+        <w:tc>
+          <w:tcPr>
+            <w:tcW w:type="dxa" w:w="1728"/>
+            <w:shd w:fill="FFFFFF"/>
+            <w:tcMar>
+              <w:top w:w="70" w:type="dxa"/>
+              <w:bottom w:w="70" w:type="dxa"/>
+              <w:left w:w="90" w:type="dxa"/>
+              <w:right w:w="90" w:type="dxa"/>
+            </w:tcMar>
+          </w:tcPr>
+          <w:p>
+            <w:pPr>
+              <w:jc w:val="center"/>
+            </w:pPr>
+            <w:r>
+              <w:rPr>
+                <w:rFonts w:ascii="Calibri" w:hAnsi="Calibri"/>
+                <w:color w:val="1F2937"/>
+                <w:sz w:val="18"/>
+              </w:rPr>
+              <w:t>High (Direct Log-Odds)</w:t>
+            </w:r>
+          </w:p>
+        </w:tc>
+        <w:tc>
+          <w:tcPr>
+            <w:tcW w:type="dxa" w:w="1008"/>
+            <w:shd w:fill="FFFFFF"/>
+            <w:tcMar>
+              <w:top w:w="70" w:type="dxa"/>
+              <w:bottom w:w="70" w:type="dxa"/>
+              <w:left w:w="90" w:type="dxa"/>
+              <w:right w:w="90" w:type="dxa"/>
+            </w:tcMar>
+          </w:tcPr>
+          <w:p>
+            <w:pPr>
+              <w:jc w:val="center"/>
+            </w:pPr>
+            <w:r>
+              <w:rPr>
+                <w:rFonts w:ascii="Calibri" w:hAnsi="Calibri"/>
+                <w:color w:val="1F2937"/>
+                <w:sz w:val="18"/>
+              </w:rPr>
+              <w:t>&lt; 5 ms</w:t>
+            </w:r>
+          </w:p>
+        </w:tc>
+      </w:tr>
+      <w:tr>
+        <w:tc>
+          <w:tcPr>
+            <w:tcW w:type="dxa" w:w="2160"/>
+            <w:shd w:fill="F8FAFC"/>
+            <w:tcMar>
+              <w:top w:w="70" w:type="dxa"/>
+              <w:bottom w:w="70" w:type="dxa"/>
+              <w:left w:w="90" w:type="dxa"/>
+              <w:right w:w="90" w:type="dxa"/>
+            </w:tcMar>
+          </w:tcPr>
+          <w:p>
+            <w:pPr>
+              <w:jc w:val="left"/>
+            </w:pPr>
+            <w:r>
+              <w:rPr>
+                <w:rFonts w:ascii="Calibri" w:hAnsi="Calibri"/>
+                <w:color w:val="1F2937"/>
+                <w:sz w:val="18"/>
+              </w:rPr>
+              <w:t>Random Forest Classifier</w:t>
+            </w:r>
+          </w:p>
+        </w:tc>
+        <w:tc>
+          <w:tcPr>
+            <w:tcW w:type="dxa" w:w="1008"/>
+            <w:shd w:fill="F8FAFC"/>
+            <w:tcMar>
+              <w:top w:w="70" w:type="dxa"/>
+              <w:bottom w:w="70" w:type="dxa"/>
+              <w:left w:w="90" w:type="dxa"/>
+              <w:right w:w="90" w:type="dxa"/>
+            </w:tcMar>
+          </w:tcPr>
+          <w:p>
+            <w:pPr>
+              <w:jc w:val="center"/>
+            </w:pPr>
+            <w:r>
+              <w:rPr>
+                <w:rFonts w:ascii="Calibri" w:hAnsi="Calibri"/>
+                <w:color w:val="1F2937"/>
+                <w:sz w:val="18"/>
+              </w:rPr>
+              <w:t>79.20%</w:t>
+            </w:r>
+          </w:p>
+        </w:tc>
+        <w:tc>
+          <w:tcPr>
+            <w:tcW w:type="dxa" w:w="1008"/>
+            <w:shd w:fill="F8FAFC"/>
+            <w:tcMar>
+              <w:top w:w="70" w:type="dxa"/>
+              <w:bottom w:w="70" w:type="dxa"/>
+              <w:left w:w="90" w:type="dxa"/>
+              <w:right w:w="90" w:type="dxa"/>
+            </w:tcMar>
+          </w:tcPr>
+          <w:p>
+            <w:pPr>
+              <w:jc w:val="center"/>
+            </w:pPr>
+            <w:r>
+              <w:rPr>
+                <w:rFonts w:ascii="Calibri" w:hAnsi="Calibri"/>
+                <w:color w:val="1F2937"/>
+                <w:sz w:val="18"/>
+              </w:rPr>
+              <w:t>62.8%</w:t>
+            </w:r>
+          </w:p>
+        </w:tc>
+        <w:tc>
+          <w:tcPr>
+            <w:tcW w:type="dxa" w:w="1008"/>
+            <w:shd w:fill="F8FAFC"/>
+            <w:tcMar>
+              <w:top w:w="70" w:type="dxa"/>
+              <w:bottom w:w="70" w:type="dxa"/>
+              <w:left w:w="90" w:type="dxa"/>
+              <w:right w:w="90" w:type="dxa"/>
+            </w:tcMar>
+          </w:tcPr>
+          <w:p>
+            <w:pPr>
+              <w:jc w:val="center"/>
+            </w:pPr>
+            <w:r>
+              <w:rPr>
+                <w:rFonts w:ascii="Calibri" w:hAnsi="Calibri"/>
+                <w:color w:val="1F2937"/>
+                <w:sz w:val="18"/>
+              </w:rPr>
+              <w:t>49.4%</w:t>
+            </w:r>
+          </w:p>
+        </w:tc>
+        <w:tc>
+          <w:tcPr>
+            <w:tcW w:type="dxa" w:w="1008"/>
+            <w:shd w:fill="F8FAFC"/>
+            <w:tcMar>
+              <w:top w:w="70" w:type="dxa"/>
+              <w:bottom w:w="70" w:type="dxa"/>
+              <w:left w:w="90" w:type="dxa"/>
+              <w:right w:w="90" w:type="dxa"/>
+            </w:tcMar>
+          </w:tcPr>
+          <w:p>
+            <w:pPr>
+              <w:jc w:val="center"/>
+            </w:pPr>
+            <w:r>
+              <w:rPr>
+                <w:rFonts w:ascii="Calibri" w:hAnsi="Calibri"/>
+                <w:color w:val="1F2937"/>
+                <w:sz w:val="18"/>
+              </w:rPr>
+              <w:t>0.553</w:t>
+            </w:r>
+          </w:p>
+        </w:tc>
+        <w:tc>
+          <w:tcPr>
+            <w:tcW w:type="dxa" w:w="1008"/>
+            <w:shd w:fill="F8FAFC"/>
+            <w:tcMar>
+              <w:top w:w="70" w:type="dxa"/>
+              <w:bottom w:w="70" w:type="dxa"/>
+              <w:left w:w="90" w:type="dxa"/>
+              <w:right w:w="90" w:type="dxa"/>
+            </w:tcMar>
+          </w:tcPr>
+          <w:p>
+            <w:pPr>
+              <w:jc w:val="center"/>
+            </w:pPr>
+            <w:r>
+              <w:rPr>
+                <w:rFonts w:ascii="Calibri" w:hAnsi="Calibri"/>
+                <w:color w:val="1F2937"/>
+                <w:sz w:val="18"/>
+              </w:rPr>
+              <w:t>0.828</w:t>
+            </w:r>
+          </w:p>
+        </w:tc>
+        <w:tc>
+          <w:tcPr>
+            <w:tcW w:type="dxa" w:w="1728"/>
+            <w:shd w:fill="F8FAFC"/>
+            <w:tcMar>
+              <w:top w:w="70" w:type="dxa"/>
+              <w:bottom w:w="70" w:type="dxa"/>
+              <w:left w:w="90" w:type="dxa"/>
+              <w:right w:w="90" w:type="dxa"/>
+            </w:tcMar>
+          </w:tcPr>
+          <w:p>
+            <w:pPr>
+              <w:jc w:val="center"/>
+            </w:pPr>
+            <w:r>
+              <w:rPr>
+                <w:rFonts w:ascii="Calibri" w:hAnsi="Calibri"/>
+                <w:color w:val="1F2937"/>
+                <w:sz w:val="18"/>
+              </w:rPr>
+              <w:t>Moderate (Tree Ensemble)</w:t>
+            </w:r>
+          </w:p>
+        </w:tc>
+        <w:tc>
+          <w:tcPr>
+            <w:tcW w:type="dxa" w:w="1008"/>
+            <w:shd w:fill="F8FAFC"/>
+            <w:tcMar>
+              <w:top w:w="70" w:type="dxa"/>
+              <w:bottom w:w="70" w:type="dxa"/>
+              <w:left w:w="90" w:type="dxa"/>
+              <w:right w:w="90" w:type="dxa"/>
+            </w:tcMar>
+          </w:tcPr>
+          <w:p>
+            <w:pPr>
+              <w:jc w:val="center"/>
+            </w:pPr>
+            <w:r>
+              <w:rPr>
+                <w:rFonts w:ascii="Calibri" w:hAnsi="Calibri"/>
+                <w:color w:val="1F2937"/>
+                <w:sz w:val="18"/>
+              </w:rPr>
+              <w:t>35 ms</w:t>
+            </w:r>
+          </w:p>
+        </w:tc>
+      </w:tr>
+      <w:tr>
+        <w:tc>
+          <w:tcPr>
+            <w:tcW w:type="dxa" w:w="2160"/>
+            <w:shd w:fill="FFFFFF"/>
+            <w:tcMar>
+              <w:top w:w="70" w:type="dxa"/>
+              <w:bottom w:w="70" w:type="dxa"/>
+              <w:left w:w="90" w:type="dxa"/>
+              <w:right w:w="90" w:type="dxa"/>
+            </w:tcMar>
+          </w:tcPr>
+          <w:p>
+            <w:pPr>
+              <w:jc w:val="left"/>
+            </w:pPr>
+            <w:r>
+              <w:rPr>
+                <w:rFonts w:ascii="Calibri" w:hAnsi="Calibri"/>
+                <w:color w:val="1F2937"/>
+                <w:sz w:val="18"/>
+              </w:rPr>
+              <w:t>Decision Tree Classifier</w:t>
+            </w:r>
+          </w:p>
+        </w:tc>
+        <w:tc>
+          <w:tcPr>
+            <w:tcW w:type="dxa" w:w="1008"/>
+            <w:shd w:fill="FFFFFF"/>
+            <w:tcMar>
+              <w:top w:w="70" w:type="dxa"/>
+              <w:bottom w:w="70" w:type="dxa"/>
+              <w:left w:w="90" w:type="dxa"/>
+              <w:right w:w="90" w:type="dxa"/>
+            </w:tcMar>
+          </w:tcPr>
+          <w:p>
+            <w:pPr>
+              <w:jc w:val="center"/>
+            </w:pPr>
+            <w:r>
+              <w:rPr>
+                <w:rFonts w:ascii="Calibri" w:hAnsi="Calibri"/>
+                <w:color w:val="1F2937"/>
+                <w:sz w:val="18"/>
+              </w:rPr>
+              <w:t>72.82%</w:t>
+            </w:r>
+          </w:p>
+        </w:tc>
+        <w:tc>
+          <w:tcPr>
+            <w:tcW w:type="dxa" w:w="1008"/>
+            <w:shd w:fill="FFFFFF"/>
+            <w:tcMar>
+              <w:top w:w="70" w:type="dxa"/>
+              <w:bottom w:w="70" w:type="dxa"/>
+              <w:left w:w="90" w:type="dxa"/>
+              <w:right w:w="90" w:type="dxa"/>
+            </w:tcMar>
+          </w:tcPr>
+          <w:p>
+            <w:pPr>
+              <w:jc w:val="center"/>
+            </w:pPr>
+            <w:r>
+              <w:rPr>
+                <w:rFonts w:ascii="Calibri" w:hAnsi="Calibri"/>
+                <w:color w:val="1F2937"/>
+                <w:sz w:val="18"/>
+              </w:rPr>
+              <w:t>48.9%</w:t>
+            </w:r>
+          </w:p>
+        </w:tc>
+        <w:tc>
+          <w:tcPr>
+            <w:tcW w:type="dxa" w:w="1008"/>
+            <w:shd w:fill="FFFFFF"/>
+            <w:tcMar>
+              <w:top w:w="70" w:type="dxa"/>
+              <w:bottom w:w="70" w:type="dxa"/>
+              <w:left w:w="90" w:type="dxa"/>
+              <w:right w:w="90" w:type="dxa"/>
+            </w:tcMar>
+          </w:tcPr>
+          <w:p>
+            <w:pPr>
+              <w:jc w:val="center"/>
+            </w:pPr>
+            <w:r>
+              <w:rPr>
+                <w:rFonts w:ascii="Calibri" w:hAnsi="Calibri"/>
+                <w:color w:val="1F2937"/>
+                <w:sz w:val="18"/>
+              </w:rPr>
+              <w:t>50.5%</w:t>
+            </w:r>
+          </w:p>
+        </w:tc>
+        <w:tc>
+          <w:tcPr>
+            <w:tcW w:type="dxa" w:w="1008"/>
+            <w:shd w:fill="FFFFFF"/>
+            <w:tcMar>
+              <w:top w:w="70" w:type="dxa"/>
+              <w:bottom w:w="70" w:type="dxa"/>
+              <w:left w:w="90" w:type="dxa"/>
+              <w:right w:w="90" w:type="dxa"/>
+            </w:tcMar>
+          </w:tcPr>
+          <w:p>
+            <w:pPr>
+              <w:jc w:val="center"/>
+            </w:pPr>
+            <w:r>
+              <w:rPr>
+                <w:rFonts w:ascii="Calibri" w:hAnsi="Calibri"/>
+                <w:color w:val="1F2937"/>
+                <w:sz w:val="18"/>
+              </w:rPr>
+              <w:t>0.497</w:t>
+            </w:r>
+          </w:p>
+        </w:tc>
+        <w:tc>
+          <w:tcPr>
+            <w:tcW w:type="dxa" w:w="1008"/>
+            <w:shd w:fill="FFFFFF"/>
+            <w:tcMar>
+              <w:top w:w="70" w:type="dxa"/>
+              <w:bottom w:w="70" w:type="dxa"/>
+              <w:left w:w="90" w:type="dxa"/>
+              <w:right w:w="90" w:type="dxa"/>
+            </w:tcMar>
+          </w:tcPr>
+          <w:p>
+            <w:pPr>
+              <w:jc w:val="center"/>
+            </w:pPr>
+            <w:r>
+              <w:rPr>
+                <w:rFonts w:ascii="Calibri" w:hAnsi="Calibri"/>
+                <w:color w:val="1F2937"/>
+                <w:sz w:val="18"/>
+              </w:rPr>
+              <w:t>0.657</w:t>
+            </w:r>
+          </w:p>
+        </w:tc>
+        <w:tc>
+          <w:tcPr>
+            <w:tcW w:type="dxa" w:w="1728"/>
+            <w:shd w:fill="FFFFFF"/>
+            <w:tcMar>
+              <w:top w:w="70" w:type="dxa"/>
+              <w:bottom w:w="70" w:type="dxa"/>
+              <w:left w:w="90" w:type="dxa"/>
+              <w:right w:w="90" w:type="dxa"/>
+            </w:tcMar>
+          </w:tcPr>
+          <w:p>
+            <w:pPr>
+              <w:jc w:val="center"/>
+            </w:pPr>
+            <w:r>
+              <w:rPr>
+                <w:rFonts w:ascii="Calibri" w:hAnsi="Calibri"/>
+                <w:color w:val="1F2937"/>
+                <w:sz w:val="18"/>
+              </w:rPr>
+              <w:t>High (Single Tree)</w:t>
+            </w:r>
+          </w:p>
+        </w:tc>
+        <w:tc>
+          <w:tcPr>
+            <w:tcW w:type="dxa" w:w="1008"/>
+            <w:shd w:fill="FFFFFF"/>
+            <w:tcMar>
+              <w:top w:w="70" w:type="dxa"/>
+              <w:bottom w:w="70" w:type="dxa"/>
+              <w:left w:w="90" w:type="dxa"/>
+              <w:right w:w="90" w:type="dxa"/>
+            </w:tcMar>
+          </w:tcPr>
+          <w:p>
+            <w:pPr>
+              <w:jc w:val="center"/>
+            </w:pPr>
+            <w:r>
+              <w:rPr>
+                <w:rFonts w:ascii="Calibri" w:hAnsi="Calibri"/>
+                <w:color w:val="1F2937"/>
+                <w:sz w:val="18"/>
+              </w:rPr>
+              <w:t>&lt; 5 ms</w:t>
+            </w:r>
+          </w:p>
+        </w:tc>
+      </w:tr>
+      <w:tr>
+        <w:tc>
+          <w:tcPr>
+            <w:tcW w:type="dxa" w:w="2160"/>
+            <w:shd w:fill="F8FAFC"/>
+            <w:tcMar>
+              <w:top w:w="70" w:type="dxa"/>
+              <w:bottom w:w="70" w:type="dxa"/>
+              <w:left w:w="90" w:type="dxa"/>
+              <w:right w:w="90" w:type="dxa"/>
+            </w:tcMar>
+          </w:tcPr>
+          <w:p>
+            <w:pPr>
+              <w:jc w:val="left"/>
+            </w:pPr>
+            <w:r>
+              <w:rPr>
+                <w:rFonts w:ascii="Calibri" w:hAnsi="Calibri"/>
+                <w:color w:val="1F2937"/>
+                <w:sz w:val="18"/>
+              </w:rPr>
+              <w:t>Support Vector Machine (RBF)</w:t>
+            </w:r>
+          </w:p>
+        </w:tc>
+        <w:tc>
+          <w:tcPr>
+            <w:tcW w:type="dxa" w:w="1008"/>
+            <w:shd w:fill="F8FAFC"/>
+            <w:tcMar>
+              <w:top w:w="70" w:type="dxa"/>
+              <w:bottom w:w="70" w:type="dxa"/>
+              <w:left w:w="90" w:type="dxa"/>
+              <w:right w:w="90" w:type="dxa"/>
+            </w:tcMar>
+          </w:tcPr>
+          <w:p>
+            <w:pPr>
+              <w:jc w:val="center"/>
+            </w:pPr>
+            <w:r>
+              <w:rPr>
+                <w:rFonts w:ascii="Calibri" w:hAnsi="Calibri"/>
+                <w:color w:val="1F2937"/>
+                <w:sz w:val="18"/>
+              </w:rPr>
+              <w:t>79.84%</w:t>
+            </w:r>
+          </w:p>
+        </w:tc>
+        <w:tc>
+          <w:tcPr>
+            <w:tcW w:type="dxa" w:w="1008"/>
+            <w:shd w:fill="F8FAFC"/>
+            <w:tcMar>
+              <w:top w:w="70" w:type="dxa"/>
+              <w:bottom w:w="70" w:type="dxa"/>
+              <w:left w:w="90" w:type="dxa"/>
+              <w:right w:w="90" w:type="dxa"/>
+            </w:tcMar>
+          </w:tcPr>
+          <w:p>
+            <w:pPr>
+              <w:jc w:val="center"/>
+            </w:pPr>
+            <w:r>
+              <w:rPr>
+                <w:rFonts w:ascii="Calibri" w:hAnsi="Calibri"/>
+                <w:color w:val="1F2937"/>
+                <w:sz w:val="18"/>
+              </w:rPr>
+              <w:t>64.1%</w:t>
+            </w:r>
+          </w:p>
+        </w:tc>
+        <w:tc>
+          <w:tcPr>
+            <w:tcW w:type="dxa" w:w="1008"/>
+            <w:shd w:fill="F8FAFC"/>
+            <w:tcMar>
+              <w:top w:w="70" w:type="dxa"/>
+              <w:bottom w:w="70" w:type="dxa"/>
+              <w:left w:w="90" w:type="dxa"/>
+              <w:right w:w="90" w:type="dxa"/>
+            </w:tcMar>
+          </w:tcPr>
+          <w:p>
+            <w:pPr>
+              <w:jc w:val="center"/>
+            </w:pPr>
+            <w:r>
+              <w:rPr>
+                <w:rFonts w:ascii="Calibri" w:hAnsi="Calibri"/>
+                <w:color w:val="1F2937"/>
+                <w:sz w:val="18"/>
+              </w:rPr>
+              <w:t>51.2%</w:t>
+            </w:r>
+          </w:p>
+        </w:tc>
+        <w:tc>
+          <w:tcPr>
+            <w:tcW w:type="dxa" w:w="1008"/>
+            <w:shd w:fill="F8FAFC"/>
+            <w:tcMar>
+              <w:top w:w="70" w:type="dxa"/>
+              <w:bottom w:w="70" w:type="dxa"/>
+              <w:left w:w="90" w:type="dxa"/>
+              <w:right w:w="90" w:type="dxa"/>
+            </w:tcMar>
+          </w:tcPr>
+          <w:p>
+            <w:pPr>
+              <w:jc w:val="center"/>
+            </w:pPr>
+            <w:r>
+              <w:rPr>
+                <w:rFonts w:ascii="Calibri" w:hAnsi="Calibri"/>
+                <w:color w:val="1F2937"/>
+                <w:sz w:val="18"/>
+              </w:rPr>
+              <w:t>0.569</w:t>
+            </w:r>
+          </w:p>
+        </w:tc>
+        <w:tc>
+          <w:tcPr>
+            <w:tcW w:type="dxa" w:w="1008"/>
+            <w:shd w:fill="F8FAFC"/>
+            <w:tcMar>
+              <w:top w:w="70" w:type="dxa"/>
+              <w:bottom w:w="70" w:type="dxa"/>
+              <w:left w:w="90" w:type="dxa"/>
+              <w:right w:w="90" w:type="dxa"/>
+            </w:tcMar>
+          </w:tcPr>
+          <w:p>
+            <w:pPr>
+              <w:jc w:val="center"/>
+            </w:pPr>
+            <w:r>
+              <w:rPr>
+                <w:rFonts w:ascii="Calibri" w:hAnsi="Calibri"/>
+                <w:color w:val="1F2937"/>
+                <w:sz w:val="18"/>
+              </w:rPr>
+              <w:t>0.812</w:t>
+            </w:r>
+          </w:p>
+        </w:tc>
+        <w:tc>
+          <w:tcPr>
+            <w:tcW w:type="dxa" w:w="1728"/>
+            <w:shd w:fill="F8FAFC"/>
+            <w:tcMar>
+              <w:top w:w="70" w:type="dxa"/>
+              <w:bottom w:w="70" w:type="dxa"/>
+              <w:left w:w="90" w:type="dxa"/>
+              <w:right w:w="90" w:type="dxa"/>
+            </w:tcMar>
+          </w:tcPr>
+          <w:p>
+            <w:pPr>
+              <w:jc w:val="center"/>
+            </w:pPr>
+            <w:r>
+              <w:rPr>
+                <w:rFonts w:ascii="Calibri" w:hAnsi="Calibri"/>
+                <w:color w:val="1F2937"/>
+                <w:sz w:val="18"/>
+              </w:rPr>
+              <w:t>Low (Black Box)</w:t>
+            </w:r>
+          </w:p>
+        </w:tc>
+        <w:tc>
+          <w:tcPr>
+            <w:tcW w:type="dxa" w:w="1008"/>
+            <w:shd w:fill="F8FAFC"/>
+            <w:tcMar>
+              <w:top w:w="70" w:type="dxa"/>
+              <w:bottom w:w="70" w:type="dxa"/>
+              <w:left w:w="90" w:type="dxa"/>
+              <w:right w:w="90" w:type="dxa"/>
+            </w:tcMar>
+          </w:tcPr>
+          <w:p>
+            <w:pPr>
+              <w:jc w:val="center"/>
+            </w:pPr>
+            <w:r>
+              <w:rPr>
+                <w:rFonts w:ascii="Calibri" w:hAnsi="Calibri"/>
+                <w:color w:val="1F2937"/>
+                <w:sz w:val="18"/>
+              </w:rPr>
+              <w:t>60 ms</w:t>
+            </w:r>
+          </w:p>
+        </w:tc>
+      </w:tr>
+      <w:tr>
+        <w:tc>
+          <w:tcPr>
+            <w:tcW w:type="dxa" w:w="2160"/>
+            <w:shd w:fill="FFFFFF"/>
+            <w:tcMar>
+              <w:top w:w="70" w:type="dxa"/>
+              <w:bottom w:w="70" w:type="dxa"/>
+              <w:left w:w="90" w:type="dxa"/>
+              <w:right w:w="90" w:type="dxa"/>
+            </w:tcMar>
+          </w:tcPr>
+          <w:p>
+            <w:pPr>
+              <w:jc w:val="left"/>
+            </w:pPr>
+            <w:r>
+              <w:rPr>
+                <w:rFonts w:ascii="Calibri" w:hAnsi="Calibri"/>
+                <w:color w:val="1F2937"/>
+                <w:sz w:val="18"/>
+              </w:rPr>
+              <w:t>K-Nearest Neighbors (KNN)</w:t>
+            </w:r>
+          </w:p>
+        </w:tc>
+        <w:tc>
+          <w:tcPr>
+            <w:tcW w:type="dxa" w:w="1008"/>
+            <w:shd w:fill="FFFFFF"/>
+            <w:tcMar>
+              <w:top w:w="70" w:type="dxa"/>
+              <w:bottom w:w="70" w:type="dxa"/>
+              <w:left w:w="90" w:type="dxa"/>
+              <w:right w:w="90" w:type="dxa"/>
+            </w:tcMar>
+          </w:tcPr>
+          <w:p>
+            <w:pPr>
+              <w:jc w:val="center"/>
+            </w:pPr>
+            <w:r>
+              <w:rPr>
+                <w:rFonts w:ascii="Calibri" w:hAnsi="Calibri"/>
+                <w:color w:val="1F2937"/>
+                <w:sz w:val="18"/>
+              </w:rPr>
+              <w:t>76.44%</w:t>
+            </w:r>
+          </w:p>
+        </w:tc>
+        <w:tc>
+          <w:tcPr>
+            <w:tcW w:type="dxa" w:w="1008"/>
+            <w:shd w:fill="FFFFFF"/>
+            <w:tcMar>
+              <w:top w:w="70" w:type="dxa"/>
+              <w:bottom w:w="70" w:type="dxa"/>
+              <w:left w:w="90" w:type="dxa"/>
+              <w:right w:w="90" w:type="dxa"/>
+            </w:tcMar>
+          </w:tcPr>
+          <w:p>
+            <w:pPr>
+              <w:jc w:val="center"/>
+            </w:pPr>
+            <w:r>
+              <w:rPr>
+                <w:rFonts w:ascii="Calibri" w:hAnsi="Calibri"/>
+                <w:color w:val="1F2937"/>
+                <w:sz w:val="18"/>
+              </w:rPr>
+              <w:t>55.3%</w:t>
+            </w:r>
+          </w:p>
+        </w:tc>
+        <w:tc>
+          <w:tcPr>
+            <w:tcW w:type="dxa" w:w="1008"/>
+            <w:shd w:fill="FFFFFF"/>
+            <w:tcMar>
+              <w:top w:w="70" w:type="dxa"/>
+              <w:bottom w:w="70" w:type="dxa"/>
+              <w:left w:w="90" w:type="dxa"/>
+              <w:right w:w="90" w:type="dxa"/>
+            </w:tcMar>
+          </w:tcPr>
+          <w:p>
+            <w:pPr>
+              <w:jc w:val="center"/>
+            </w:pPr>
+            <w:r>
+              <w:rPr>
+                <w:rFonts w:ascii="Calibri" w:hAnsi="Calibri"/>
+                <w:color w:val="1F2937"/>
+                <w:sz w:val="18"/>
+              </w:rPr>
+              <w:t>52.7%</w:t>
+            </w:r>
+          </w:p>
+        </w:tc>
+        <w:tc>
+          <w:tcPr>
+            <w:tcW w:type="dxa" w:w="1008"/>
+            <w:shd w:fill="FFFFFF"/>
+            <w:tcMar>
+              <w:top w:w="70" w:type="dxa"/>
+              <w:bottom w:w="70" w:type="dxa"/>
+              <w:left w:w="90" w:type="dxa"/>
+              <w:right w:w="90" w:type="dxa"/>
+            </w:tcMar>
+          </w:tcPr>
+          <w:p>
+            <w:pPr>
+              <w:jc w:val="center"/>
+            </w:pPr>
+            <w:r>
+              <w:rPr>
+                <w:rFonts w:ascii="Calibri" w:hAnsi="Calibri"/>
+                <w:color w:val="1F2937"/>
+                <w:sz w:val="18"/>
+              </w:rPr>
+              <w:t>0.540</w:t>
+            </w:r>
+          </w:p>
+        </w:tc>
+        <w:tc>
+          <w:tcPr>
+            <w:tcW w:type="dxa" w:w="1008"/>
+            <w:shd w:fill="FFFFFF"/>
+            <w:tcMar>
+              <w:top w:w="70" w:type="dxa"/>
+              <w:bottom w:w="70" w:type="dxa"/>
+              <w:left w:w="90" w:type="dxa"/>
+              <w:right w:w="90" w:type="dxa"/>
+            </w:tcMar>
+          </w:tcPr>
+          <w:p>
+            <w:pPr>
+              <w:jc w:val="center"/>
+            </w:pPr>
+            <w:r>
+              <w:rPr>
+                <w:rFonts w:ascii="Calibri" w:hAnsi="Calibri"/>
+                <w:color w:val="1F2937"/>
+                <w:sz w:val="18"/>
+              </w:rPr>
+              <w:t>0.781</w:t>
+            </w:r>
+          </w:p>
+        </w:tc>
+        <w:tc>
+          <w:tcPr>
+            <w:tcW w:type="dxa" w:w="1728"/>
+            <w:shd w:fill="FFFFFF"/>
+            <w:tcMar>
+              <w:top w:w="70" w:type="dxa"/>
+              <w:bottom w:w="70" w:type="dxa"/>
+              <w:left w:w="90" w:type="dxa"/>
+              <w:right w:w="90" w:type="dxa"/>
+            </w:tcMar>
+          </w:tcPr>
+          <w:p>
+            <w:pPr>
+              <w:jc w:val="center"/>
+            </w:pPr>
+            <w:r>
+              <w:rPr>
+                <w:rFonts w:ascii="Calibri" w:hAnsi="Calibri"/>
+                <w:color w:val="1F2937"/>
+                <w:sz w:val="18"/>
+              </w:rPr>
+              <w:t>Low (Instance Based)</w:t>
+            </w:r>
+          </w:p>
+        </w:tc>
+        <w:tc>
+          <w:tcPr>
+            <w:tcW w:type="dxa" w:w="1008"/>
+            <w:shd w:fill="FFFFFF"/>
+            <w:tcMar>
+              <w:top w:w="70" w:type="dxa"/>
+              <w:bottom w:w="70" w:type="dxa"/>
+              <w:left w:w="90" w:type="dxa"/>
+              <w:right w:w="90" w:type="dxa"/>
+            </w:tcMar>
+          </w:tcPr>
+          <w:p>
+            <w:pPr>
+              <w:jc w:val="center"/>
+            </w:pPr>
+            <w:r>
+              <w:rPr>
+                <w:rFonts w:ascii="Calibri" w:hAnsi="Calibri"/>
+                <w:color w:val="1F2937"/>
+                <w:sz w:val="18"/>
+              </w:rPr>
+              <w:t>25 ms</w:t>
+            </w:r>
+          </w:p>
+        </w:tc>
+      </w:tr>
+    </w:tbl>
+    <w:p>
+      <w:pPr>
+        <w:pStyle w:val="Heading2"/>
+        <w:keepNext/>
+        <w:spacing w:before="280" w:after="80"/>
+      </w:pPr>
+      <w:r>
+        <w:rPr>
+          <w:rFonts w:ascii="Calibri" w:hAnsi="Calibri"/>
+          <w:b/>
+          <w:color w:val="2563EB"/>
+          <w:sz w:val="26"/>
+        </w:rPr>
+        <w:t>8.1 Selection Criteria for the Production Model</w:t>
+      </w:r>
+    </w:p>
+    <w:p>
+      <w:pPr>
+        <w:pStyle w:val="ListBullet"/>
+        <w:spacing w:after="60" w:line="276" w:lineRule="auto"/>
+      </w:pPr>
+      <w:r>
+        <w:rPr>
+          <w:rFonts w:ascii="Calibri" w:hAnsi="Calibri"/>
+          <w:b/>
+          <w:color w:val="1F2937"/>
+          <w:sz w:val="22"/>
+        </w:rPr>
+        <w:t xml:space="preserve">1. Accuracy &amp; Predictive Performance: </w:t>
+      </w:r>
+      <w:r>
+        <w:rPr>
+          <w:rFonts w:ascii="Calibri" w:hAnsi="Calibri"/>
+          <w:color w:val="374151"/>
+          <w:sz w:val="22"/>
+        </w:rPr>
+        <w:t>Logistic Regression achieved the highest overall test accuracy (80.48%) and the highest Area Under the ROC Curve (0.845 AUC) among all evaluated algorithms.</w:t>
+      </w:r>
+    </w:p>
+    <w:p>
+      <w:pPr>
+        <w:pStyle w:val="ListBullet"/>
+        <w:spacing w:after="60" w:line="276" w:lineRule="auto"/>
+      </w:pPr>
+      <w:r>
+        <w:rPr>
+          <w:rFonts w:ascii="Calibri" w:hAnsi="Calibri"/>
+          <w:b/>
+          <w:color w:val="1F2937"/>
+          <w:sz w:val="22"/>
+        </w:rPr>
+        <w:t xml:space="preserve">2. Training Time &amp; Low Latency: </w:t>
+      </w:r>
+      <w:r>
+        <w:rPr>
+          <w:rFonts w:ascii="Calibri" w:hAnsi="Calibri"/>
+          <w:color w:val="374151"/>
+          <w:sz w:val="22"/>
+        </w:rPr>
+        <w:t>With an inference latency of under 5 milliseconds, Logistic Regression delivers instantaneous responsiveness during live customer service call interactions and batch cohort processing.</w:t>
+      </w:r>
+    </w:p>
+    <w:p>
+      <w:pPr>
+        <w:pStyle w:val="ListBullet"/>
+        <w:spacing w:after="60" w:line="276" w:lineRule="auto"/>
+      </w:pPr>
+      <w:r>
+        <w:rPr>
+          <w:rFonts w:ascii="Calibri" w:hAnsi="Calibri"/>
+          <w:b/>
+          <w:color w:val="1F2937"/>
+          <w:sz w:val="22"/>
+        </w:rPr>
+        <w:t xml:space="preserve">3. Dataset Characteristics: </w:t>
+      </w:r>
+      <w:r>
+        <w:rPr>
+          <w:rFonts w:ascii="Calibri" w:hAnsi="Calibri"/>
+          <w:color w:val="374151"/>
+          <w:sz w:val="22"/>
+        </w:rPr>
+        <w:t>The normalized feature space exhibits predominantly linear separation boundaries between short-tenure month-to-month contracts and loyal multi-year contracts.</w:t>
+      </w:r>
+    </w:p>
+    <w:p>
+      <w:pPr>
+        <w:pStyle w:val="ListBullet"/>
+        <w:spacing w:after="60" w:line="276" w:lineRule="auto"/>
+      </w:pPr>
+      <w:r>
+        <w:rPr>
+          <w:rFonts w:ascii="Calibri" w:hAnsi="Calibri"/>
+          <w:b/>
+          <w:color w:val="1F2937"/>
+          <w:sz w:val="22"/>
+        </w:rPr>
+        <w:t xml:space="preserve">4. Explainability &amp; Trust: </w:t>
+      </w:r>
+      <w:r>
+        <w:rPr>
+          <w:rFonts w:ascii="Calibri" w:hAnsi="Calibri"/>
+          <w:color w:val="374151"/>
+          <w:sz w:val="22"/>
+        </w:rPr>
+        <w:t>Unlike black-box models, Logistic Regression directly yields mathematical log-odds coefficients (β), allowing real-time decomposition into transparent risk drivers for frontline customer care agents.</w:t>
+      </w:r>
+    </w:p>
+    <w:p>
+      <w:r>
+        <w:br w:type="page"/>
+      </w:r>
+    </w:p>
+    <w:p>
+      <w:pPr>
+        <w:pStyle w:val="Heading1"/>
+        <w:keepNext/>
+        <w:spacing w:before="280" w:after="80"/>
+      </w:pPr>
+      <w:r>
+        <w:rPr>
+          <w:rFonts w:ascii="Calibri" w:hAnsi="Calibri"/>
+          <w:b/>
+          <w:color w:val="1E3A8A"/>
+          <w:sz w:val="34"/>
+        </w:rPr>
+        <w:t>9. Model Development</w:t>
+      </w:r>
+    </w:p>
+    <w:p>
+      <w:pPr>
+        <w:spacing w:after="80" w:line="276" w:lineRule="auto"/>
+      </w:pPr>
+      <w:r>
+        <w:rPr>
+          <w:rFonts w:ascii="Calibri" w:hAnsi="Calibri"/>
+          <w:color w:val="374151"/>
+          <w:sz w:val="22"/>
+        </w:rPr>
+        <w:t>The model development phase encompasses feature pipeline engineering, hyperparameter optimization, and development tooling configuration:</w:t>
+      </w:r>
+    </w:p>
+    <w:p>
+      <w:pPr>
+        <w:pStyle w:val="ListBullet"/>
+        <w:spacing w:after="60" w:line="276" w:lineRule="auto"/>
+      </w:pPr>
+      <w:r>
+        <w:rPr>
+          <w:rFonts w:ascii="Calibri" w:hAnsi="Calibri"/>
+          <w:b/>
+          <w:color w:val="1F2937"/>
+          <w:sz w:val="22"/>
+        </w:rPr>
+        <w:t xml:space="preserve">• Feature Selection &amp; Engineering: </w:t>
+      </w:r>
+      <w:r>
+        <w:rPr>
+          <w:rFonts w:ascii="Calibri" w:hAnsi="Calibri"/>
+          <w:color w:val="374151"/>
+          <w:sz w:val="22"/>
+        </w:rPr>
+        <w:t>All 20 predictor attributes were transformed into a standardized 41-dimensional numeric feature vector.</w:t>
+      </w:r>
+    </w:p>
+    <w:p>
+      <w:pPr>
+        <w:pStyle w:val="ListBullet"/>
+        <w:spacing w:after="60" w:line="276" w:lineRule="auto"/>
+      </w:pPr>
+      <w:r>
+        <w:rPr>
+          <w:rFonts w:ascii="Calibri" w:hAnsi="Calibri"/>
+          <w:b/>
+          <w:color w:val="1F2937"/>
+          <w:sz w:val="22"/>
+        </w:rPr>
+        <w:t xml:space="preserve">• Model Configuration &amp; Hyperparameters: </w:t>
+      </w:r>
+      <w:r>
+        <w:rPr>
+          <w:rFonts w:ascii="Calibri" w:hAnsi="Calibri"/>
+          <w:color w:val="374151"/>
+          <w:sz w:val="22"/>
+        </w:rPr>
+        <w:t>Penalty = L2 (Ridge regularization), Inverse Regularization (C) = 1.0, Optimization Solver = lbfgs (Limited-memory BFGS), Maximum Iterations = 1000, Random State = 42 for deterministic reproducibility.</w:t>
+      </w:r>
+    </w:p>
+    <w:p>
+      <w:pPr>
+        <w:pStyle w:val="ListBullet"/>
+        <w:spacing w:after="60" w:line="276" w:lineRule="auto"/>
+      </w:pPr>
+      <w:r>
+        <w:rPr>
+          <w:rFonts w:ascii="Calibri" w:hAnsi="Calibri"/>
+          <w:b/>
+          <w:color w:val="1F2937"/>
+          <w:sz w:val="22"/>
+        </w:rPr>
+        <w:t xml:space="preserve">• Development Environment: </w:t>
+      </w:r>
+      <w:r>
+        <w:rPr>
+          <w:rFonts w:ascii="Calibri" w:hAnsi="Calibri"/>
+          <w:color w:val="374151"/>
+          <w:sz w:val="22"/>
+        </w:rPr>
+        <w:t>Python 3.10+ runtime, Visual Studio Code / Antigravity Agentic IDE, Windows 11 64-bit OS.</w:t>
+      </w:r>
+    </w:p>
+    <w:p>
+      <w:pPr>
+        <w:pStyle w:val="ListBullet"/>
+        <w:spacing w:after="60" w:line="276" w:lineRule="auto"/>
+      </w:pPr>
+      <w:r>
+        <w:rPr>
+          <w:rFonts w:ascii="Calibri" w:hAnsi="Calibri"/>
+          <w:b/>
+          <w:color w:val="1F2937"/>
+          <w:sz w:val="22"/>
+        </w:rPr>
+        <w:t xml:space="preserve">• Libraries Used: </w:t>
+      </w:r>
+      <w:r>
+        <w:rPr>
+          <w:rFonts w:ascii="Calibri" w:hAnsi="Calibri"/>
+          <w:color w:val="374151"/>
+          <w:sz w:val="22"/>
+        </w:rPr>
+        <w:t>Python, Pandas, NumPy, Scikit-learn, Matplotlib, Plotly, Streamlit, Joblib, Python-Docx.</w:t>
+      </w:r>
+    </w:p>
+    <w:p>
+      <w:pPr>
+        <w:pStyle w:val="Heading1"/>
+        <w:keepNext/>
+        <w:spacing w:before="280" w:after="80"/>
+      </w:pPr>
+      <w:r>
+        <w:rPr>
+          <w:rFonts w:ascii="Calibri" w:hAnsi="Calibri"/>
+          <w:b/>
+          <w:color w:val="1E3A8A"/>
+          <w:sz w:val="34"/>
+        </w:rPr>
+        <w:t>10. Model Training and Evaluation</w:t>
+      </w:r>
+    </w:p>
+    <w:p>
+      <w:pPr>
+        <w:spacing w:after="80" w:line="276" w:lineRule="auto"/>
+      </w:pPr>
+      <w:r>
+        <w:rPr>
+          <w:rFonts w:ascii="Calibri" w:hAnsi="Calibri"/>
+          <w:color w:val="374151"/>
+          <w:sz w:val="22"/>
+        </w:rPr>
+        <w:t>The training and evaluation lifecycle followed a disciplined cross-validation structure:</w:t>
+      </w:r>
+    </w:p>
+    <w:tbl>
+      <w:tblPr>
+        <w:tblW w:type="auto" w:w="0"/>
+        <w:jc w:val="center"/>
+        <w:tblLook w:firstColumn="1" w:firstRow="1" w:lastColumn="0" w:lastRow="0" w:noHBand="0" w:noVBand="1" w:val="04A0"/>
+      </w:tblPr>
+      <w:tblGrid>
+        <w:gridCol w:w="9360"/>
+      </w:tblGrid>
+      <w:tr>
+        <w:tc>
+          <w:tcPr>
+            <w:tcW w:type="dxa" w:w="9360"/>
+            <w:shd w:fill="F8FAFC"/>
+            <w:tcMar>
+              <w:top w:w="140" w:type="dxa"/>
+              <w:bottom w:w="140" w:type="dxa"/>
+              <w:left w:w="180" w:type="dxa"/>
+              <w:right w:w="180" w:type="dxa"/>
+            </w:tcMar>
+            <w:tcBorders>
+              <w:top w:val="single" w:sz="12" w:space="0" w:color="CBD5E1"/>
+              <w:left w:val="single" w:sz="24" w:space="0" w:color="1E3A8A"/>
+              <w:bottom w:val="single" w:sz="12" w:space="0" w:color="CBD5E1"/>
+              <w:right w:val="single" w:sz="12" w:space="0" w:color="CBD5E1"/>
+            </w:tcBorders>
+          </w:tcPr>
+          <w:p>
+            <w:pPr>
+              <w:spacing w:after="0"/>
+              <w:jc w:val="center"/>
+            </w:pPr>
+            <w:r>
+              <w:rPr>
+                <w:rFonts w:ascii="Calibri" w:hAnsi="Calibri"/>
+                <w:b/>
+                <w:color w:val="1E3A8A"/>
+                <w:sz w:val="21"/>
+              </w:rPr>
+              <w:t>Training Data (5,634 rows)  ➔  Model Fitting (lbfgs solver)  ➔  Validation &amp; Test Data (1,409 rows)  ➔  Calibrated Predictions  ➔  Metric Evaluation</w:t>
+            </w:r>
+          </w:p>
+        </w:tc>
+      </w:tr>
+    </w:tbl>
+    <w:p>
+      <w:pPr>
+        <w:spacing w:after="60"/>
+      </w:pPr>
+    </w:p>
+    <w:tbl>
+      <w:tblPr>
+        <w:tblW w:type="auto" w:w="0"/>
+        <w:jc w:val="center"/>
+        <w:tblLook w:firstColumn="1" w:firstRow="1" w:lastColumn="0" w:lastRow="0" w:noHBand="0" w:noVBand="1" w:val="04A0"/>
+      </w:tblPr>
+      <w:tblGrid>
+        <w:gridCol w:w="1872"/>
+        <w:gridCol w:w="1872"/>
+        <w:gridCol w:w="1872"/>
+        <w:gridCol w:w="1872"/>
+        <w:gridCol w:w="1872"/>
+      </w:tblGrid>
+      <w:tr>
+        <w:tc>
+          <w:tcPr>
+            <w:tcW w:type="dxa" w:w="3168"/>
+            <w:shd w:fill="1E3A8A"/>
+            <w:tcMar>
+              <w:top w:w="100" w:type="dxa"/>
+              <w:bottom w:w="100" w:type="dxa"/>
+              <w:left w:w="100" w:type="dxa"/>
+              <w:right w:w="100" w:type="dxa"/>
+            </w:tcMar>
+          </w:tcPr>
+          <w:p>
+            <w:pPr>
+              <w:jc w:val="center"/>
+            </w:pPr>
+            <w:r>
+              <w:rPr>
+                <w:rFonts w:ascii="Calibri" w:hAnsi="Calibri"/>
+                <w:b/>
+                <w:color w:val="FFFFFF"/>
+                <w:sz w:val="19"/>
+              </w:rPr>
+              <w:t>Class / Metric</w:t>
+            </w:r>
+          </w:p>
+        </w:tc>
+        <w:tc>
+          <w:tcPr>
+            <w:tcW w:type="dxa" w:w="1584"/>
+            <w:shd w:fill="1E3A8A"/>
+            <w:tcMar>
+              <w:top w:w="100" w:type="dxa"/>
+              <w:bottom w:w="100" w:type="dxa"/>
+              <w:left w:w="100" w:type="dxa"/>
+              <w:right w:w="100" w:type="dxa"/>
+            </w:tcMar>
+          </w:tcPr>
+          <w:p>
+            <w:pPr>
+              <w:jc w:val="center"/>
+            </w:pPr>
+            <w:r>
+              <w:rPr>
+                <w:rFonts w:ascii="Calibri" w:hAnsi="Calibri"/>
+                <w:b/>
+                <w:color w:val="FFFFFF"/>
+                <w:sz w:val="19"/>
+              </w:rPr>
+              <w:t>Precision</w:t>
+            </w:r>
+          </w:p>
+        </w:tc>
+        <w:tc>
+          <w:tcPr>
+            <w:tcW w:type="dxa" w:w="1584"/>
+            <w:shd w:fill="1E3A8A"/>
+            <w:tcMar>
+              <w:top w:w="100" w:type="dxa"/>
+              <w:bottom w:w="100" w:type="dxa"/>
+              <w:left w:w="100" w:type="dxa"/>
+              <w:right w:w="100" w:type="dxa"/>
+            </w:tcMar>
+          </w:tcPr>
+          <w:p>
+            <w:pPr>
+              <w:jc w:val="center"/>
+            </w:pPr>
+            <w:r>
+              <w:rPr>
+                <w:rFonts w:ascii="Calibri" w:hAnsi="Calibri"/>
+                <w:b/>
+                <w:color w:val="FFFFFF"/>
+                <w:sz w:val="19"/>
+              </w:rPr>
+              <w:t>Recall</w:t>
+            </w:r>
+          </w:p>
+        </w:tc>
+        <w:tc>
+          <w:tcPr>
+            <w:tcW w:type="dxa" w:w="1584"/>
+            <w:shd w:fill="1E3A8A"/>
+            <w:tcMar>
+              <w:top w:w="100" w:type="dxa"/>
+              <w:bottom w:w="100" w:type="dxa"/>
+              <w:left w:w="100" w:type="dxa"/>
+              <w:right w:w="100" w:type="dxa"/>
+            </w:tcMar>
+          </w:tcPr>
+          <w:p>
+            <w:pPr>
+              <w:jc w:val="center"/>
+            </w:pPr>
+            <w:r>
+              <w:rPr>
+                <w:rFonts w:ascii="Calibri" w:hAnsi="Calibri"/>
+                <w:b/>
+                <w:color w:val="FFFFFF"/>
+                <w:sz w:val="19"/>
+              </w:rPr>
+              <w:t>F1-Score</w:t>
+            </w:r>
+          </w:p>
+        </w:tc>
+        <w:tc>
+          <w:tcPr>
+            <w:tcW w:type="dxa" w:w="1728"/>
+            <w:shd w:fill="1E3A8A"/>
+            <w:tcMar>
+              <w:top w:w="100" w:type="dxa"/>
+              <w:bottom w:w="100" w:type="dxa"/>
+              <w:left w:w="100" w:type="dxa"/>
+              <w:right w:w="100" w:type="dxa"/>
+            </w:tcMar>
+          </w:tcPr>
+          <w:p>
+            <w:pPr>
+              <w:jc w:val="center"/>
+            </w:pPr>
+            <w:r>
+              <w:rPr>
+                <w:rFonts w:ascii="Calibri" w:hAnsi="Calibri"/>
+                <w:b/>
+                <w:color w:val="FFFFFF"/>
+                <w:sz w:val="19"/>
+              </w:rPr>
+              <w:t>Support Count</w:t>
             </w:r>
           </w:p>
         </w:tc>
@@ -2254,13 +8014,13 @@
                 <w:color w:val="1F2937"/>
                 <w:sz w:val="18"/>
               </w:rPr>
-              <w:t>Stage 1: Context Ingestion</w:t>
+              <w:t>Retained (Class 0: No Churn)</w:t>
             </w:r>
           </w:p>
         </w:tc>
         <w:tc>
           <w:tcPr>
-            <w:tcW w:type="dxa" w:w="6480"/>
+            <w:tcW w:type="dxa" w:w="1584"/>
             <w:shd w:fill="FFFFFF"/>
             <w:tcMar>
               <w:top w:w="70" w:type="dxa"/>
@@ -2279,7 +8039,82 @@
                 <w:color w:val="1F2937"/>
                 <w:sz w:val="18"/>
               </w:rPr>
-              <w:t>Agent selects or inputs customer parameters (Tenure, Contract, Monthly Charges, Internet Type, Add-ons).</w:t>
+              <w:t>0.85 (85%)</w:t>
+            </w:r>
+          </w:p>
+        </w:tc>
+        <w:tc>
+          <w:tcPr>
+            <w:tcW w:type="dxa" w:w="1584"/>
+            <w:shd w:fill="FFFFFF"/>
+            <w:tcMar>
+              <w:top w:w="70" w:type="dxa"/>
+              <w:bottom w:w="70" w:type="dxa"/>
+              <w:left w:w="90" w:type="dxa"/>
+              <w:right w:w="90" w:type="dxa"/>
+            </w:tcMar>
+          </w:tcPr>
+          <w:p>
+            <w:pPr>
+              <w:jc w:val="center"/>
+            </w:pPr>
+            <w:r>
+              <w:rPr>
+                <w:rFonts w:ascii="Calibri" w:hAnsi="Calibri"/>
+                <w:color w:val="1F2937"/>
+                <w:sz w:val="18"/>
+              </w:rPr>
+              <w:t>0.90 (90%)</w:t>
+            </w:r>
+          </w:p>
+        </w:tc>
+        <w:tc>
+          <w:tcPr>
+            <w:tcW w:type="dxa" w:w="1584"/>
+            <w:shd w:fill="FFFFFF"/>
+            <w:tcMar>
+              <w:top w:w="70" w:type="dxa"/>
+              <w:bottom w:w="70" w:type="dxa"/>
+              <w:left w:w="90" w:type="dxa"/>
+              <w:right w:w="90" w:type="dxa"/>
+            </w:tcMar>
+          </w:tcPr>
+          <w:p>
+            <w:pPr>
+              <w:jc w:val="center"/>
+            </w:pPr>
+            <w:r>
+              <w:rPr>
+                <w:rFonts w:ascii="Calibri" w:hAnsi="Calibri"/>
+                <w:color w:val="1F2937"/>
+                <w:sz w:val="18"/>
+              </w:rPr>
+              <w:t>0.87 (87%)</w:t>
+            </w:r>
+          </w:p>
+        </w:tc>
+        <w:tc>
+          <w:tcPr>
+            <w:tcW w:type="dxa" w:w="1728"/>
+            <w:shd w:fill="FFFFFF"/>
+            <w:tcMar>
+              <w:top w:w="70" w:type="dxa"/>
+              <w:bottom w:w="70" w:type="dxa"/>
+              <w:left w:w="90" w:type="dxa"/>
+              <w:right w:w="90" w:type="dxa"/>
+            </w:tcMar>
+          </w:tcPr>
+          <w:p>
+            <w:pPr>
+              <w:jc w:val="center"/>
+            </w:pPr>
+            <w:r>
+              <w:rPr>
+                <w:rFonts w:ascii="Calibri" w:hAnsi="Calibri"/>
+                <w:color w:val="1F2937"/>
+                <w:sz w:val="18"/>
+              </w:rPr>
+              <w:t>1,035</w:t>
             </w:r>
           </w:p>
         </w:tc>
@@ -2306,13 +8141,13 @@
                 <w:color w:val="1F2937"/>
                 <w:sz w:val="18"/>
               </w:rPr>
-              <w:t>Stage 2: Telemetry Extraction</w:t>
+              <w:t>Churned (Class 1: Churn)</w:t>
             </w:r>
           </w:p>
         </w:tc>
         <w:tc>
           <w:tcPr>
-            <w:tcW w:type="dxa" w:w="6480"/>
+            <w:tcW w:type="dxa" w:w="1584"/>
             <w:shd w:fill="F8FAFC"/>
             <w:tcMar>
               <w:top w:w="70" w:type="dxa"/>
@@ -2331,7 +8166,82 @@
                 <w:color w:val="1F2937"/>
                 <w:sz w:val="18"/>
               </w:rPr>
-              <w:t>Predictive ML classification identifies churn probability (%) and extracts top hazard drivers (e.g., Month-to-Month, Fiber Optic, No Tech Support).</w:t>
+              <w:t>0.66 (66%)</w:t>
+            </w:r>
+          </w:p>
+        </w:tc>
+        <w:tc>
+          <w:tcPr>
+            <w:tcW w:type="dxa" w:w="1584"/>
+            <w:shd w:fill="F8FAFC"/>
+            <w:tcMar>
+              <w:top w:w="70" w:type="dxa"/>
+              <w:bottom w:w="70" w:type="dxa"/>
+              <w:left w:w="90" w:type="dxa"/>
+              <w:right w:w="90" w:type="dxa"/>
+            </w:tcMar>
+          </w:tcPr>
+          <w:p>
+            <w:pPr>
+              <w:jc w:val="center"/>
+            </w:pPr>
+            <w:r>
+              <w:rPr>
+                <w:rFonts w:ascii="Calibri" w:hAnsi="Calibri"/>
+                <w:color w:val="1F2937"/>
+                <w:sz w:val="18"/>
+              </w:rPr>
+              <w:t>0.56 (56%)</w:t>
+            </w:r>
+          </w:p>
+        </w:tc>
+        <w:tc>
+          <w:tcPr>
+            <w:tcW w:type="dxa" w:w="1584"/>
+            <w:shd w:fill="F8FAFC"/>
+            <w:tcMar>
+              <w:top w:w="70" w:type="dxa"/>
+              <w:bottom w:w="70" w:type="dxa"/>
+              <w:left w:w="90" w:type="dxa"/>
+              <w:right w:w="90" w:type="dxa"/>
+            </w:tcMar>
+          </w:tcPr>
+          <w:p>
+            <w:pPr>
+              <w:jc w:val="center"/>
+            </w:pPr>
+            <w:r>
+              <w:rPr>
+                <w:rFonts w:ascii="Calibri" w:hAnsi="Calibri"/>
+                <w:color w:val="1F2937"/>
+                <w:sz w:val="18"/>
+              </w:rPr>
+              <w:t>0.60 (60%)</w:t>
+            </w:r>
+          </w:p>
+        </w:tc>
+        <w:tc>
+          <w:tcPr>
+            <w:tcW w:type="dxa" w:w="1728"/>
+            <w:shd w:fill="F8FAFC"/>
+            <w:tcMar>
+              <w:top w:w="70" w:type="dxa"/>
+              <w:bottom w:w="70" w:type="dxa"/>
+              <w:left w:w="90" w:type="dxa"/>
+              <w:right w:w="90" w:type="dxa"/>
+            </w:tcMar>
+          </w:tcPr>
+          <w:p>
+            <w:pPr>
+              <w:jc w:val="center"/>
+            </w:pPr>
+            <w:r>
+              <w:rPr>
+                <w:rFonts w:ascii="Calibri" w:hAnsi="Calibri"/>
+                <w:color w:val="1F2937"/>
+                <w:sz w:val="18"/>
+              </w:rPr>
+              <w:t>374</w:t>
             </w:r>
           </w:p>
         </w:tc>
@@ -2358,13 +8268,13 @@
                 <w:color w:val="1F2937"/>
                 <w:sz w:val="18"/>
               </w:rPr>
-              <w:t>Stage 3: Prompt Construction</w:t>
+              <w:t>Accuracy</w:t>
             </w:r>
           </w:p>
         </w:tc>
         <w:tc>
           <w:tcPr>
-            <w:tcW w:type="dxa" w:w="6480"/>
+            <w:tcW w:type="dxa" w:w="1584"/>
             <w:shd w:fill="FFFFFF"/>
             <w:tcMar>
               <w:top w:w="70" w:type="dxa"/>
@@ -2383,7 +8293,82 @@
                 <w:color w:val="1F2937"/>
                 <w:sz w:val="18"/>
               </w:rPr>
-              <w:t>A parameter-bound Few-Shot Prompt Template is assembled, embedding system persona, subscriber context, business concession rules, and target channel constraints.</w:t>
+              <w:t>-</w:t>
+            </w:r>
+          </w:p>
+        </w:tc>
+        <w:tc>
+          <w:tcPr>
+            <w:tcW w:type="dxa" w:w="1584"/>
+            <w:shd w:fill="FFFFFF"/>
+            <w:tcMar>
+              <w:top w:w="70" w:type="dxa"/>
+              <w:bottom w:w="70" w:type="dxa"/>
+              <w:left w:w="90" w:type="dxa"/>
+              <w:right w:w="90" w:type="dxa"/>
+            </w:tcMar>
+          </w:tcPr>
+          <w:p>
+            <w:pPr>
+              <w:jc w:val="center"/>
+            </w:pPr>
+            <w:r>
+              <w:rPr>
+                <w:rFonts w:ascii="Calibri" w:hAnsi="Calibri"/>
+                <w:color w:val="1F2937"/>
+                <w:sz w:val="18"/>
+              </w:rPr>
+              <w:t>-</w:t>
+            </w:r>
+          </w:p>
+        </w:tc>
+        <w:tc>
+          <w:tcPr>
+            <w:tcW w:type="dxa" w:w="1584"/>
+            <w:shd w:fill="FFFFFF"/>
+            <w:tcMar>
+              <w:top w:w="70" w:type="dxa"/>
+              <w:bottom w:w="70" w:type="dxa"/>
+              <w:left w:w="90" w:type="dxa"/>
+              <w:right w:w="90" w:type="dxa"/>
+            </w:tcMar>
+          </w:tcPr>
+          <w:p>
+            <w:pPr>
+              <w:jc w:val="center"/>
+            </w:pPr>
+            <w:r>
+              <w:rPr>
+                <w:rFonts w:ascii="Calibri" w:hAnsi="Calibri"/>
+                <w:color w:val="1F2937"/>
+                <w:sz w:val="18"/>
+              </w:rPr>
+              <w:t>0.805 (80.5%)</w:t>
+            </w:r>
+          </w:p>
+        </w:tc>
+        <w:tc>
+          <w:tcPr>
+            <w:tcW w:type="dxa" w:w="1728"/>
+            <w:shd w:fill="FFFFFF"/>
+            <w:tcMar>
+              <w:top w:w="70" w:type="dxa"/>
+              <w:bottom w:w="70" w:type="dxa"/>
+              <w:left w:w="90" w:type="dxa"/>
+              <w:right w:w="90" w:type="dxa"/>
+            </w:tcMar>
+          </w:tcPr>
+          <w:p>
+            <w:pPr>
+              <w:jc w:val="center"/>
+            </w:pPr>
+            <w:r>
+              <w:rPr>
+                <w:rFonts w:ascii="Calibri" w:hAnsi="Calibri"/>
+                <w:color w:val="1F2937"/>
+                <w:sz w:val="18"/>
+              </w:rPr>
+              <w:t>1,409</w:t>
             </w:r>
           </w:p>
         </w:tc>
@@ -2410,13 +8395,13 @@
                 <w:color w:val="1F2937"/>
                 <w:sz w:val="18"/>
               </w:rPr>
-              <w:t>Stage 4: LLM Generation Layer</w:t>
+              <w:t>Macro Average</w:t>
             </w:r>
           </w:p>
         </w:tc>
         <w:tc>
           <w:tcPr>
-            <w:tcW w:type="dxa" w:w="6480"/>
+            <w:tcW w:type="dxa" w:w="1584"/>
             <w:shd w:fill="F8FAFC"/>
             <w:tcMar>
               <w:top w:w="70" w:type="dxa"/>
@@ -2435,7 +8420,82 @@
                 <w:color w:val="1F2937"/>
                 <w:sz w:val="18"/>
               </w:rPr>
-              <w:t>The structured prompt is executed through the Generative AI Model (Google Gemini API / Contextual Engine) using temperature-tuned sampling.</w:t>
+              <w:t>0.76 (76%)</w:t>
+            </w:r>
+          </w:p>
+        </w:tc>
+        <w:tc>
+          <w:tcPr>
+            <w:tcW w:type="dxa" w:w="1584"/>
+            <w:shd w:fill="F8FAFC"/>
+            <w:tcMar>
+              <w:top w:w="70" w:type="dxa"/>
+              <w:bottom w:w="70" w:type="dxa"/>
+              <w:left w:w="90" w:type="dxa"/>
+              <w:right w:w="90" w:type="dxa"/>
+            </w:tcMar>
+          </w:tcPr>
+          <w:p>
+            <w:pPr>
+              <w:jc w:val="center"/>
+            </w:pPr>
+            <w:r>
+              <w:rPr>
+                <w:rFonts w:ascii="Calibri" w:hAnsi="Calibri"/>
+                <w:color w:val="1F2937"/>
+                <w:sz w:val="18"/>
+              </w:rPr>
+              <w:t>0.73 (73%)</w:t>
+            </w:r>
+          </w:p>
+        </w:tc>
+        <w:tc>
+          <w:tcPr>
+            <w:tcW w:type="dxa" w:w="1584"/>
+            <w:shd w:fill="F8FAFC"/>
+            <w:tcMar>
+              <w:top w:w="70" w:type="dxa"/>
+              <w:bottom w:w="70" w:type="dxa"/>
+              <w:left w:w="90" w:type="dxa"/>
+              <w:right w:w="90" w:type="dxa"/>
+            </w:tcMar>
+          </w:tcPr>
+          <w:p>
+            <w:pPr>
+              <w:jc w:val="center"/>
+            </w:pPr>
+            <w:r>
+              <w:rPr>
+                <w:rFonts w:ascii="Calibri" w:hAnsi="Calibri"/>
+                <w:color w:val="1F2937"/>
+                <w:sz w:val="18"/>
+              </w:rPr>
+              <w:t>0.74 (74%)</w:t>
+            </w:r>
+          </w:p>
+        </w:tc>
+        <w:tc>
+          <w:tcPr>
+            <w:tcW w:type="dxa" w:w="1728"/>
+            <w:shd w:fill="F8FAFC"/>
+            <w:tcMar>
+              <w:top w:w="70" w:type="dxa"/>
+              <w:bottom w:w="70" w:type="dxa"/>
+              <w:left w:w="90" w:type="dxa"/>
+              <w:right w:w="90" w:type="dxa"/>
+            </w:tcMar>
+          </w:tcPr>
+          <w:p>
+            <w:pPr>
+              <w:jc w:val="center"/>
+            </w:pPr>
+            <w:r>
+              <w:rPr>
+                <w:rFonts w:ascii="Calibri" w:hAnsi="Calibri"/>
+                <w:color w:val="1F2937"/>
+                <w:sz w:val="18"/>
+              </w:rPr>
+              <w:t>1,409</w:t>
             </w:r>
           </w:p>
         </w:tc>
@@ -2462,13 +8522,13 @@
                 <w:color w:val="1F2937"/>
                 <w:sz w:val="18"/>
               </w:rPr>
-              <w:t>Stage 5: Output Parsing &amp; Display</w:t>
+              <w:t>Weighted Average</w:t>
             </w:r>
           </w:p>
         </w:tc>
         <w:tc>
           <w:tcPr>
-            <w:tcW w:type="dxa" w:w="6480"/>
+            <w:tcW w:type="dxa" w:w="1584"/>
             <w:shd w:fill="FFFFFF"/>
             <w:tcMar>
               <w:top w:w="70" w:type="dxa"/>
@@ -2487,7 +8547,267 @@
                 <w:color w:val="1F2937"/>
                 <w:sz w:val="18"/>
               </w:rPr>
-              <w:t>Generated text is parsed into 4 dedicated UI tabs: Email copy, Agent script, Concession table, and CRM JSON payload.</w:t>
+              <w:t>0.80 (80%)</w:t>
+            </w:r>
+          </w:p>
+        </w:tc>
+        <w:tc>
+          <w:tcPr>
+            <w:tcW w:type="dxa" w:w="1584"/>
+            <w:shd w:fill="FFFFFF"/>
+            <w:tcMar>
+              <w:top w:w="70" w:type="dxa"/>
+              <w:bottom w:w="70" w:type="dxa"/>
+              <w:left w:w="90" w:type="dxa"/>
+              <w:right w:w="90" w:type="dxa"/>
+            </w:tcMar>
+          </w:tcPr>
+          <w:p>
+            <w:pPr>
+              <w:jc w:val="center"/>
+            </w:pPr>
+            <w:r>
+              <w:rPr>
+                <w:rFonts w:ascii="Calibri" w:hAnsi="Calibri"/>
+                <w:color w:val="1F2937"/>
+                <w:sz w:val="18"/>
+              </w:rPr>
+              <w:t>0.80 (80%)</w:t>
+            </w:r>
+          </w:p>
+        </w:tc>
+        <w:tc>
+          <w:tcPr>
+            <w:tcW w:type="dxa" w:w="1584"/>
+            <w:shd w:fill="FFFFFF"/>
+            <w:tcMar>
+              <w:top w:w="70" w:type="dxa"/>
+              <w:bottom w:w="70" w:type="dxa"/>
+              <w:left w:w="90" w:type="dxa"/>
+              <w:right w:w="90" w:type="dxa"/>
+            </w:tcMar>
+          </w:tcPr>
+          <w:p>
+            <w:pPr>
+              <w:jc w:val="center"/>
+            </w:pPr>
+            <w:r>
+              <w:rPr>
+                <w:rFonts w:ascii="Calibri" w:hAnsi="Calibri"/>
+                <w:color w:val="1F2937"/>
+                <w:sz w:val="18"/>
+              </w:rPr>
+              <w:t>0.80 (80%)</w:t>
+            </w:r>
+          </w:p>
+        </w:tc>
+        <w:tc>
+          <w:tcPr>
+            <w:tcW w:type="dxa" w:w="1728"/>
+            <w:shd w:fill="FFFFFF"/>
+            <w:tcMar>
+              <w:top w:w="70" w:type="dxa"/>
+              <w:bottom w:w="70" w:type="dxa"/>
+              <w:left w:w="90" w:type="dxa"/>
+              <w:right w:w="90" w:type="dxa"/>
+            </w:tcMar>
+          </w:tcPr>
+          <w:p>
+            <w:pPr>
+              <w:jc w:val="center"/>
+            </w:pPr>
+            <w:r>
+              <w:rPr>
+                <w:rFonts w:ascii="Calibri" w:hAnsi="Calibri"/>
+                <w:color w:val="1F2937"/>
+                <w:sz w:val="18"/>
+              </w:rPr>
+              <w:t>1,409</w:t>
+            </w:r>
+          </w:p>
+        </w:tc>
+      </w:tr>
+    </w:tbl>
+    <w:p>
+      <w:pPr>
+        <w:pStyle w:val="Heading2"/>
+        <w:keepNext/>
+        <w:spacing w:before="280" w:after="80"/>
+      </w:pPr>
+      <w:r>
+        <w:rPr>
+          <w:rFonts w:ascii="Calibri" w:hAnsi="Calibri"/>
+          <w:b/>
+          <w:color w:val="2563EB"/>
+          <w:sz w:val="26"/>
+        </w:rPr>
+        <w:t>10.1 Confusion Matrix Analysis</w:t>
+      </w:r>
+    </w:p>
+    <w:tbl>
+      <w:tblPr>
+        <w:tblW w:type="auto" w:w="0"/>
+        <w:jc w:val="center"/>
+        <w:tblLook w:firstColumn="1" w:firstRow="1" w:lastColumn="0" w:lastRow="0" w:noHBand="0" w:noVBand="1" w:val="04A0"/>
+      </w:tblPr>
+      <w:tblGrid>
+        <w:gridCol w:w="3120"/>
+        <w:gridCol w:w="3120"/>
+        <w:gridCol w:w="3120"/>
+      </w:tblGrid>
+      <w:tr>
+        <w:tc>
+          <w:tcPr>
+            <w:tcW w:type="dxa" w:w="3168"/>
+            <w:shd w:fill="1E3A8A"/>
+            <w:tcMar>
+              <w:top w:w="100" w:type="dxa"/>
+              <w:bottom w:w="100" w:type="dxa"/>
+              <w:left w:w="100" w:type="dxa"/>
+              <w:right w:w="100" w:type="dxa"/>
+            </w:tcMar>
+          </w:tcPr>
+          <w:p>
+            <w:pPr>
+              <w:jc w:val="center"/>
+            </w:pPr>
+            <w:r>
+              <w:rPr>
+                <w:rFonts w:ascii="Calibri" w:hAnsi="Calibri"/>
+                <w:b/>
+                <w:color w:val="FFFFFF"/>
+                <w:sz w:val="19"/>
+              </w:rPr>
+              <w:t>Ground Truth</w:t>
+            </w:r>
+          </w:p>
+        </w:tc>
+        <w:tc>
+          <w:tcPr>
+            <w:tcW w:type="dxa" w:w="3168"/>
+            <w:shd w:fill="1E3A8A"/>
+            <w:tcMar>
+              <w:top w:w="100" w:type="dxa"/>
+              <w:bottom w:w="100" w:type="dxa"/>
+              <w:left w:w="100" w:type="dxa"/>
+              <w:right w:w="100" w:type="dxa"/>
+            </w:tcMar>
+          </w:tcPr>
+          <w:p>
+            <w:pPr>
+              <w:jc w:val="center"/>
+            </w:pPr>
+            <w:r>
+              <w:rPr>
+                <w:rFonts w:ascii="Calibri" w:hAnsi="Calibri"/>
+                <w:b/>
+                <w:color w:val="FFFFFF"/>
+                <w:sz w:val="19"/>
+              </w:rPr>
+              <w:t>Predicted: Retained (No)</w:t>
+            </w:r>
+          </w:p>
+        </w:tc>
+        <w:tc>
+          <w:tcPr>
+            <w:tcW w:type="dxa" w:w="3168"/>
+            <w:shd w:fill="1E3A8A"/>
+            <w:tcMar>
+              <w:top w:w="100" w:type="dxa"/>
+              <w:bottom w:w="100" w:type="dxa"/>
+              <w:left w:w="100" w:type="dxa"/>
+              <w:right w:w="100" w:type="dxa"/>
+            </w:tcMar>
+          </w:tcPr>
+          <w:p>
+            <w:pPr>
+              <w:jc w:val="center"/>
+            </w:pPr>
+            <w:r>
+              <w:rPr>
+                <w:rFonts w:ascii="Calibri" w:hAnsi="Calibri"/>
+                <w:b/>
+                <w:color w:val="FFFFFF"/>
+                <w:sz w:val="19"/>
+              </w:rPr>
+              <w:t>Predicted: Churned (Yes)</w:t>
+            </w:r>
+          </w:p>
+        </w:tc>
+      </w:tr>
+      <w:tr>
+        <w:tc>
+          <w:tcPr>
+            <w:tcW w:type="dxa" w:w="3168"/>
+            <w:shd w:fill="FFFFFF"/>
+            <w:tcMar>
+              <w:top w:w="70" w:type="dxa"/>
+              <w:bottom w:w="70" w:type="dxa"/>
+              <w:left w:w="90" w:type="dxa"/>
+              <w:right w:w="90" w:type="dxa"/>
+            </w:tcMar>
+          </w:tcPr>
+          <w:p>
+            <w:pPr>
+              <w:jc w:val="left"/>
+            </w:pPr>
+            <w:r>
+              <w:rPr>
+                <w:rFonts w:ascii="Calibri" w:hAnsi="Calibri"/>
+                <w:color w:val="1F2937"/>
+                <w:sz w:val="18"/>
+              </w:rPr>
+              <w:t>Actual Retained (No Churn)</w:t>
+            </w:r>
+          </w:p>
+        </w:tc>
+        <w:tc>
+          <w:tcPr>
+            <w:tcW w:type="dxa" w:w="3168"/>
+            <w:shd w:fill="FFFFFF"/>
+            <w:tcMar>
+              <w:top w:w="70" w:type="dxa"/>
+              <w:bottom w:w="70" w:type="dxa"/>
+              <w:left w:w="90" w:type="dxa"/>
+              <w:right w:w="90" w:type="dxa"/>
+            </w:tcMar>
+          </w:tcPr>
+          <w:p>
+            <w:pPr>
+              <w:jc w:val="center"/>
+            </w:pPr>
+            <w:r>
+              <w:rPr>
+                <w:rFonts w:ascii="Calibri" w:hAnsi="Calibri"/>
+                <w:color w:val="1F2937"/>
+                <w:sz w:val="18"/>
+              </w:rPr>
+              <w:t>930 (True Negatives - TN)</w:t>
+            </w:r>
+          </w:p>
+        </w:tc>
+        <w:tc>
+          <w:tcPr>
+            <w:tcW w:type="dxa" w:w="3168"/>
+            <w:shd w:fill="FFFFFF"/>
+            <w:tcMar>
+              <w:top w:w="70" w:type="dxa"/>
+              <w:bottom w:w="70" w:type="dxa"/>
+              <w:left w:w="90" w:type="dxa"/>
+              <w:right w:w="90" w:type="dxa"/>
+            </w:tcMar>
+          </w:tcPr>
+          <w:p>
+            <w:pPr>
+              <w:jc w:val="center"/>
+            </w:pPr>
+            <w:r>
+              <w:rPr>
+                <w:rFonts w:ascii="Calibri" w:hAnsi="Calibri"/>
+                <w:color w:val="1F2937"/>
+                <w:sz w:val="18"/>
+              </w:rPr>
+              <w:t>105 (False Positives - FP)</w:t>
             </w:r>
           </w:p>
         </w:tc>
@@ -2514,13 +8834,13 @@
                 <w:color w:val="1F2937"/>
                 <w:sz w:val="18"/>
               </w:rPr>
-              <w:t>Stage 6: Operational Dispatch</w:t>
+              <w:t>Actual Churned (Yes Churn)</w:t>
             </w:r>
           </w:p>
         </w:tc>
         <w:tc>
           <w:tcPr>
-            <w:tcW w:type="dxa" w:w="6480"/>
+            <w:tcW w:type="dxa" w:w="3168"/>
             <w:shd w:fill="F8FAFC"/>
             <w:tcMar>
               <w:top w:w="70" w:type="dxa"/>
@@ -2539,12 +8859,42 @@
                 <w:color w:val="1F2937"/>
                 <w:sz w:val="18"/>
               </w:rPr>
-              <w:t>Frontline agents copy communications, download text files, or trigger CRM API sync with 1 click.</w:t>
+              <w:t>165 (False Negatives - FN)</w:t>
+            </w:r>
+          </w:p>
+        </w:tc>
+        <w:tc>
+          <w:tcPr>
+            <w:tcW w:type="dxa" w:w="3168"/>
+            <w:shd w:fill="F8FAFC"/>
+            <w:tcMar>
+              <w:top w:w="70" w:type="dxa"/>
+              <w:bottom w:w="70" w:type="dxa"/>
+              <w:left w:w="90" w:type="dxa"/>
+              <w:right w:w="90" w:type="dxa"/>
+            </w:tcMar>
+          </w:tcPr>
+          <w:p>
+            <w:pPr>
+              <w:jc w:val="center"/>
+            </w:pPr>
+            <w:r>
+              <w:rPr>
+                <w:rFonts w:ascii="Calibri" w:hAnsi="Calibri"/>
+                <w:color w:val="1F2937"/>
+                <w:sz w:val="18"/>
+              </w:rPr>
+              <w:t>209 (True Positives - TP)</w:t>
             </w:r>
           </w:p>
         </w:tc>
       </w:tr>
     </w:tbl>
+    <w:p>
+      <w:r>
+        <w:br w:type="page"/>
+      </w:r>
+    </w:p>
     <w:p>
       <w:pPr>
         <w:pStyle w:val="Heading1"/>
@@ -2558,7 +8908,7 @@
           <w:color w:val="1E3A8A"/>
           <w:sz w:val="34"/>
         </w:rPr>
-        <w:t>6. System Architecture / Workflow</w:t>
+        <w:t>11. Results and Analysis</w:t>
       </w:r>
     </w:p>
     <w:p>
@@ -2571,14 +8921,43 @@
           <w:color w:val="374151"/>
           <w:sz w:val="22"/>
         </w:rPr>
-        <w:t>The TelcoPulse GenAI system employs a modern decoupled architecture that seamlessly connects user inputs, predictive machine learning models, prompt orchestration, and generative LLMs:</w:t>
+        <w:t>Model evaluation and exploratory attribution yielded definitive empirical findings regarding subscriber churn dynamics:</w:t>
+      </w:r>
+    </w:p>
+    <w:p>
+      <w:pPr>
+        <w:pStyle w:val="Heading2"/>
+        <w:keepNext/>
+        <w:spacing w:before="280" w:after="80"/>
+      </w:pPr>
+      <w:r>
+        <w:rPr>
+          <w:rFonts w:ascii="Calibri" w:hAnsi="Calibri"/>
+          <w:b/>
+          <w:color w:val="2563EB"/>
+          <w:sz w:val="26"/>
+        </w:rPr>
+        <w:t>11.1 Confusion Matrix &amp; Error Distribution</w:t>
+      </w:r>
+    </w:p>
+    <w:p>
+      <w:pPr>
+        <w:spacing w:after="80" w:line="276" w:lineRule="auto"/>
+      </w:pPr>
+      <w:r>
+        <w:rPr>
+          <w:rFonts w:ascii="Calibri" w:hAnsi="Calibri"/>
+          <w:color w:val="374151"/>
+          <w:sz w:val="22"/>
+        </w:rPr>
+        <w:t>The model accurately identified 930 non-churners (TN) and 209 active churners (TP), while maintaining a low false positive count of 105, protecting the company from unnecessary promotional costs on non-churners.</w:t>
       </w:r>
     </w:p>
     <w:p>
       <w:r>
         <w:drawing>
           <wp:inline xmlns:a="http://schemas.openxmlformats.org/drawingml/2006/main" xmlns:pic="http://schemas.openxmlformats.org/drawingml/2006/picture">
-            <wp:extent cx="5669280" cy="3953577"/>
+            <wp:extent cx="4114800" cy="2895600"/>
             <wp:docPr id="1" name="Picture 1"/>
             <wp:cNvGraphicFramePr>
               <a:graphicFrameLocks noChangeAspect="1"/>
@@ -2587,7 +8966,7 @@
               <a:graphicData uri="http://schemas.openxmlformats.org/drawingml/2006/picture">
                 <pic:pic>
                   <pic:nvPicPr>
-                    <pic:cNvPr id="0" name="09_genai_system_architecture.png"/>
+                    <pic:cNvPr id="0" name="06_confusion_matrix_chart.png"/>
                     <pic:cNvPicPr/>
                   </pic:nvPicPr>
                   <pic:blipFill>
@@ -2599,7 +8978,7 @@
                   <pic:spPr>
                     <a:xfrm>
                       <a:off x="0" y="0"/>
-                      <a:ext cx="5669280" cy="3953577"/>
+                      <a:ext cx="4114800" cy="2895600"/>
                     </a:xfrm>
                     <a:prstGeom prst="rect"/>
                   </pic:spPr>
@@ -2612,7 +8991,6 @@
     </w:p>
     <w:p>
       <w:pPr>
-        <w:spacing w:after="240"/>
         <w:jc w:val="center"/>
       </w:pPr>
       <w:r>
@@ -2621,7 +8999,23 @@
           <w:color w:val="6B7280"/>
           <w:sz w:val="18"/>
         </w:rPr>
-        <w:t>Figure 1: TelcoPulse GenAI End-to-End System Architecture &amp; Workflow</w:t>
+        <w:t>Figure 1: Confusion Matrix on Test Set (1,409 Unseen Customers)</w:t>
+      </w:r>
+    </w:p>
+    <w:p>
+      <w:pPr>
+        <w:pStyle w:val="Heading2"/>
+        <w:keepNext/>
+        <w:spacing w:before="280" w:after="80"/>
+      </w:pPr>
+      <w:r>
+        <w:rPr>
+          <w:rFonts w:ascii="Calibri" w:hAnsi="Calibri"/>
+          <w:b/>
+          <w:color w:val="2563EB"/>
+          <w:sz w:val="26"/>
+        </w:rPr>
+        <w:t>11.2 ROC-AUC Diagnostic Curve</w:t>
       </w:r>
     </w:p>
     <w:p>
@@ -2634,7 +9028,150 @@
           <w:color w:val="374151"/>
           <w:sz w:val="22"/>
         </w:rPr>
-        <w:t>The architecture comprises five cohesive layers:</w:t>
+        <w:t>The Area Under the Receiver Operating Characteristic (ROC-AUC) score reached 0.845, demonstrating strong discriminatory power in distinguishing churners from retained subscribers across all classification thresholds.</w:t>
+      </w:r>
+    </w:p>
+    <w:p>
+      <w:r>
+        <w:drawing>
+          <wp:inline xmlns:a="http://schemas.openxmlformats.org/drawingml/2006/main" xmlns:pic="http://schemas.openxmlformats.org/drawingml/2006/picture">
+            <wp:extent cx="4114800" cy="2971800"/>
+            <wp:docPr id="2" name="Picture 2"/>
+            <wp:cNvGraphicFramePr>
+              <a:graphicFrameLocks noChangeAspect="1"/>
+            </wp:cNvGraphicFramePr>
+            <a:graphic>
+              <a:graphicData uri="http://schemas.openxmlformats.org/drawingml/2006/picture">
+                <pic:pic>
+                  <pic:nvPicPr>
+                    <pic:cNvPr id="0" name="07_roc_curve_chart.png"/>
+                    <pic:cNvPicPr/>
+                  </pic:nvPicPr>
+                  <pic:blipFill>
+                    <a:blip r:embed="rId10"/>
+                    <a:stretch>
+                      <a:fillRect/>
+                    </a:stretch>
+                  </pic:blipFill>
+                  <pic:spPr>
+                    <a:xfrm>
+                      <a:off x="0" y="0"/>
+                      <a:ext cx="4114800" cy="2971800"/>
+                    </a:xfrm>
+                    <a:prstGeom prst="rect"/>
+                  </pic:spPr>
+                </pic:pic>
+              </a:graphicData>
+            </a:graphic>
+          </wp:inline>
+        </w:drawing>
+      </w:r>
+    </w:p>
+    <w:p>
+      <w:pPr>
+        <w:jc w:val="center"/>
+      </w:pPr>
+      <w:r>
+        <w:rPr>
+          <w:i/>
+          <w:color w:val="6B7280"/>
+          <w:sz w:val="18"/>
+        </w:rPr>
+        <w:t>Figure 2: Receiver Operating Characteristic (ROC) Curve (AUC = 0.845)</w:t>
+      </w:r>
+    </w:p>
+    <w:p>
+      <w:pPr>
+        <w:pStyle w:val="Heading2"/>
+        <w:keepNext/>
+        <w:spacing w:before="280" w:after="80"/>
+      </w:pPr>
+      <w:r>
+        <w:rPr>
+          <w:rFonts w:ascii="Calibri" w:hAnsi="Calibri"/>
+          <w:b/>
+          <w:color w:val="2563EB"/>
+          <w:sz w:val="26"/>
+        </w:rPr>
+        <w:t>11.3 Feature Importance &amp; Log-Odds Attribution</w:t>
+      </w:r>
+    </w:p>
+    <w:p>
+      <w:pPr>
+        <w:spacing w:after="80" w:line="276" w:lineRule="auto"/>
+      </w:pPr>
+      <w:r>
+        <w:rPr>
+          <w:rFonts w:ascii="Calibri" w:hAnsi="Calibri"/>
+          <w:color w:val="374151"/>
+          <w:sz w:val="22"/>
+        </w:rPr>
+        <w:t>Analysis of learned beta coefficients reveals the predominant positive hazard drivers accelerating churn risk versus protective factors anchoring customer retention:</w:t>
+      </w:r>
+    </w:p>
+    <w:p>
+      <w:r>
+        <w:drawing>
+          <wp:inline xmlns:a="http://schemas.openxmlformats.org/drawingml/2006/main" xmlns:pic="http://schemas.openxmlformats.org/drawingml/2006/picture">
+            <wp:extent cx="4754880" cy="2801442"/>
+            <wp:docPr id="3" name="Picture 3"/>
+            <wp:cNvGraphicFramePr>
+              <a:graphicFrameLocks noChangeAspect="1"/>
+            </wp:cNvGraphicFramePr>
+            <a:graphic>
+              <a:graphicData uri="http://schemas.openxmlformats.org/drawingml/2006/picture">
+                <pic:pic>
+                  <pic:nvPicPr>
+                    <pic:cNvPr id="0" name="08_feature_importance_chart.png"/>
+                    <pic:cNvPicPr/>
+                  </pic:nvPicPr>
+                  <pic:blipFill>
+                    <a:blip r:embed="rId11"/>
+                    <a:stretch>
+                      <a:fillRect/>
+                    </a:stretch>
+                  </pic:blipFill>
+                  <pic:spPr>
+                    <a:xfrm>
+                      <a:off x="0" y="0"/>
+                      <a:ext cx="4754880" cy="2801442"/>
+                    </a:xfrm>
+                    <a:prstGeom prst="rect"/>
+                  </pic:spPr>
+                </pic:pic>
+              </a:graphicData>
+            </a:graphic>
+          </wp:inline>
+        </w:drawing>
+      </w:r>
+    </w:p>
+    <w:p>
+      <w:pPr>
+        <w:jc w:val="center"/>
+      </w:pPr>
+      <w:r>
+        <w:rPr>
+          <w:i/>
+          <w:color w:val="6B7280"/>
+          <w:sz w:val="18"/>
+        </w:rPr>
+        <w:t>Figure 3: Key Churn Risk Drivers (+) vs Retention Anchors (-)</w:t>
+      </w:r>
+    </w:p>
+    <w:p>
+      <w:pPr>
+        <w:pStyle w:val="Heading2"/>
+        <w:keepNext/>
+        <w:spacing w:before="280" w:after="80"/>
+      </w:pPr>
+      <w:r>
+        <w:rPr>
+          <w:rFonts w:ascii="Calibri" w:hAnsi="Calibri"/>
+          <w:b/>
+          <w:color w:val="2563EB"/>
+          <w:sz w:val="26"/>
+        </w:rPr>
+        <w:t>11.4 Important Analytical Observations</w:t>
       </w:r>
     </w:p>
     <w:p>
@@ -2649,7 +9186,7 @@
           <w:color w:val="1F2937"/>
           <w:sz w:val="22"/>
         </w:rPr>
-        <w:t xml:space="preserve">1. Presentation Layer (Streamlit UI): </w:t>
+        <w:t xml:space="preserve">• Contract Type Sensitivity: </w:t>
       </w:r>
       <w:r>
         <w:rPr>
@@ -2657,7 +9194,7 @@
           <w:color w:val="374151"/>
           <w:sz w:val="22"/>
         </w:rPr>
-        <w:t>Streamlit web interface where retention agents configure customer profiles, campaign goals, and tone personas.</w:t>
+        <w:t>Month-to-month contracts (+1.28) and electronic check payments (+0.42) are the highest risk indicators. Migrating customers to 1- or 2-year contracts slashes churn by over 70%.</w:t>
       </w:r>
     </w:p>
     <w:p>
@@ -2672,7 +9209,7 @@
           <w:color w:val="1F2937"/>
           <w:sz w:val="22"/>
         </w:rPr>
-        <w:t xml:space="preserve">2. Predictive Intelligence Layer: </w:t>
+        <w:t xml:space="preserve">• Service Bundling Effect: </w:t>
       </w:r>
       <w:r>
         <w:rPr>
@@ -2680,7 +9217,7 @@
           <w:color w:val="374151"/>
           <w:sz w:val="22"/>
         </w:rPr>
-        <w:t>Calculates churn risk probability and identifies specific risk drivers using Logistic Regression log-odds.</w:t>
+        <w:t>Fiber optic customers (+0.84) churn at a 41.9% rate due to higher pricing and service sensitivity, whereas bundling Tech Support (-0.58) and Online Security (-0.46) reduces churn to 14.6%.</w:t>
       </w:r>
     </w:p>
     <w:p>
@@ -2695,7 +9232,7 @@
           <w:color w:val="1F2937"/>
           <w:sz w:val="22"/>
         </w:rPr>
-        <w:t xml:space="preserve">3. Prompt Orchestration Layer: </w:t>
+        <w:t xml:space="preserve">• Tenure Compounding: </w:t>
       </w:r>
       <w:r>
         <w:rPr>
@@ -2703,53 +9240,7 @@
           <w:color w:val="374151"/>
           <w:sz w:val="22"/>
         </w:rPr>
-        <w:t>Transforms telemetry into structured, few-shot prompt instructions enforcing business guardrails and communication goals.</w:t>
-      </w:r>
-    </w:p>
-    <w:p>
-      <w:pPr>
-        <w:pStyle w:val="ListBullet"/>
-        <w:spacing w:after="60" w:line="276" w:lineRule="auto"/>
-      </w:pPr>
-      <w:r>
-        <w:rPr>
-          <w:rFonts w:ascii="Calibri" w:hAnsi="Calibri"/>
-          <w:b/>
-          <w:color w:val="1F2937"/>
-          <w:sz w:val="22"/>
-        </w:rPr>
-        <w:t xml:space="preserve">4. Generative AI Engine (Gemini / LLM): </w:t>
-      </w:r>
-      <w:r>
-        <w:rPr>
-          <w:rFonts w:ascii="Calibri" w:hAnsi="Calibri"/>
-          <w:color w:val="374151"/>
-          <w:sz w:val="22"/>
-        </w:rPr>
-        <w:t>Executes natural language generation with high empathy, contextual reasoning, and structured output formatting.</w:t>
-      </w:r>
-    </w:p>
-    <w:p>
-      <w:pPr>
-        <w:pStyle w:val="ListBullet"/>
-        <w:spacing w:after="60" w:line="276" w:lineRule="auto"/>
-      </w:pPr>
-      <w:r>
-        <w:rPr>
-          <w:rFonts w:ascii="Calibri" w:hAnsi="Calibri"/>
-          <w:b/>
-          <w:color w:val="1F2937"/>
-          <w:sz w:val="22"/>
-        </w:rPr>
-        <w:t xml:space="preserve">5. Multi-Channel Dispatch Layer: </w:t>
-      </w:r>
-      <w:r>
-        <w:rPr>
-          <w:rFonts w:ascii="Calibri" w:hAnsi="Calibri"/>
-          <w:color w:val="374151"/>
-          <w:sz w:val="22"/>
-        </w:rPr>
-        <w:t>Formats outputs into customer-facing copy, agent scripts, and JSON payloads for downstream CRM ingestion.</w:t>
+        <w:t>Subscribers who stay beyond 24 months (-0.62) demonstrate over 88% retention, highlighting the critical importance of early-tenure onboarding.</w:t>
       </w:r>
     </w:p>
     <w:p>
@@ -2770,7 +9261,7 @@
           <w:color w:val="1E3A8A"/>
           <w:sz w:val="34"/>
         </w:rPr>
-        <w:t>7. Implementation</w:t>
+        <w:t>12. System Architecture / Workflow</w:t>
       </w:r>
     </w:p>
     <w:p>
@@ -2783,8 +9274,78 @@
           <w:color w:val="374151"/>
           <w:sz w:val="22"/>
         </w:rPr>
-        <w:t>The application is implemented using modern Python libraries, reactive web frameworks, and advanced prompt engineering principles:</w:t>
+        <w:t>The TelcoPulse AI system is architected as an end-to-end reactive decision support pipeline:</w:t>
       </w:r>
+    </w:p>
+    <w:tbl>
+      <w:tblPr>
+        <w:tblW w:type="auto" w:w="0"/>
+        <w:jc w:val="center"/>
+        <w:tblLook w:firstColumn="1" w:firstRow="1" w:lastColumn="0" w:lastRow="0" w:noHBand="0" w:noVBand="1" w:val="04A0"/>
+      </w:tblPr>
+      <w:tblGrid>
+        <w:gridCol w:w="9360"/>
+      </w:tblGrid>
+      <w:tr>
+        <w:tc>
+          <w:tcPr>
+            <w:tcW w:type="dxa" w:w="9360"/>
+            <w:shd w:fill="F8FAFC"/>
+            <w:tcMar>
+              <w:top w:w="140" w:type="dxa"/>
+              <w:bottom w:w="140" w:type="dxa"/>
+              <w:left w:w="180" w:type="dxa"/>
+              <w:right w:w="180" w:type="dxa"/>
+            </w:tcMar>
+            <w:tcBorders>
+              <w:top w:val="single" w:sz="12" w:space="0" w:color="CBD5E1"/>
+              <w:left w:val="single" w:sz="24" w:space="0" w:color="1E3A8A"/>
+              <w:bottom w:val="single" w:sz="12" w:space="0" w:color="CBD5E1"/>
+              <w:right w:val="single" w:sz="12" w:space="0" w:color="CBD5E1"/>
+            </w:tcBorders>
+          </w:tcPr>
+          <w:p>
+            <w:pPr>
+              <w:spacing w:after="0"/>
+              <w:jc w:val="center"/>
+            </w:pPr>
+            <w:r>
+              <w:rPr>
+                <w:rFonts w:ascii="Calibri" w:hAnsi="Calibri"/>
+                <w:b/>
+                <w:color w:val="1E3A8A"/>
+                <w:sz w:val="21"/>
+              </w:rPr>
+              <w:t>User / Retention Agent</w:t>
+              <w:br/>
+              <w:t>↓</w:t>
+              <w:br/>
+              <w:t>Input Data (Single Subscriber Form / Batch CSV)</w:t>
+              <w:br/>
+              <w:t>↓</w:t>
+              <w:br/>
+              <w:t>Data Preprocessing &amp; Encoding (OneHotEncoder + StandardScaler)</w:t>
+              <w:br/>
+              <w:t>↓</w:t>
+              <w:br/>
+              <w:t>Trained AI/ML Model (Optimized Logistic Regression Engine)</w:t>
+              <w:br/>
+              <w:t>↓</w:t>
+              <w:br/>
+              <w:t>Risk Probability &amp; Log-Odds Decomposition</w:t>
+              <w:br/>
+              <w:t>↓</w:t>
+              <w:br/>
+              <w:t>Interactive Dashboard Output &amp; Prescriptive Playbook</w:t>
+            </w:r>
+          </w:p>
+        </w:tc>
+      </w:tr>
+    </w:tbl>
+    <w:p>
+      <w:pPr>
+        <w:spacing w:after="60"/>
+      </w:pPr>
     </w:p>
     <w:tbl>
       <w:tblPr>
@@ -2819,7 +9380,7 @@
                 <w:color w:val="FFFFFF"/>
                 <w:sz w:val="19"/>
               </w:rPr>
-              <w:t>Technical Component</w:t>
+              <w:t>Architecture Tier</w:t>
             </w:r>
           </w:p>
         </w:tc>
@@ -2845,7 +9406,7 @@
                 <w:color w:val="FFFFFF"/>
                 <w:sz w:val="19"/>
               </w:rPr>
-              <w:t>Framework / Technology Selected</w:t>
+              <w:t>Component Role &amp; Responsibilities</w:t>
             </w:r>
           </w:p>
         </w:tc>
@@ -2872,7 +9433,7 @@
                 <w:color w:val="1F2937"/>
                 <w:sz w:val="18"/>
               </w:rPr>
-              <w:t>Programming Language</w:t>
+              <w:t>Tier 1: Presentation Tier</w:t>
             </w:r>
           </w:p>
         </w:tc>
@@ -2897,7 +9458,7 @@
                 <w:color w:val="1F2937"/>
                 <w:sz w:val="18"/>
               </w:rPr>
-              <w:t>Python 3.10+ (Backend logic, data processing, prompt engineering)</w:t>
+              <w:t>Streamlit UI providing Single Customer Diagnosis, What-If Strategy Simulator, Batch File Scoring, Cohort Insights, and Diagnostics.</w:t>
             </w:r>
           </w:p>
         </w:tc>
@@ -2924,7 +9485,7 @@
                 <w:color w:val="1F2937"/>
                 <w:sz w:val="18"/>
               </w:rPr>
-              <w:t>Frontend &amp; Web UI</w:t>
+              <w:t>Tier 2: Inference &amp; Attribution Tier</w:t>
             </w:r>
           </w:p>
         </w:tc>
@@ -2949,7 +9510,7 @@
                 <w:color w:val="1F2937"/>
                 <w:sz w:val="18"/>
               </w:rPr>
-              <w:t>Streamlit 1.30+ (Reactive state management, interactive multi-tab layout)</w:t>
+              <w:t>Logistic Regression Engine coupled with real-time log-odds decomposition and financial risk calculations.</w:t>
             </w:r>
           </w:p>
         </w:tc>
@@ -2976,7 +9537,7 @@
                 <w:color w:val="1F2937"/>
                 <w:sz w:val="18"/>
               </w:rPr>
-              <w:t>Generative AI Engine</w:t>
+              <w:t>Tier 3: Preprocessing &amp; Serialization</w:t>
             </w:r>
           </w:p>
         </w:tc>
@@ -3001,7 +9562,7 @@
                 <w:color w:val="1F2937"/>
                 <w:sz w:val="18"/>
               </w:rPr>
-              <w:t>Google Gemini API / Contextual Large Language Model Architecture</w:t>
+              <w:t>StandardScaler and OneHotEncoder pipelines loaded from serialized joblib artifacts.</w:t>
             </w:r>
           </w:p>
         </w:tc>
@@ -3028,7 +9589,7 @@
                 <w:color w:val="1F2937"/>
                 <w:sz w:val="18"/>
               </w:rPr>
-              <w:t>Predictive ML Engine</w:t>
+              <w:t>Tier 4: Data &amp; Export Tier</w:t>
             </w:r>
           </w:p>
         </w:tc>
@@ -3053,111 +9614,7 @@
                 <w:color w:val="1F2937"/>
                 <w:sz w:val="18"/>
               </w:rPr>
-              <w:t>Scikit-Learn 1.3+ (Logistic Regression, StandardScaler, OneHotEncoder)</w:t>
-            </w:r>
-          </w:p>
-        </w:tc>
-      </w:tr>
-      <w:tr>
-        <w:tc>
-          <w:tcPr>
-            <w:tcW w:type="dxa" w:w="3168"/>
-            <w:shd w:fill="FFFFFF"/>
-            <w:tcMar>
-              <w:top w:w="70" w:type="dxa"/>
-              <w:bottom w:w="70" w:type="dxa"/>
-              <w:left w:w="90" w:type="dxa"/>
-              <w:right w:w="90" w:type="dxa"/>
-            </w:tcMar>
-          </w:tcPr>
-          <w:p>
-            <w:pPr>
-              <w:jc w:val="left"/>
-            </w:pPr>
-            <w:r>
-              <w:rPr>
-                <w:rFonts w:ascii="Calibri" w:hAnsi="Calibri"/>
-                <w:color w:val="1F2937"/>
-                <w:sz w:val="18"/>
-              </w:rPr>
-              <w:t>Data Handling &amp; Visuals</w:t>
-            </w:r>
-          </w:p>
-        </w:tc>
-        <w:tc>
-          <w:tcPr>
-            <w:tcW w:type="dxa" w:w="6480"/>
-            <w:shd w:fill="FFFFFF"/>
-            <w:tcMar>
-              <w:top w:w="70" w:type="dxa"/>
-              <w:bottom w:w="70" w:type="dxa"/>
-              <w:left w:w="90" w:type="dxa"/>
-              <w:right w:w="90" w:type="dxa"/>
-            </w:tcMar>
-          </w:tcPr>
-          <w:p>
-            <w:pPr>
-              <w:jc w:val="center"/>
-            </w:pPr>
-            <w:r>
-              <w:rPr>
-                <w:rFonts w:ascii="Calibri" w:hAnsi="Calibri"/>
-                <w:color w:val="1F2937"/>
-                <w:sz w:val="18"/>
-              </w:rPr>
-              <w:t>Pandas, NumPy, Plotly Express &amp; Graph Objects, Matplotlib</w:t>
-            </w:r>
-          </w:p>
-        </w:tc>
-      </w:tr>
-      <w:tr>
-        <w:tc>
-          <w:tcPr>
-            <w:tcW w:type="dxa" w:w="3168"/>
-            <w:shd w:fill="F8FAFC"/>
-            <w:tcMar>
-              <w:top w:w="70" w:type="dxa"/>
-              <w:bottom w:w="70" w:type="dxa"/>
-              <w:left w:w="90" w:type="dxa"/>
-              <w:right w:w="90" w:type="dxa"/>
-            </w:tcMar>
-          </w:tcPr>
-          <w:p>
-            <w:pPr>
-              <w:jc w:val="left"/>
-            </w:pPr>
-            <w:r>
-              <w:rPr>
-                <w:rFonts w:ascii="Calibri" w:hAnsi="Calibri"/>
-                <w:color w:val="1F2937"/>
-                <w:sz w:val="18"/>
-              </w:rPr>
-              <w:t>Deployment Platform</w:t>
-            </w:r>
-          </w:p>
-        </w:tc>
-        <w:tc>
-          <w:tcPr>
-            <w:tcW w:type="dxa" w:w="6480"/>
-            <w:shd w:fill="F8FAFC"/>
-            <w:tcMar>
-              <w:top w:w="70" w:type="dxa"/>
-              <w:bottom w:w="70" w:type="dxa"/>
-              <w:left w:w="90" w:type="dxa"/>
-              <w:right w:w="90" w:type="dxa"/>
-            </w:tcMar>
-          </w:tcPr>
-          <w:p>
-            <w:pPr>
-              <w:jc w:val="center"/>
-            </w:pPr>
-            <w:r>
-              <w:rPr>
-                <w:rFonts w:ascii="Calibri" w:hAnsi="Calibri"/>
-                <w:color w:val="1F2937"/>
-                <w:sz w:val="18"/>
-              </w:rPr>
-              <w:t>Streamlit Community Cloud (Live Continuous Deployment linked to GitHub)</w:t>
+              <w:t>Telco Customer CSV store, Batch Scoring Priority Queues, and 1-click campaign CSV export.</w:t>
             </w:r>
           </w:p>
         </w:tc>
@@ -3165,7 +9622,7 @@
     </w:tbl>
     <w:p>
       <w:pPr>
-        <w:pStyle w:val="Heading2"/>
+        <w:pStyle w:val="Heading1"/>
         <w:keepNext/>
         <w:spacing w:before="280" w:after="80"/>
       </w:pPr>
@@ -3173,10 +9630,10 @@
         <w:rPr>
           <w:rFonts w:ascii="Calibri" w:hAnsi="Calibri"/>
           <w:b/>
-          <w:color w:val="2563EB"/>
-          <w:sz w:val="26"/>
+          <w:color w:val="1E3A8A"/>
+          <w:sz w:val="34"/>
         </w:rPr>
-        <w:t>7.1 Structured Prompt Engineering Implementation</w:t>
+        <w:t>13. Implementation</w:t>
       </w:r>
     </w:p>
     <w:p>
@@ -3189,186 +9646,146 @@
           <w:color w:val="374151"/>
           <w:sz w:val="22"/>
         </w:rPr>
-        <w:t>The system utilizes a structured few-shot system prompt that enforces strict business rules, tone calibration, and JSON schema formatting:</w:t>
+        <w:t>The technical implementation details of the software stack are structured as follows:</w:t>
       </w:r>
-    </w:p>
-    <w:tbl>
-      <w:tblPr>
-        <w:tblW w:type="auto" w:w="0"/>
-        <w:jc w:val="center"/>
-        <w:tblLook w:firstColumn="1" w:firstRow="1" w:lastColumn="0" w:lastRow="0" w:noHBand="0" w:noVBand="1" w:val="04A0"/>
-      </w:tblPr>
-      <w:tblGrid>
-        <w:gridCol w:w="9360"/>
-      </w:tblGrid>
-      <w:tr>
-        <w:tc>
-          <w:tcPr>
-            <w:tcW w:type="dxa" w:w="9360"/>
-            <w:shd w:fill="0F172A"/>
-            <w:tcMar>
-              <w:top w:w="120" w:type="dxa"/>
-              <w:bottom w:w="120" w:type="dxa"/>
-              <w:left w:w="160" w:type="dxa"/>
-              <w:right w:w="160" w:type="dxa"/>
-            </w:tcMar>
-          </w:tcPr>
-          <w:p>
-            <w:pPr>
-              <w:spacing w:after="0" w:line="264" w:lineRule="auto"/>
-            </w:pPr>
-            <w:r>
-              <w:rPr>
-                <w:rFonts w:ascii="Consolas" w:hAnsi="Consolas"/>
-                <w:color w:val="E2E8F0"/>
-                <w:sz w:val="18"/>
-              </w:rPr>
-              <w:t># Structured System Prompt Template for Retention Copilot</w:t>
-              <w:br/>
-              <w:t>SYSTEM_PROMPT = """</w:t>
-              <w:br/>
-              <w:t xml:space="preserve">You are an expert Telecom Retention Strategist &amp; Copywriter. Your mission is to </w:t>
-              <w:br/>
-              <w:t xml:space="preserve">convert high-churn risk subscribers into long-term loyal customers through </w:t>
-              <w:br/>
-              <w:t>empathetic, personalized, and value-maximizing communications.</w:t>
-              <w:br/>
-              <w:br/>
-              <w:t>USER INPUT CONTEXT:</w:t>
-              <w:br/>
-              <w:t>- Customer Name: {customer_name}</w:t>
-              <w:br/>
-              <w:t>- Predictive ML Churn Risk: {risk_tier} (Probability: {churn_prob:.1%})</w:t>
-              <w:br/>
-              <w:t>- Account Tenure: {tenure} months | Monthly Bill: ${monthly_charges}/mo</w:t>
-              <w:br/>
-              <w:t>- Subscribed Services: Internet ({internet_service}), Tech Support ({tech_support})</w:t>
-              <w:br/>
-              <w:t>- Top Identified Churn Drivers: {primary_churn_drivers}</w:t>
-              <w:br/>
-              <w:t>- Campaign Objective: {campaign_objective}</w:t>
-              <w:br/>
-              <w:t>- Persona Tone: {persona_tone}</w:t>
-              <w:br/>
-              <w:t>- Target Channel: {communication_channel}</w:t>
-              <w:br/>
-              <w:br/>
-              <w:t>TASK REQUIREMENTS:</w:t>
-              <w:br/>
-              <w:t>1. CUSTOMER COMMUNICATION: Draft an empathetic, high-converting message resolving their specific pain points.</w:t>
-              <w:br/>
-              <w:t>2. AGENT OBJECTION SCRIPT: Provide 3 exact objection rebuttals for call center agents.</w:t>
-              <w:br/>
-              <w:t>3. CONCESSION MATRIX: Generate a 4-tier concession hierarchy protecting company margins.</w:t>
-              <w:br/>
-              <w:t>4. CRM PAYLOAD: Output a validated JSON payload ready for automated CRM queueing.</w:t>
-              <w:br/>
-              <w:t>"""</w:t>
-            </w:r>
-          </w:p>
-        </w:tc>
-      </w:tr>
-    </w:tbl>
-    <w:p>
-      <w:pPr>
-        <w:spacing w:after="60"/>
-      </w:pPr>
     </w:p>
     <w:p>
       <w:pPr>
-        <w:pStyle w:val="Heading2"/>
-        <w:keepNext/>
-        <w:spacing w:before="280" w:after="80"/>
+        <w:pStyle w:val="ListBullet"/>
+        <w:spacing w:after="60" w:line="276" w:lineRule="auto"/>
       </w:pPr>
       <w:r>
         <w:rPr>
           <w:rFonts w:ascii="Calibri" w:hAnsi="Calibri"/>
           <w:b/>
-          <w:color w:val="2563EB"/>
-          <w:sz w:val="26"/>
+          <w:color w:val="1F2937"/>
+          <w:sz w:val="22"/>
         </w:rPr>
-        <w:t>7.2 GenAI Execution &amp; Response Parsing Function</w:t>
+        <w:t xml:space="preserve">• Programming Language: </w:t>
+      </w:r>
+      <w:r>
+        <w:rPr>
+          <w:rFonts w:ascii="Calibri" w:hAnsi="Calibri"/>
+          <w:color w:val="374151"/>
+          <w:sz w:val="22"/>
+        </w:rPr>
+        <w:t>Python 3.10+ (Primary computational and web backend language).</w:t>
       </w:r>
     </w:p>
-    <w:tbl>
-      <w:tblPr>
-        <w:tblW w:type="auto" w:w="0"/>
-        <w:jc w:val="center"/>
-        <w:tblLook w:firstColumn="1" w:firstRow="1" w:lastColumn="0" w:lastRow="0" w:noHBand="0" w:noVBand="1" w:val="04A0"/>
-      </w:tblPr>
-      <w:tblGrid>
-        <w:gridCol w:w="9360"/>
-      </w:tblGrid>
-      <w:tr>
-        <w:tc>
-          <w:tcPr>
-            <w:tcW w:type="dxa" w:w="9360"/>
-            <w:shd w:fill="0F172A"/>
-            <w:tcMar>
-              <w:top w:w="120" w:type="dxa"/>
-              <w:bottom w:w="120" w:type="dxa"/>
-              <w:left w:w="160" w:type="dxa"/>
-              <w:right w:w="160" w:type="dxa"/>
-            </w:tcMar>
-          </w:tcPr>
-          <w:p>
-            <w:pPr>
-              <w:spacing w:after="0" w:line="264" w:lineRule="auto"/>
-            </w:pPr>
-            <w:r>
-              <w:rPr>
-                <w:rFonts w:ascii="Consolas" w:hAnsi="Consolas"/>
-                <w:color w:val="E2E8F0"/>
-                <w:sz w:val="18"/>
-              </w:rPr>
-              <w:t># GenAI Retention Asset Generation &amp; Dispatch Function</w:t>
-              <w:br/>
-              <w:t>def generate_retention_campaign(customer_profile, campaign_config):</w:t>
-              <w:br/>
-              <w:t xml:space="preserve">    # Calculate mathematically optimized concession parameters</w:t>
-              <w:br/>
-              <w:t xml:space="preserve">    discount_rate = 0.20 # 20% loyalty incentive</w:t>
-              <w:br/>
-              <w:t xml:space="preserve">    discount_val = round(customer_profile['monthly_charges'] * discount_rate, 2)</w:t>
-              <w:br/>
-              <w:t xml:space="preserve">    new_mrr = round(customer_profile['monthly_charges'] - discount_val, 2)</w:t>
-              <w:br/>
-              <w:t xml:space="preserve">    </w:t>
-              <w:br/>
-              <w:t xml:space="preserve">    # Assemble prompt with parameterized context</w:t>
-              <w:br/>
-              <w:t xml:space="preserve">    prompt = SYSTEM_PROMPT.format(</w:t>
-              <w:br/>
-              <w:t xml:space="preserve">        customer_name=customer_profile['name'],</w:t>
-              <w:br/>
-              <w:t xml:space="preserve">        risk_tier=customer_profile['risk_tier'],</w:t>
-              <w:br/>
-              <w:t xml:space="preserve">        monthly_charges=customer_profile['monthly_charges'],</w:t>
-              <w:br/>
-              <w:t xml:space="preserve">        discount_amount=discount_val,</w:t>
-              <w:br/>
-              <w:t xml:space="preserve">        new_bill=new_mrr,</w:t>
-              <w:br/>
-              <w:t xml:space="preserve">        ...</w:t>
-              <w:br/>
-              <w:t xml:space="preserve">    )</w:t>
-              <w:br/>
-              <w:t xml:space="preserve">    </w:t>
-              <w:br/>
-              <w:t xml:space="preserve">    # Execute LLM Inference &amp; Return Multi-Channel Tabular Assets</w:t>
-              <w:br/>
-              <w:t xml:space="preserve">    response_payload = execute_llm_inference(prompt)</w:t>
-              <w:br/>
-              <w:t xml:space="preserve">    return response_payload</w:t>
-            </w:r>
-          </w:p>
-        </w:tc>
-      </w:tr>
-    </w:tbl>
     <w:p>
       <w:pPr>
-        <w:spacing w:after="60"/>
+        <w:pStyle w:val="ListBullet"/>
+        <w:spacing w:after="60" w:line="276" w:lineRule="auto"/>
       </w:pPr>
+      <w:r>
+        <w:rPr>
+          <w:rFonts w:ascii="Calibri" w:hAnsi="Calibri"/>
+          <w:b/>
+          <w:color w:val="1F2937"/>
+          <w:sz w:val="22"/>
+        </w:rPr>
+        <w:t xml:space="preserve">• Frameworks: </w:t>
+      </w:r>
+      <w:r>
+        <w:rPr>
+          <w:rFonts w:ascii="Calibri" w:hAnsi="Calibri"/>
+          <w:color w:val="374151"/>
+          <w:sz w:val="22"/>
+        </w:rPr>
+        <w:t>Streamlit 1.30+ (Reactive web UI framework) and Scikit-learn 1.3+ (Machine learning framework).</w:t>
+      </w:r>
+    </w:p>
+    <w:p>
+      <w:pPr>
+        <w:pStyle w:val="ListBullet"/>
+        <w:spacing w:after="60" w:line="276" w:lineRule="auto"/>
+      </w:pPr>
+      <w:r>
+        <w:rPr>
+          <w:rFonts w:ascii="Calibri" w:hAnsi="Calibri"/>
+          <w:b/>
+          <w:color w:val="1F2937"/>
+          <w:sz w:val="22"/>
+        </w:rPr>
+        <w:t xml:space="preserve">• Libraries: </w:t>
+      </w:r>
+      <w:r>
+        <w:rPr>
+          <w:rFonts w:ascii="Calibri" w:hAnsi="Calibri"/>
+          <w:color w:val="374151"/>
+          <w:sz w:val="22"/>
+        </w:rPr>
+        <w:t>Pandas (tabular wrangling), NumPy (vectorization), Plotly (interactive gauges &amp; waterfall charts), Matplotlib (report figure rendering), Joblib (artifact serialization), Python-Docx (automated documentation engine).</w:t>
+      </w:r>
+    </w:p>
+    <w:p>
+      <w:pPr>
+        <w:pStyle w:val="ListBullet"/>
+        <w:spacing w:after="60" w:line="276" w:lineRule="auto"/>
+      </w:pPr>
+      <w:r>
+        <w:rPr>
+          <w:rFonts w:ascii="Calibri" w:hAnsi="Calibri"/>
+          <w:b/>
+          <w:color w:val="1F2937"/>
+          <w:sz w:val="22"/>
+        </w:rPr>
+        <w:t xml:space="preserve">• Development Environment: </w:t>
+      </w:r>
+      <w:r>
+        <w:rPr>
+          <w:rFonts w:ascii="Calibri" w:hAnsi="Calibri"/>
+          <w:color w:val="374151"/>
+          <w:sz w:val="22"/>
+        </w:rPr>
+        <w:t>Visual Studio Code / Antigravity Agentic IDE on Windows 11.</w:t>
+      </w:r>
+    </w:p>
+    <w:p>
+      <w:pPr>
+        <w:pStyle w:val="ListBullet"/>
+        <w:spacing w:after="60" w:line="276" w:lineRule="auto"/>
+      </w:pPr>
+      <w:r>
+        <w:rPr>
+          <w:rFonts w:ascii="Calibri" w:hAnsi="Calibri"/>
+          <w:b/>
+          <w:color w:val="1F2937"/>
+          <w:sz w:val="22"/>
+        </w:rPr>
+        <w:t xml:space="preserve">• Database / Storage: </w:t>
+      </w:r>
+      <w:r>
+        <w:rPr>
+          <w:rFonts w:ascii="Calibri" w:hAnsi="Calibri"/>
+          <w:color w:val="374151"/>
+          <w:sz w:val="22"/>
+        </w:rPr>
+        <w:t>Structured CSV Datastore with serialized Joblib model and transformer pickles.</w:t>
+      </w:r>
+    </w:p>
+    <w:p>
+      <w:pPr>
+        <w:pStyle w:val="ListBullet"/>
+        <w:spacing w:after="60" w:line="276" w:lineRule="auto"/>
+      </w:pPr>
+      <w:r>
+        <w:rPr>
+          <w:rFonts w:ascii="Calibri" w:hAnsi="Calibri"/>
+          <w:b/>
+          <w:color w:val="1F2937"/>
+          <w:sz w:val="22"/>
+        </w:rPr>
+        <w:t xml:space="preserve">• Deployment Platform: </w:t>
+      </w:r>
+      <w:r>
+        <w:rPr>
+          <w:rFonts w:ascii="Calibri" w:hAnsi="Calibri"/>
+          <w:color w:val="374151"/>
+          <w:sz w:val="22"/>
+        </w:rPr>
+        <w:t>Streamlit Community Cloud (Continuous integration with GitHub repository).</w:t>
+      </w:r>
     </w:p>
     <w:p>
       <w:r>
@@ -3388,7 +9805,7 @@
           <w:color w:val="1E3A8A"/>
           <w:sz w:val="34"/>
         </w:rPr>
-        <w:t>8. User Interface / Application Screenshots</w:t>
+        <w:t>14. User Interface / Application Screenshots</w:t>
       </w:r>
     </w:p>
     <w:p>
@@ -3401,7 +9818,7 @@
           <w:color w:val="374151"/>
           <w:sz w:val="22"/>
         </w:rPr>
-        <w:t>The TelcoPulse GenAI platform provides a seamless, production-ready interface across all retention workflows:</w:t>
+        <w:t>The TelcoPulse AI production web application (deployed live at https://telecomcustomers.streamlit.app/) includes six dedicated operational modules:</w:t>
       </w:r>
     </w:p>
     <w:p>
@@ -3417,7 +9834,7 @@
           <w:color w:val="2563EB"/>
           <w:sz w:val="26"/>
         </w:rPr>
-        <w:t>Figure 2: GenAI Customer Retention Copilot Interface &amp; Generated Assets</w:t>
+        <w:t>Figure 4: Single Customer Risk Diagnosis &amp; Speedometer Gauge</w:t>
       </w:r>
     </w:p>
     <w:p>
@@ -3430,15 +9847,15 @@
           <w:color w:val="374151"/>
           <w:sz w:val="22"/>
         </w:rPr>
-        <w:t>Displays the prompt configuration sidebar, subscriber telemetry inputs, and the four generated AI tabs: personalized win-back email, agent call script, concession matrix, and CRM JSON payload.</w:t>
+        <w:t>Features an interactive risk speedometer (Safe &lt;30%, Moderate 30-60%, Critical &gt;60%), annual financial exposure calculation ($/year), local log-odds driver attribution waterfall, and AI-recommended prescriptive retention playbooks.</w:t>
       </w:r>
     </w:p>
     <w:p>
       <w:r>
         <w:drawing>
           <wp:inline xmlns:a="http://schemas.openxmlformats.org/drawingml/2006/main" xmlns:pic="http://schemas.openxmlformats.org/drawingml/2006/picture">
-            <wp:extent cx="5486400" cy="3708186"/>
-            <wp:docPr id="2" name="Picture 2"/>
+            <wp:extent cx="5486400" cy="3593780"/>
+            <wp:docPr id="4" name="Picture 4"/>
             <wp:cNvGraphicFramePr>
               <a:graphicFrameLocks noChangeAspect="1"/>
             </wp:cNvGraphicFramePr>
@@ -3446,11 +9863,11 @@
               <a:graphicData uri="http://schemas.openxmlformats.org/drawingml/2006/picture">
                 <pic:pic>
                   <pic:nvPicPr>
-                    <pic:cNvPr id="0" name="10_genai_copilot_ui.png"/>
+                    <pic:cNvPr id="0" name="01_single_customer_diagnosis.png"/>
                     <pic:cNvPicPr/>
                   </pic:nvPicPr>
                   <pic:blipFill>
-                    <a:blip r:embed="rId10"/>
+                    <a:blip r:embed="rId12"/>
                     <a:stretch>
                       <a:fillRect/>
                     </a:stretch>
@@ -3458,7 +9875,7 @@
                   <pic:spPr>
                     <a:xfrm>
                       <a:off x="0" y="0"/>
-                      <a:ext cx="5486400" cy="3708186"/>
+                      <a:ext cx="5486400" cy="3593780"/>
                     </a:xfrm>
                     <a:prstGeom prst="rect"/>
                   </pic:spPr>
@@ -3481,7 +9898,7 @@
           <w:color w:val="6B7280"/>
           <w:sz w:val="18"/>
         </w:rPr>
-        <w:t>Figure 2: GenAI Customer Retention Copilot Interface &amp; Generated Assets</w:t>
+        <w:t>Figure 4: Single Customer Risk Diagnosis &amp; Speedometer Gauge</w:t>
       </w:r>
     </w:p>
     <w:p>
@@ -3497,7 +9914,7 @@
           <w:color w:val="2563EB"/>
           <w:sz w:val="26"/>
         </w:rPr>
-        <w:t>Figure 3: Single Customer Risk Diagnosis &amp; Speedometer Gauge</w:t>
+        <w:t>Figure 5: ✨ GenAI Customer Retention Copilot Interface</w:t>
       </w:r>
     </w:p>
     <w:p>
@@ -3510,15 +9927,15 @@
           <w:color w:val="374151"/>
           <w:sz w:val="22"/>
         </w:rPr>
-        <w:t>Presents real-time predictive ML risk scoring (&lt;30% Safe, 30-60% Moderate, &gt;60% Critical), annual financial exposure ($/year), and local log-odds feature attribution waterfall.</w:t>
+        <w:t>Features prompt orchestration, multi-angle stochastic reasoning, Creativity/Temperature slider (0.2–1.0), and 4 generated retention assets: personalized win-back emails, frontline agent call scripts, concession hierarchy, and CRM JSON payload.</w:t>
       </w:r>
     </w:p>
     <w:p>
       <w:r>
         <w:drawing>
           <wp:inline xmlns:a="http://schemas.openxmlformats.org/drawingml/2006/main" xmlns:pic="http://schemas.openxmlformats.org/drawingml/2006/picture">
-            <wp:extent cx="5486400" cy="3722914"/>
-            <wp:docPr id="3" name="Picture 3"/>
+            <wp:extent cx="5486400" cy="3593780"/>
+            <wp:docPr id="5" name="Picture 5"/>
             <wp:cNvGraphicFramePr>
               <a:graphicFrameLocks noChangeAspect="1"/>
             </wp:cNvGraphicFramePr>
@@ -3526,11 +9943,11 @@
               <a:graphicData uri="http://schemas.openxmlformats.org/drawingml/2006/picture">
                 <pic:pic>
                   <pic:nvPicPr>
-                    <pic:cNvPr id="0" name="01_single_customer_diagnosis.png"/>
+                    <pic:cNvPr id="0" name="10_genai_copilot_ui.png"/>
                     <pic:cNvPicPr/>
                   </pic:nvPicPr>
                   <pic:blipFill>
-                    <a:blip r:embed="rId11"/>
+                    <a:blip r:embed="rId13"/>
                     <a:stretch>
                       <a:fillRect/>
                     </a:stretch>
@@ -3538,7 +9955,7 @@
                   <pic:spPr>
                     <a:xfrm>
                       <a:off x="0" y="0"/>
-                      <a:ext cx="5486400" cy="3722914"/>
+                      <a:ext cx="5486400" cy="3593780"/>
                     </a:xfrm>
                     <a:prstGeom prst="rect"/>
                   </pic:spPr>
@@ -3561,7 +9978,7 @@
           <w:color w:val="6B7280"/>
           <w:sz w:val="18"/>
         </w:rPr>
-        <w:t>Figure 3: Single Customer Risk Diagnosis &amp; Speedometer Gauge</w:t>
+        <w:t>Figure 5: ✨ GenAI Customer Retention Copilot Interface</w:t>
       </w:r>
     </w:p>
     <w:p>
@@ -3577,7 +9994,7 @@
           <w:color w:val="2563EB"/>
           <w:sz w:val="26"/>
         </w:rPr>
-        <w:t>Figure 4: What-If Retention Strategy Simulator</w:t>
+        <w:t>Figure 6: What-If Retention Strategy Simulator</w:t>
       </w:r>
     </w:p>
     <w:p>
@@ -3590,15 +10007,15 @@
           <w:color w:val="374151"/>
           <w:sz w:val="22"/>
         </w:rPr>
-        <w:t>Allows retention specialists to test contract extensions, security bundles, and fee discounts, observing real-time risk drops before pitching offers to subscribers.</w:t>
+        <w:t>Enables customer service agents to test contract extensions, technical support bundles, and billing discounts to simulate risk reduction in real time before pitching counter-offers.</w:t>
       </w:r>
     </w:p>
     <w:p>
       <w:r>
         <w:drawing>
           <wp:inline xmlns:a="http://schemas.openxmlformats.org/drawingml/2006/main" xmlns:pic="http://schemas.openxmlformats.org/drawingml/2006/picture">
-            <wp:extent cx="5486400" cy="3722914"/>
-            <wp:docPr id="4" name="Picture 4"/>
+            <wp:extent cx="5486400" cy="3593780"/>
+            <wp:docPr id="6" name="Picture 6"/>
             <wp:cNvGraphicFramePr>
               <a:graphicFrameLocks noChangeAspect="1"/>
             </wp:cNvGraphicFramePr>
@@ -3610,7 +10027,7 @@
                     <pic:cNvPicPr/>
                   </pic:nvPicPr>
                   <pic:blipFill>
-                    <a:blip r:embed="rId12"/>
+                    <a:blip r:embed="rId14"/>
                     <a:stretch>
                       <a:fillRect/>
                     </a:stretch>
@@ -3618,7 +10035,7 @@
                   <pic:spPr>
                     <a:xfrm>
                       <a:off x="0" y="0"/>
-                      <a:ext cx="5486400" cy="3722914"/>
+                      <a:ext cx="5486400" cy="3593780"/>
                     </a:xfrm>
                     <a:prstGeom prst="rect"/>
                   </pic:spPr>
@@ -3641,7 +10058,7 @@
           <w:color w:val="6B7280"/>
           <w:sz w:val="18"/>
         </w:rPr>
-        <w:t>Figure 4: What-If Retention Strategy Simulator</w:t>
+        <w:t>Figure 6: What-If Retention Strategy Simulator</w:t>
       </w:r>
     </w:p>
     <w:p>
@@ -3657,7 +10074,7 @@
           <w:color w:val="2563EB"/>
           <w:sz w:val="26"/>
         </w:rPr>
-        <w:t>Figure 5: Batch Cohort Scoring &amp; Prioritized Action Queue</w:t>
+        <w:t>Figure 7: Batch Cohort Scoring &amp; Prioritized Action Queue</w:t>
       </w:r>
     </w:p>
     <w:p>
@@ -3670,15 +10087,15 @@
           <w:color w:val="374151"/>
           <w:sz w:val="22"/>
         </w:rPr>
-        <w:t>Scores entire subscriber rosters (.csv), ranks accounts by expected annual financial loss, and generates downloadable campaign outreach lists.</w:t>
+        <w:t>Scores entire subscriber rosters (.csv), ranks accounts by expected annual financial loss, and generates downloadable prioritized campaign lists for targeted marketing outreach.</w:t>
       </w:r>
     </w:p>
     <w:p>
       <w:r>
         <w:drawing>
           <wp:inline xmlns:a="http://schemas.openxmlformats.org/drawingml/2006/main" xmlns:pic="http://schemas.openxmlformats.org/drawingml/2006/picture">
-            <wp:extent cx="5486400" cy="3722914"/>
-            <wp:docPr id="5" name="Picture 5"/>
+            <wp:extent cx="5486400" cy="3593780"/>
+            <wp:docPr id="7" name="Picture 7"/>
             <wp:cNvGraphicFramePr>
               <a:graphicFrameLocks noChangeAspect="1"/>
             </wp:cNvGraphicFramePr>
@@ -3690,7 +10107,7 @@
                     <pic:cNvPicPr/>
                   </pic:nvPicPr>
                   <pic:blipFill>
-                    <a:blip r:embed="rId13"/>
+                    <a:blip r:embed="rId15"/>
                     <a:stretch>
                       <a:fillRect/>
                     </a:stretch>
@@ -3698,7 +10115,7 @@
                   <pic:spPr>
                     <a:xfrm>
                       <a:off x="0" y="0"/>
-                      <a:ext cx="5486400" cy="3722914"/>
+                      <a:ext cx="5486400" cy="3593780"/>
                     </a:xfrm>
                     <a:prstGeom prst="rect"/>
                   </pic:spPr>
@@ -3721,7 +10138,7 @@
           <w:color w:val="6B7280"/>
           <w:sz w:val="18"/>
         </w:rPr>
-        <w:t>Figure 5: Batch Cohort Scoring &amp; Prioritized Action Queue</w:t>
+        <w:t>Figure 7: Batch Cohort Scoring &amp; Prioritized Action Queue</w:t>
       </w:r>
     </w:p>
     <w:p>
@@ -3737,7 +10154,7 @@
           <w:color w:val="2563EB"/>
           <w:sz w:val="26"/>
         </w:rPr>
-        <w:t>Figure 6: Executive Cohort Analytics &amp; Macro EDA</w:t>
+        <w:t>Figure 8: Executive Cohort Analytics &amp; Macro EDA</w:t>
       </w:r>
     </w:p>
     <w:p>
@@ -3757,8 +10174,8 @@
       <w:r>
         <w:drawing>
           <wp:inline xmlns:a="http://schemas.openxmlformats.org/drawingml/2006/main" xmlns:pic="http://schemas.openxmlformats.org/drawingml/2006/picture">
-            <wp:extent cx="5486400" cy="3722914"/>
-            <wp:docPr id="6" name="Picture 6"/>
+            <wp:extent cx="5486400" cy="3593780"/>
+            <wp:docPr id="8" name="Picture 8"/>
             <wp:cNvGraphicFramePr>
               <a:graphicFrameLocks noChangeAspect="1"/>
             </wp:cNvGraphicFramePr>
@@ -3770,7 +10187,7 @@
                     <pic:cNvPicPr/>
                   </pic:nvPicPr>
                   <pic:blipFill>
-                    <a:blip r:embed="rId14"/>
+                    <a:blip r:embed="rId16"/>
                     <a:stretch>
                       <a:fillRect/>
                     </a:stretch>
@@ -3778,7 +10195,7 @@
                   <pic:spPr>
                     <a:xfrm>
                       <a:off x="0" y="0"/>
-                      <a:ext cx="5486400" cy="3722914"/>
+                      <a:ext cx="5486400" cy="3593780"/>
                     </a:xfrm>
                     <a:prstGeom prst="rect"/>
                   </pic:spPr>
@@ -3801,7 +10218,87 @@
           <w:color w:val="6B7280"/>
           <w:sz w:val="18"/>
         </w:rPr>
-        <w:t>Figure 6: Executive Cohort Analytics &amp; Macro EDA</w:t>
+        <w:t>Figure 8: Executive Cohort Analytics &amp; Macro EDA</w:t>
+      </w:r>
+    </w:p>
+    <w:p>
+      <w:pPr>
+        <w:pStyle w:val="Heading2"/>
+        <w:keepNext/>
+        <w:spacing w:before="280" w:after="80"/>
+      </w:pPr>
+      <w:r>
+        <w:rPr>
+          <w:rFonts w:ascii="Calibri" w:hAnsi="Calibri"/>
+          <w:b/>
+          <w:color w:val="2563EB"/>
+          <w:sz w:val="26"/>
+        </w:rPr>
+        <w:t>Figure 9: Model Transparency &amp; Global Feature Importance</w:t>
+      </w:r>
+    </w:p>
+    <w:p>
+      <w:pPr>
+        <w:spacing w:after="80" w:line="276" w:lineRule="auto"/>
+      </w:pPr>
+      <w:r>
+        <w:rPr>
+          <w:rFonts w:ascii="Calibri" w:hAnsi="Calibri"/>
+          <w:color w:val="374151"/>
+          <w:sz w:val="22"/>
+        </w:rPr>
+        <w:t>Provides complete transparency into pipeline architecture, preprocessing parameters, and global beta coefficients.</w:t>
+      </w:r>
+    </w:p>
+    <w:p>
+      <w:r>
+        <w:drawing>
+          <wp:inline xmlns:a="http://schemas.openxmlformats.org/drawingml/2006/main" xmlns:pic="http://schemas.openxmlformats.org/drawingml/2006/picture">
+            <wp:extent cx="5486400" cy="3593780"/>
+            <wp:docPr id="9" name="Picture 9"/>
+            <wp:cNvGraphicFramePr>
+              <a:graphicFrameLocks noChangeAspect="1"/>
+            </wp:cNvGraphicFramePr>
+            <a:graphic>
+              <a:graphicData uri="http://schemas.openxmlformats.org/drawingml/2006/picture">
+                <pic:pic>
+                  <pic:nvPicPr>
+                    <pic:cNvPr id="0" name="05_model_diagnostics.png"/>
+                    <pic:cNvPicPr/>
+                  </pic:nvPicPr>
+                  <pic:blipFill>
+                    <a:blip r:embed="rId17"/>
+                    <a:stretch>
+                      <a:fillRect/>
+                    </a:stretch>
+                  </pic:blipFill>
+                  <pic:spPr>
+                    <a:xfrm>
+                      <a:off x="0" y="0"/>
+                      <a:ext cx="5486400" cy="3593780"/>
+                    </a:xfrm>
+                    <a:prstGeom prst="rect"/>
+                  </pic:spPr>
+                </pic:pic>
+              </a:graphicData>
+            </a:graphic>
+          </wp:inline>
+        </w:drawing>
+      </w:r>
+    </w:p>
+    <w:p>
+      <w:pPr>
+        <w:spacing w:after="280"/>
+        <w:jc w:val="center"/>
+      </w:pPr>
+      <w:r>
+        <w:rPr>
+          <w:rFonts w:ascii="Calibri" w:hAnsi="Calibri"/>
+          <w:i/>
+          <w:color w:val="6B7280"/>
+          <w:sz w:val="18"/>
+        </w:rPr>
+        <w:t>Figure 9: Model Transparency &amp; Global Feature Importance</w:t>
       </w:r>
     </w:p>
     <w:p>
@@ -3822,7 +10319,7 @@
           <w:color w:val="1E3A8A"/>
           <w:sz w:val="34"/>
         </w:rPr>
-        <w:t>9. Challenges and Limitations</w:t>
+        <w:t>15. Challenges and Limitations</w:t>
       </w:r>
     </w:p>
     <w:p>
@@ -3838,7 +10335,7 @@
           <w:color w:val="2563EB"/>
           <w:sz w:val="26"/>
         </w:rPr>
-        <w:t>9.1 Technical Challenges Encountered</w:t>
+        <w:t>15.1 Challenges Encountered</w:t>
       </w:r>
     </w:p>
     <w:p>
@@ -3853,7 +10350,7 @@
           <w:color w:val="1F2937"/>
           <w:sz w:val="22"/>
         </w:rPr>
-        <w:t xml:space="preserve">• Prompt Calibration &amp; Hallucination Guardrails: </w:t>
+        <w:t xml:space="preserve">• Data Quality &amp; Missing Values: </w:t>
       </w:r>
       <w:r>
         <w:rPr>
@@ -3861,7 +10358,7 @@
           <w:color w:val="374151"/>
           <w:sz w:val="22"/>
         </w:rPr>
-        <w:t>Initial open-ended prompts produced inconsistent discount percentages that occasionally exceeded corporate margin guidelines. Resolved by introducing structured prompt templates with mathematical boundary variables.</w:t>
+        <w:t>Handling whitespace anomalies in TotalCharges and ensuring clean data conversions without record loss.</w:t>
       </w:r>
     </w:p>
     <w:p>
@@ -3876,7 +10373,7 @@
           <w:color w:val="1F2937"/>
           <w:sz w:val="22"/>
         </w:rPr>
-        <w:t xml:space="preserve">• Harmonizing Predictive ML with Natural Language GenAI: </w:t>
+        <w:t xml:space="preserve">• Class Imbalance: </w:t>
       </w:r>
       <w:r>
         <w:rPr>
@@ -3884,7 +10381,7 @@
           <w:color w:val="374151"/>
           <w:sz w:val="22"/>
         </w:rPr>
-        <w:t>Seamlessly translating mathematical log-odds coefficients (e.g., +1.28 for Month-to-Month) into natural, customer-centric value propositions without sounding robotic.</w:t>
+        <w:t>The dataset contains an inherent 73.5% vs. 26.5% non-churn vs. churn imbalance, resolved using stratified sampling and threshold calibration.</w:t>
       </w:r>
     </w:p>
     <w:p>
@@ -3899,7 +10396,7 @@
           <w:color w:val="1F2937"/>
           <w:sz w:val="22"/>
         </w:rPr>
-        <w:t xml:space="preserve">• UI Latency &amp; Real-Time Responsiveness: </w:t>
+        <w:t xml:space="preserve">• Model Selection Trade-off: </w:t>
       </w:r>
       <w:r>
         <w:rPr>
@@ -3907,7 +10404,30 @@
           <w:color w:val="374151"/>
           <w:sz w:val="22"/>
         </w:rPr>
-        <w:t>Ensuring that long-form LLM generation calls do not block the reactive Streamlit UI thread during high-concurrency customer service operations.</w:t>
+        <w:t>Selecting an architecture that balances high predictive accuracy with immediate log-odds explainability for non-technical agents.</w:t>
+      </w:r>
+    </w:p>
+    <w:p>
+      <w:pPr>
+        <w:pStyle w:val="ListBullet"/>
+        <w:spacing w:after="60" w:line="276" w:lineRule="auto"/>
+      </w:pPr>
+      <w:r>
+        <w:rPr>
+          <w:rFonts w:ascii="Calibri" w:hAnsi="Calibri"/>
+          <w:b/>
+          <w:color w:val="1F2937"/>
+          <w:sz w:val="22"/>
+        </w:rPr>
+        <w:t xml:space="preserve">• High Dimensionality &amp; Collinearity: </w:t>
+      </w:r>
+      <w:r>
+        <w:rPr>
+          <w:rFonts w:ascii="Calibri" w:hAnsi="Calibri"/>
+          <w:color w:val="374151"/>
+          <w:sz w:val="22"/>
+        </w:rPr>
+        <w:t>Transforming 16 categorical features created a 41-dimensional sparse space, requiring L2 Ridge regularization to prevent overfitting.</w:t>
       </w:r>
     </w:p>
     <w:p>
@@ -3923,7 +10443,7 @@
           <w:color w:val="2563EB"/>
           <w:sz w:val="26"/>
         </w:rPr>
-        <w:t>9.2 System Limitations</w:t>
+        <w:t>15.2 System Limitations</w:t>
       </w:r>
     </w:p>
     <w:p>
@@ -3938,7 +10458,7 @@
           <w:color w:val="1F2937"/>
           <w:sz w:val="22"/>
         </w:rPr>
-        <w:t xml:space="preserve">• Single Language Scope: </w:t>
+        <w:t xml:space="preserve">• Dataset Size &amp; Static Telemetry: </w:t>
       </w:r>
       <w:r>
         <w:rPr>
@@ -3946,7 +10466,7 @@
           <w:color w:val="374151"/>
           <w:sz w:val="22"/>
         </w:rPr>
-        <w:t>The current release generates communications in English; multi-language localized generation (e.g., Spanish, French) is planned for future iterations.</w:t>
+        <w:t>The model is trained on a 7,043-record cross-sectional snapshot, which limits its ability to observe macroeconomic trends.</w:t>
       </w:r>
     </w:p>
     <w:p>
@@ -3961,7 +10481,7 @@
           <w:color w:val="1F2937"/>
           <w:sz w:val="22"/>
         </w:rPr>
-        <w:t xml:space="preserve">• External API Token &amp; Quota Dependencies: </w:t>
+        <w:t xml:space="preserve">• Model Precision-Recall Trade-offs: </w:t>
       </w:r>
       <w:r>
         <w:rPr>
@@ -3969,7 +10489,7 @@
           <w:color w:val="374151"/>
           <w:sz w:val="22"/>
         </w:rPr>
-        <w:t>In high-throughput enterprise deployments, external LLM API token quotas and latency fluctuations require local caching and batch queueing.</w:t>
+        <w:t>While 80.5% accuracy is high, false negatives (165 churners missed) indicate that unobserved real-world factors influence defection.</w:t>
       </w:r>
     </w:p>
     <w:p>
@@ -3984,7 +10504,7 @@
           <w:color w:val="1F2937"/>
           <w:sz w:val="22"/>
         </w:rPr>
-        <w:t xml:space="preserve">• Integration Boundaries: </w:t>
+        <w:t xml:space="preserve">• Limited Behavioral Features: </w:t>
       </w:r>
       <w:r>
         <w:rPr>
@@ -3992,7 +10512,30 @@
           <w:color w:val="374151"/>
           <w:sz w:val="22"/>
         </w:rPr>
-        <w:t>The current web interface operates on file uploads and form inputs rather than direct live bidirectional database sockets with legacy on-premise telecom billing mainframes.</w:t>
+        <w:t>Customer service tickets, network call-drop frequency, and competitor promotional offers are not present in the dataset.</w:t>
+      </w:r>
+    </w:p>
+    <w:p>
+      <w:pPr>
+        <w:pStyle w:val="ListBullet"/>
+        <w:spacing w:after="60" w:line="276" w:lineRule="auto"/>
+      </w:pPr>
+      <w:r>
+        <w:rPr>
+          <w:rFonts w:ascii="Calibri" w:hAnsi="Calibri"/>
+          <w:b/>
+          <w:color w:val="1F2937"/>
+          <w:sz w:val="22"/>
+        </w:rPr>
+        <w:t xml:space="preserve">• Deployment Integration Constraints: </w:t>
+      </w:r>
+      <w:r>
+        <w:rPr>
+          <w:rFonts w:ascii="Calibri" w:hAnsi="Calibri"/>
+          <w:color w:val="374151"/>
+          <w:sz w:val="22"/>
+        </w:rPr>
+        <w:t>The web application currently operates on file-based CSV uploads and manual single inputs rather than direct live CRM API integration.</w:t>
       </w:r>
     </w:p>
     <w:p>
@@ -4008,7 +10551,7 @@
           <w:color w:val="1E3A8A"/>
           <w:sz w:val="34"/>
         </w:rPr>
-        <w:t>10. Conclusion</w:t>
+        <w:t>16. Conclusion</w:t>
       </w:r>
     </w:p>
     <w:p>
@@ -4021,7 +10564,7 @@
           <w:color w:val="374151"/>
           <w:sz w:val="22"/>
         </w:rPr>
-        <w:t>The TelcoPulse AI project demonstrates the practical and commercial power of combining Predictive Machine Learning with Generative AI:</w:t>
+        <w:t>The TelcoPulse AI project achieves all core research and engineering milestones:</w:t>
       </w:r>
     </w:p>
     <w:p>
@@ -4036,7 +10579,7 @@
           <w:color w:val="1F2937"/>
           <w:sz w:val="22"/>
         </w:rPr>
-        <w:t xml:space="preserve">1. Successfully Developed GenAI Platform: </w:t>
+        <w:t xml:space="preserve">1. Successfully Developed AI/ML Solution: </w:t>
       </w:r>
       <w:r>
         <w:rPr>
@@ -4044,7 +10587,7 @@
           <w:color w:val="374151"/>
           <w:sz w:val="22"/>
         </w:rPr>
-        <w:t>A full-featured Generative AI decision support platform was successfully developed, tested, and deployed to Streamlit Community Cloud.</w:t>
+        <w:t>An end-to-end Machine Learning customer churn decision support system was successfully conceptualized, built, and deployed.</w:t>
       </w:r>
     </w:p>
     <w:p>
@@ -4059,7 +10602,7 @@
           <w:color w:val="1F2937"/>
           <w:sz w:val="22"/>
         </w:rPr>
-        <w:t xml:space="preserve">2. Transformative Role of Generative AI: </w:t>
+        <w:t xml:space="preserve">2. Data Preprocessing &amp; Analysis Completed: </w:t>
       </w:r>
       <w:r>
         <w:rPr>
@@ -4067,7 +10610,7 @@
           <w:color w:val="374151"/>
           <w:sz w:val="22"/>
         </w:rPr>
-        <w:t>Generative AI transforms raw probability scores into empathetic, highly customized retention communications, bridging the gap between data science algorithms and human customer care interactions.</w:t>
+        <w:t>Comprehensive data preprocessing, outlier auditing, and one-hot encoding were systematically implemented.</w:t>
       </w:r>
     </w:p>
     <w:p>
@@ -4082,7 +10625,7 @@
           <w:color w:val="1F2937"/>
           <w:sz w:val="22"/>
         </w:rPr>
-        <w:t xml:space="preserve">3. Measurable Operational Utility: </w:t>
+        <w:t xml:space="preserve">3. Model Rigorously Trained &amp; Evaluated: </w:t>
       </w:r>
       <w:r>
         <w:rPr>
@@ -4090,7 +10633,7 @@
           <w:color w:val="374151"/>
           <w:sz w:val="22"/>
         </w:rPr>
-        <w:t>Frontline agents are equipped with instant, tailored objection scripts and multi-tiered concession playbooks, reducing copywriting effort by 99% while boosting retention likelihood.</w:t>
+        <w:t>Multiple classifiers were trained and benchmarked, with Logistic Regression achieving 80.5% accuracy and 0.845 ROC-AUC.</w:t>
       </w:r>
     </w:p>
     <w:p>
@@ -4105,7 +10648,7 @@
           <w:color w:val="1F2937"/>
           <w:sz w:val="22"/>
         </w:rPr>
-        <w:t xml:space="preserve">4. Key Technical Learnings: </w:t>
+        <w:t xml:space="preserve">4. Actionable Decision Support Delivered: </w:t>
       </w:r>
       <w:r>
         <w:rPr>
@@ -4113,7 +10656,30 @@
           <w:color w:val="374151"/>
           <w:sz w:val="22"/>
         </w:rPr>
-        <w:t>Mastered structured prompt engineering, LLM API integration, UI design with Streamlit, and hybrid AI system architectures.</w:t>
+        <w:t>The system delivers real-time calibrated churn probability, annual financial exposure ($), explainable log-odds attribution, and interactive what-if simulations.</w:t>
+      </w:r>
+    </w:p>
+    <w:p>
+      <w:pPr>
+        <w:pStyle w:val="ListBullet"/>
+        <w:spacing w:after="60" w:line="276" w:lineRule="auto"/>
+      </w:pPr>
+      <w:r>
+        <w:rPr>
+          <w:rFonts w:ascii="Calibri" w:hAnsi="Calibri"/>
+          <w:b/>
+          <w:color w:val="1F2937"/>
+          <w:sz w:val="22"/>
+        </w:rPr>
+        <w:t xml:space="preserve">5. Demonstrated Practical Business Value: </w:t>
+      </w:r>
+      <w:r>
+        <w:rPr>
+          <w:rFonts w:ascii="Calibri" w:hAnsi="Calibri"/>
+          <w:color w:val="374151"/>
+          <w:sz w:val="22"/>
+        </w:rPr>
+        <w:t>The project proves the practical applicability of machine learning in transforming reactive telecom churn into proactive retention.</w:t>
       </w:r>
     </w:p>
     <w:p>
@@ -4129,7 +10695,7 @@
           <w:color w:val="1E3A8A"/>
           <w:sz w:val="34"/>
         </w:rPr>
-        <w:t>11. Future Scope</w:t>
+        <w:t>17. Future Scope</w:t>
       </w:r>
     </w:p>
     <w:p>
@@ -4142,7 +10708,7 @@
           <w:color w:val="374151"/>
           <w:sz w:val="22"/>
         </w:rPr>
-        <w:t>Future enhancements planned for subsequent enterprise versions include:</w:t>
+        <w:t>Future enhancements planned for subsequent releases include:</w:t>
       </w:r>
     </w:p>
     <w:p>
@@ -4157,7 +10723,7 @@
           <w:color w:val="1F2937"/>
           <w:sz w:val="22"/>
         </w:rPr>
-        <w:t xml:space="preserve">1. Multimodal Document &amp; Voice Ingestion: </w:t>
+        <w:t xml:space="preserve">1. Larger Datasets: </w:t>
       </w:r>
       <w:r>
         <w:rPr>
@@ -4165,7 +10731,7 @@
           <w:color w:val="374151"/>
           <w:sz w:val="22"/>
         </w:rPr>
-        <w:t>Enable the GenAI engine to ingest and analyze customer billing PDF statements and past support call audio recordings.</w:t>
+        <w:t>Ingest larger datasets covering multi-year customer lifecycles and millions of subscriber accounts.</w:t>
       </w:r>
     </w:p>
     <w:p>
@@ -4180,7 +10746,7 @@
           <w:color w:val="1F2937"/>
           <w:sz w:val="22"/>
         </w:rPr>
-        <w:t xml:space="preserve">2. Domain-Specific LLM Fine-Tuning: </w:t>
+        <w:t xml:space="preserve">2. Add Telemetry Features: </w:t>
       </w:r>
       <w:r>
         <w:rPr>
@@ -4188,7 +10754,7 @@
           <w:color w:val="374151"/>
           <w:sz w:val="22"/>
         </w:rPr>
-        <w:t>Fine-tune open-source foundation models (e.g., LLaMA-3, Mistral) on historical telecom retention call transcripts for domain-specific mastery.</w:t>
+        <w:t>Integrate real-time Call Detail Records (CDR), data throughput metrics, customer service ticket sentiment, and network QoS logs.</w:t>
       </w:r>
     </w:p>
     <w:p>
@@ -4203,7 +10769,7 @@
           <w:color w:val="1F2937"/>
           <w:sz w:val="22"/>
         </w:rPr>
-        <w:t xml:space="preserve">3. Multilingual Communication Generation: </w:t>
+        <w:t xml:space="preserve">3. Advanced AI/ML Ensembles: </w:t>
       </w:r>
       <w:r>
         <w:rPr>
@@ -4211,7 +10777,7 @@
           <w:color w:val="374151"/>
           <w:sz w:val="22"/>
         </w:rPr>
-        <w:t>Add real-time multilingual copywriting to support diverse subscriber demographics across international telecom markets.</w:t>
+        <w:t>Implement gradient boosting ensembles (XGBoost, LightGBM, CatBoost) coupled with SHAP (SHapley Additive exPlanations) values.</w:t>
       </w:r>
     </w:p>
     <w:p>
@@ -4226,7 +10792,7 @@
           <w:color w:val="1F2937"/>
           <w:sz w:val="22"/>
         </w:rPr>
-        <w:t xml:space="preserve">4. Enterprise CRM &amp; Automated SMS Gateways: </w:t>
+        <w:t xml:space="preserve">4. Real-Time Streaming Prediction: </w:t>
       </w:r>
       <w:r>
         <w:rPr>
@@ -4234,7 +10800,7 @@
           <w:color w:val="374151"/>
           <w:sz w:val="22"/>
         </w:rPr>
-        <w:t>Establish direct bidirectional REST API connectors with enterprise CRM ecosystems (Salesforce Service Cloud, SAP Customer Experience, Zendesk).</w:t>
+        <w:t>Deploy streaming inference pipelines on customer interaction events (e.g., billing inquiries, plan downgrades).</w:t>
       </w:r>
     </w:p>
     <w:p>
@@ -4249,7 +10815,7 @@
           <w:color w:val="1F2937"/>
           <w:sz w:val="22"/>
         </w:rPr>
-        <w:t xml:space="preserve">5. Autonomous A/B Optimization Engine: </w:t>
+        <w:t xml:space="preserve">5. Enterprise CRM Integration: </w:t>
       </w:r>
       <w:r>
         <w:rPr>
@@ -4257,7 +10823,30 @@
           <w:color w:val="374151"/>
           <w:sz w:val="22"/>
         </w:rPr>
-        <w:t>Implement automated A/B testing of generated subject lines and promotional incentives to continuously learn which framing produces maximum retention rates.</w:t>
+        <w:t>Direct bidirectional REST API integration with enterprise CRM suites (Salesforce, SAP Customer Experience, Zendesk).</w:t>
+      </w:r>
+    </w:p>
+    <w:p>
+      <w:pPr>
+        <w:pStyle w:val="ListBullet"/>
+        <w:spacing w:after="60" w:line="276" w:lineRule="auto"/>
+      </w:pPr>
+      <w:r>
+        <w:rPr>
+          <w:rFonts w:ascii="Calibri" w:hAnsi="Calibri"/>
+          <w:b/>
+          <w:color w:val="1F2937"/>
+          <w:sz w:val="22"/>
+        </w:rPr>
+        <w:t xml:space="preserve">6. Autonomous Retention Campaigns: </w:t>
+      </w:r>
+      <w:r>
+        <w:rPr>
+          <w:rFonts w:ascii="Calibri" w:hAnsi="Calibri"/>
+          <w:color w:val="374151"/>
+          <w:sz w:val="22"/>
+        </w:rPr>
+        <w:t>Build automated triggers that dispatch SMS or email retention offers when a subscriber enters the Critical Risk (&gt;60%) zone.</w:t>
       </w:r>
     </w:p>
     <w:p>
@@ -4273,7 +10862,7 @@
           <w:color w:val="1E3A8A"/>
           <w:sz w:val="34"/>
         </w:rPr>
-        <w:t>12. References</w:t>
+        <w:t>18. References</w:t>
       </w:r>
     </w:p>
     <w:p>
@@ -4286,7 +10875,7 @@
           <w:color w:val="374151"/>
           <w:sz w:val="19"/>
         </w:rPr>
-        <w:t>1. Google DeepMind. 'Gemini: A Family of Highly Capable Multimodal Models', Google Research Technical Report, 2023.</w:t>
+        <w:t>1. IBM Corporation. 'Telco Customer Churn Dataset', IBM Business Analytics Community &amp; Kaggle Repository, 2019.</w:t>
       </w:r>
     </w:p>
     <w:p>
@@ -4299,7 +10888,7 @@
           <w:color w:val="374151"/>
           <w:sz w:val="19"/>
         </w:rPr>
-        <w:t>2. Vaswani, A., et al. 'Attention Is All You Need', Advances in Neural Information Processing Systems (NeurIPS), 30, 2017.</w:t>
+        <w:t>2. Pedregosa, F., et al. 'Scikit-learn: Machine Learning in Python', Journal of Machine Learning Research, 12, pp. 2825-2830, 2011.</w:t>
       </w:r>
     </w:p>
     <w:p>
@@ -4312,7 +10901,7 @@
           <w:color w:val="374151"/>
           <w:sz w:val="19"/>
         </w:rPr>
-        <w:t>3. Brown, T., et al. 'Language Models are Few-Shot Learners', Advances in Neural Information Processing Systems (NeurIPS), 33, 2020.</w:t>
+        <w:t>3. Streamlit Documentation. 'Streamlit: The fastest way to build and share data apps', https://docs.streamlit.io/, 2024.</w:t>
       </w:r>
     </w:p>
     <w:p>
@@ -4325,7 +10914,7 @@
           <w:color w:val="374151"/>
           <w:sz w:val="19"/>
         </w:rPr>
-        <w:t>4. Wei, J., et al. 'Chain-of-Thought Prompting Elicits Reasoning in Large Language Models', NeurIPS, 2022.</w:t>
+        <w:t>4. Hastie, T., Tibshirani, R., &amp; Friedman, J. 'The Elements of Statistical Learning: Data Mining, Inference, and Prediction', Springer, 2nd ed., 2009.</w:t>
       </w:r>
     </w:p>
     <w:p>
@@ -4338,7 +10927,7 @@
           <w:color w:val="374151"/>
           <w:sz w:val="19"/>
         </w:rPr>
-        <w:t>5. Streamlit Documentation. 'Streamlit: The fastest way to build and share data apps', https://docs.streamlit.io/, 2024.</w:t>
+        <w:t>5. Ribeiro, M. T., Singh, S., &amp; Guestrin, C. '"Why Should I Trust You?": Explaining the Predictions of Any Classifier', ACM SIGKDD International Conference on Knowledge Discovery and Data Mining, 2016.</w:t>
       </w:r>
     </w:p>
     <w:p>
@@ -4351,7 +10940,7 @@
           <w:color w:val="374151"/>
           <w:sz w:val="19"/>
         </w:rPr>
-        <w:t>6. Pedregosa, F., et al. 'Scikit-learn: Machine Learning in Python', Journal of Machine Learning Research, 12, pp. 2825-2830, 2011.</w:t>
+        <w:t>6. Plotly Technologies Inc. 'Collaborative data science and interactive visualization library', https://plotly.com/python/, 2024.</w:t>
       </w:r>
     </w:p>
     <w:p>
@@ -4364,20 +10953,7 @@
           <w:color w:val="374151"/>
           <w:sz w:val="19"/>
         </w:rPr>
-        <w:t>7. IBM Corporation. 'Telco Customer Churn Dataset', IBM Business Analytics Community &amp; Kaggle Repository, 2019.</w:t>
-      </w:r>
-    </w:p>
-    <w:p>
-      <w:pPr>
-        <w:spacing w:after="60"/>
-      </w:pPr>
-      <w:r>
-        <w:rPr>
-          <w:rFonts w:ascii="Calibri" w:hAnsi="Calibri"/>
-          <w:color w:val="374151"/>
-          <w:sz w:val="19"/>
-        </w:rPr>
-        <w:t>8. Plotly Technologies Inc. 'Collaborative data science and interactive visualization library', https://plotly.com/python/, 2024.</w:t>
+        <w:t>7. Hunter, J. D. 'Matplotlib: A 2D Graphics Environment', Computing in Science &amp; Engineering, 9(3), pp. 90-95, 2007.</w:t>
       </w:r>
     </w:p>
     <w:sectPr>

--- a/Anaganti_Sairishikesh.docx
+++ b/Anaganti_Sairishikesh.docx
@@ -111,6 +111,24 @@
                 <w:color w:val="1E3A8A"/>
                 <w:sz w:val="22"/>
               </w:rPr>
+              <w:t xml:space="preserve">Guided by / Mentor: </w:t>
+            </w:r>
+            <w:r>
+              <w:rPr>
+                <w:rFonts w:ascii="Calibri" w:hAnsi="Calibri"/>
+                <w:color w:val="1F2937"/>
+                <w:sz w:val="22"/>
+              </w:rPr>
+              <w:t>Raghavendra Rao</w:t>
+              <w:br/>
+            </w:r>
+            <w:r>
+              <w:rPr>
+                <w:rFonts w:ascii="Calibri" w:hAnsi="Calibri"/>
+                <w:b/>
+                <w:color w:val="1E3A8A"/>
+                <w:sz w:val="22"/>
+              </w:rPr>
               <w:t xml:space="preserve">College / Institute Name: </w:t>
             </w:r>
             <w:r>
@@ -119,7 +137,7 @@
                 <w:color w:val="1F2937"/>
                 <w:sz w:val="22"/>
               </w:rPr>
-              <w:t>Engineering &amp; Technology Institute / University</w:t>
+              <w:t>Teegala Krishna Reddy Engineering College</w:t>
               <w:br/>
             </w:r>
             <w:r>
@@ -155,25 +173,7 @@
                 <w:color w:val="1F2937"/>
                 <w:sz w:val="22"/>
               </w:rPr>
-              <w:t>2025 - 2026</w:t>
-              <w:br/>
-            </w:r>
-            <w:r>
-              <w:rPr>
-                <w:rFonts w:ascii="Calibri" w:hAnsi="Calibri"/>
-                <w:b/>
-                <w:color w:val="1E3A8A"/>
-                <w:sz w:val="22"/>
-              </w:rPr>
-              <w:t xml:space="preserve">Guided by: </w:t>
-            </w:r>
-            <w:r>
-              <w:rPr>
-                <w:rFonts w:ascii="Calibri" w:hAnsi="Calibri"/>
-                <w:color w:val="1F2937"/>
-                <w:sz w:val="22"/>
-              </w:rPr>
-              <w:t>Faculty Project Mentor / Guide</w:t>
+              <w:t>Final Year (2026 - 2027)</w:t>
               <w:br/>
             </w:r>
             <w:r>
@@ -4141,8 +4141,137 @@
     </w:tbl>
     <w:p>
       <w:pPr>
-        <w:spacing w:after="0"/>
+        <w:spacing w:after="60"/>
       </w:pPr>
+    </w:p>
+    <w:p>
+      <w:pPr>
+        <w:pStyle w:val="Heading2"/>
+        <w:keepNext/>
+        <w:spacing w:before="120" w:after="40"/>
+      </w:pPr>
+      <w:r>
+        <w:rPr>
+          <w:rFonts w:ascii="Calibri" w:hAnsi="Calibri"/>
+          <w:b/>
+          <w:color w:val="2563EB"/>
+          <w:sz w:val="23"/>
+        </w:rPr>
+        <w:t>7.3 Enterprise Database &amp; CRM Persistence Layer (MySQL &amp; SQLite)</w:t>
+      </w:r>
+    </w:p>
+    <w:p>
+      <w:pPr>
+        <w:keepNext w:val="0"/>
+        <w:spacing w:before="0" w:after="60" w:line="269" w:lineRule="auto"/>
+      </w:pPr>
+      <w:r>
+        <w:rPr>
+          <w:rFonts w:ascii="Calibri" w:hAnsi="Calibri"/>
+          <w:color w:val="374151"/>
+          <w:sz w:val="20"/>
+        </w:rPr>
+        <w:t>TelcoPulse AI implements a robust dual database architecture that supports high-throughput relational persistence via MySQL (XAMPP port 3306) with seamless, zero-configuration local SQLite fallback. The database layer automatically initializes schema tables for customer diagnostic records, GenAI retention campaign logs, and batch inference runs.</w:t>
+      </w:r>
+    </w:p>
+    <w:p>
+      <w:pPr>
+        <w:pStyle w:val="ListBullet"/>
+        <w:spacing w:before="0" w:after="50" w:line="269" w:lineRule="auto"/>
+      </w:pPr>
+      <w:r>
+        <w:rPr>
+          <w:rFonts w:ascii="Calibri" w:hAnsi="Calibri"/>
+          <w:b/>
+          <w:color w:val="1F2937"/>
+          <w:sz w:val="20"/>
+        </w:rPr>
+        <w:t xml:space="preserve">1. Prediction Records Table (customer_predictions): </w:t>
+      </w:r>
+      <w:r>
+        <w:rPr>
+          <w:rFonts w:ascii="Calibri" w:hAnsi="Calibri"/>
+          <w:color w:val="374151"/>
+          <w:sz w:val="20"/>
+        </w:rPr>
+        <w:t>Stores complete customer telemetry, features, ML churn probabilities, risk tiers, and mathematical feature contributions.</w:t>
+      </w:r>
+    </w:p>
+    <w:p>
+      <w:pPr>
+        <w:pStyle w:val="ListBullet"/>
+        <w:spacing w:before="0" w:after="50" w:line="269" w:lineRule="auto"/>
+      </w:pPr>
+      <w:r>
+        <w:rPr>
+          <w:rFonts w:ascii="Calibri" w:hAnsi="Calibri"/>
+          <w:b/>
+          <w:color w:val="1F2937"/>
+          <w:sz w:val="20"/>
+        </w:rPr>
+        <w:t xml:space="preserve">2. Retention Campaigns Table (retention_campaigns): </w:t>
+      </w:r>
+      <w:r>
+        <w:rPr>
+          <w:rFonts w:ascii="Calibri" w:hAnsi="Calibri"/>
+          <w:color w:val="374151"/>
+          <w:sz w:val="20"/>
+        </w:rPr>
+        <w:t>Tracks generated emails, negotiation scripts, concession tiers, promo codes, and CRM campaign lifecycle statuses (Draft -&gt; Dispatched -&gt; Retained -&gt; Churned).</w:t>
+      </w:r>
+    </w:p>
+    <w:p>
+      <w:pPr>
+        <w:pStyle w:val="ListBullet"/>
+        <w:spacing w:before="0" w:after="50" w:line="269" w:lineRule="auto"/>
+      </w:pPr>
+      <w:r>
+        <w:rPr>
+          <w:rFonts w:ascii="Calibri" w:hAnsi="Calibri"/>
+          <w:b/>
+          <w:color w:val="1F2937"/>
+          <w:sz w:val="20"/>
+        </w:rPr>
+        <w:t xml:space="preserve">3. Analytical SQL Sandbox: </w:t>
+      </w:r>
+      <w:r>
+        <w:rPr>
+          <w:rFonts w:ascii="Calibri" w:hAnsi="Calibri"/>
+          <w:color w:val="374151"/>
+          <w:sz w:val="20"/>
+        </w:rPr>
+        <w:t>Enables business intelligence and data science teams to execute real-time ad-hoc SQL queries and export results directly within the application.</w:t>
+      </w:r>
+    </w:p>
+    <w:p>
+      <w:pPr>
+        <w:pStyle w:val="Heading2"/>
+        <w:keepNext/>
+        <w:spacing w:before="120" w:after="40"/>
+      </w:pPr>
+      <w:r>
+        <w:rPr>
+          <w:rFonts w:ascii="Calibri" w:hAnsi="Calibri"/>
+          <w:b/>
+          <w:color w:val="2563EB"/>
+          <w:sz w:val="23"/>
+        </w:rPr>
+        <w:t>7.4 Live Google Gemini Cloud LLM Integration</w:t>
+      </w:r>
+    </w:p>
+    <w:p>
+      <w:pPr>
+        <w:keepNext w:val="0"/>
+        <w:spacing w:before="0" w:after="60" w:line="269" w:lineRule="auto"/>
+      </w:pPr>
+      <w:r>
+        <w:rPr>
+          <w:rFonts w:ascii="Calibri" w:hAnsi="Calibri"/>
+          <w:color w:val="374151"/>
+          <w:sz w:val="20"/>
+        </w:rPr>
+        <w:t>The system seamlessly interfaces with Google's state-of-the-art Gemini LLM API (gemini-1.5-flash) for live cloud-native generative inference. The application is pre-configured with a default active Gemini API key while providing an editable UI text input, dynamically adapting the copywriting narrative based on real-time subscriber churn drivers, temperature parameters, and target outreach channels.</w:t>
+      </w:r>
     </w:p>
     <w:p>
       <w:r>
@@ -6078,6 +6207,391 @@
       <w:pPr>
         <w:pStyle w:val="Heading1"/>
         <w:keepNext/>
+        <w:spacing w:before="0" w:after="60"/>
+      </w:pPr>
+      <w:r>
+        <w:rPr>
+          <w:rFonts w:ascii="Calibri" w:hAnsi="Calibri"/>
+          <w:b/>
+          <w:color w:val="1E3A8A"/>
+          <w:sz w:val="28"/>
+        </w:rPr>
+        <w:t>8. User Interface: 8.6 Enterprise Database &amp; Customer CRM Explorer</w:t>
+      </w:r>
+    </w:p>
+    <w:p>
+      <w:pPr>
+        <w:keepNext w:val="0"/>
+        <w:spacing w:before="0" w:after="80" w:line="269" w:lineRule="auto"/>
+      </w:pPr>
+      <w:r>
+        <w:rPr>
+          <w:rFonts w:ascii="Calibri" w:hAnsi="Calibri"/>
+          <w:color w:val="374151"/>
+          <w:sz w:val="20"/>
+        </w:rPr>
+        <w:t>The Enterprise Database &amp; Customer CRM Explorer provides persistent data storage across MySQL (XAMPP Port 3306) and SQLite. It enables retention managers to query diagnostic histories, update outreach campaign lifecycle states, and execute direct SQL queries.</w:t>
+      </w:r>
+    </w:p>
+    <w:p>
+      <w:r>
+        <w:drawing>
+          <wp:inline xmlns:a="http://schemas.openxmlformats.org/drawingml/2006/main" xmlns:pic="http://schemas.openxmlformats.org/drawingml/2006/picture">
+            <wp:extent cx="5669280" cy="3526917"/>
+            <wp:docPr id="7" name="Picture 7"/>
+            <wp:cNvGraphicFramePr>
+              <a:graphicFrameLocks noChangeAspect="1"/>
+            </wp:cNvGraphicFramePr>
+            <a:graphic>
+              <a:graphicData uri="http://schemas.openxmlformats.org/drawingml/2006/picture">
+                <pic:pic>
+                  <pic:nvPicPr>
+                    <pic:cNvPr id="0" name="06_database_crm_explorer.png"/>
+                    <pic:cNvPicPr/>
+                  </pic:nvPicPr>
+                  <pic:blipFill>
+                    <a:blip r:embed="rId17"/>
+                    <a:stretch>
+                      <a:fillRect/>
+                    </a:stretch>
+                  </pic:blipFill>
+                  <pic:spPr>
+                    <a:xfrm>
+                      <a:off x="0" y="0"/>
+                      <a:ext cx="5669280" cy="3526917"/>
+                    </a:xfrm>
+                    <a:prstGeom prst="rect"/>
+                  </pic:spPr>
+                </pic:pic>
+              </a:graphicData>
+            </a:graphic>
+          </wp:inline>
+        </w:drawing>
+      </w:r>
+    </w:p>
+    <w:p>
+      <w:pPr>
+        <w:spacing w:before="40" w:after="80"/>
+        <w:jc w:val="center"/>
+      </w:pPr>
+      <w:r>
+        <w:rPr>
+          <w:rFonts w:ascii="Calibri" w:hAnsi="Calibri"/>
+          <w:i/>
+          <w:color w:val="6B7280"/>
+          <w:sz w:val="17"/>
+        </w:rPr>
+        <w:t>Figure 7: Enterprise Database &amp; Customer CRM Explorer with Live SQL Sandbox</w:t>
+      </w:r>
+    </w:p>
+    <w:tbl>
+      <w:tblPr>
+        <w:tblW w:type="auto" w:w="0"/>
+        <w:jc w:val="center"/>
+        <w:tblLook w:firstColumn="1" w:firstRow="1" w:lastColumn="0" w:lastRow="0" w:noHBand="0" w:noVBand="1" w:val="04A0"/>
+      </w:tblPr>
+      <w:tblGrid>
+        <w:gridCol w:w="5040"/>
+        <w:gridCol w:w="5040"/>
+      </w:tblGrid>
+      <w:tr>
+        <w:trPr>
+          <w:tblHeader/>
+          <w:cantSplit/>
+        </w:trPr>
+        <w:tc>
+          <w:tcPr>
+            <w:tcW w:type="dxa" w:w="3168"/>
+            <w:shd w:fill="1E3A8A"/>
+            <w:tcMar>
+              <w:top w:w="80" w:type="dxa"/>
+              <w:bottom w:w="80" w:type="dxa"/>
+              <w:left w:w="80" w:type="dxa"/>
+              <w:right w:w="80" w:type="dxa"/>
+            </w:tcMar>
+          </w:tcPr>
+          <w:p>
+            <w:pPr>
+              <w:spacing w:after="0"/>
+              <w:jc w:val="center"/>
+            </w:pPr>
+            <w:r>
+              <w:rPr>
+                <w:rFonts w:ascii="Calibri" w:hAnsi="Calibri"/>
+                <w:b/>
+                <w:color w:val="FFFFFF"/>
+                <w:sz w:val="18"/>
+              </w:rPr>
+              <w:t>Key Feature / UI Component</w:t>
+            </w:r>
+          </w:p>
+        </w:tc>
+        <w:tc>
+          <w:tcPr>
+            <w:tcW w:type="dxa" w:w="6912"/>
+            <w:shd w:fill="1E3A8A"/>
+            <w:tcMar>
+              <w:top w:w="80" w:type="dxa"/>
+              <w:bottom w:w="80" w:type="dxa"/>
+              <w:left w:w="80" w:type="dxa"/>
+              <w:right w:w="80" w:type="dxa"/>
+            </w:tcMar>
+          </w:tcPr>
+          <w:p>
+            <w:pPr>
+              <w:spacing w:after="0"/>
+              <w:jc w:val="center"/>
+            </w:pPr>
+            <w:r>
+              <w:rPr>
+                <w:rFonts w:ascii="Calibri" w:hAnsi="Calibri"/>
+                <w:b/>
+                <w:color w:val="FFFFFF"/>
+                <w:sz w:val="18"/>
+              </w:rPr>
+              <w:t>Operational Purpose &amp; Business Value</w:t>
+            </w:r>
+          </w:p>
+        </w:tc>
+      </w:tr>
+      <w:tr>
+        <w:trPr>
+          <w:cantSplit/>
+        </w:trPr>
+        <w:tc>
+          <w:tcPr>
+            <w:tcW w:type="dxa" w:w="3168"/>
+            <w:shd w:fill="FFFFFF"/>
+            <w:tcMar>
+              <w:top w:w="35" w:type="dxa"/>
+              <w:bottom w:w="35" w:type="dxa"/>
+              <w:left w:w="80" w:type="dxa"/>
+              <w:right w:w="80" w:type="dxa"/>
+            </w:tcMar>
+          </w:tcPr>
+          <w:p>
+            <w:pPr>
+              <w:spacing w:after="0"/>
+              <w:jc w:val="left"/>
+            </w:pPr>
+            <w:r>
+              <w:rPr>
+                <w:rFonts w:ascii="Calibri" w:hAnsi="Calibri"/>
+                <w:color w:val="1F2937"/>
+                <w:sz w:val="17"/>
+              </w:rPr>
+              <w:t>Database Dashboard &amp; KPI Metrics</w:t>
+            </w:r>
+          </w:p>
+        </w:tc>
+        <w:tc>
+          <w:tcPr>
+            <w:tcW w:type="dxa" w:w="6912"/>
+            <w:shd w:fill="FFFFFF"/>
+            <w:tcMar>
+              <w:top w:w="35" w:type="dxa"/>
+              <w:bottom w:w="35" w:type="dxa"/>
+              <w:left w:w="80" w:type="dxa"/>
+              <w:right w:w="80" w:type="dxa"/>
+            </w:tcMar>
+          </w:tcPr>
+          <w:p>
+            <w:pPr>
+              <w:spacing w:after="0"/>
+              <w:jc w:val="left"/>
+            </w:pPr>
+            <w:r>
+              <w:rPr>
+                <w:rFonts w:ascii="Calibri" w:hAnsi="Calibri"/>
+                <w:color w:val="1F2937"/>
+                <w:sz w:val="17"/>
+              </w:rPr>
+              <w:t>Tracks total persisted diagnoses, critical churn exposure count, and average churn probability.</w:t>
+            </w:r>
+          </w:p>
+        </w:tc>
+      </w:tr>
+      <w:tr>
+        <w:trPr>
+          <w:cantSplit/>
+        </w:trPr>
+        <w:tc>
+          <w:tcPr>
+            <w:tcW w:type="dxa" w:w="3168"/>
+            <w:shd w:fill="F8FAFC"/>
+            <w:tcMar>
+              <w:top w:w="35" w:type="dxa"/>
+              <w:bottom w:w="35" w:type="dxa"/>
+              <w:left w:w="80" w:type="dxa"/>
+              <w:right w:w="80" w:type="dxa"/>
+            </w:tcMar>
+          </w:tcPr>
+          <w:p>
+            <w:pPr>
+              <w:spacing w:after="0"/>
+              <w:jc w:val="left"/>
+            </w:pPr>
+            <w:r>
+              <w:rPr>
+                <w:rFonts w:ascii="Calibri" w:hAnsi="Calibri"/>
+                <w:color w:val="1F2937"/>
+                <w:sz w:val="17"/>
+              </w:rPr>
+              <w:t>Customer Predictions Table</w:t>
+            </w:r>
+          </w:p>
+        </w:tc>
+        <w:tc>
+          <w:tcPr>
+            <w:tcW w:type="dxa" w:w="6912"/>
+            <w:shd w:fill="F8FAFC"/>
+            <w:tcMar>
+              <w:top w:w="35" w:type="dxa"/>
+              <w:bottom w:w="35" w:type="dxa"/>
+              <w:left w:w="80" w:type="dxa"/>
+              <w:right w:w="80" w:type="dxa"/>
+            </w:tcMar>
+          </w:tcPr>
+          <w:p>
+            <w:pPr>
+              <w:spacing w:after="0"/>
+              <w:jc w:val="left"/>
+            </w:pPr>
+            <w:r>
+              <w:rPr>
+                <w:rFonts w:ascii="Calibri" w:hAnsi="Calibri"/>
+                <w:color w:val="1F2937"/>
+                <w:sz w:val="17"/>
+              </w:rPr>
+              <w:t>Searchable, filterable ledger of all assessed accounts with 1-click CSV export.</w:t>
+            </w:r>
+          </w:p>
+        </w:tc>
+      </w:tr>
+      <w:tr>
+        <w:trPr>
+          <w:cantSplit/>
+        </w:trPr>
+        <w:tc>
+          <w:tcPr>
+            <w:tcW w:type="dxa" w:w="3168"/>
+            <w:shd w:fill="FFFFFF"/>
+            <w:tcMar>
+              <w:top w:w="35" w:type="dxa"/>
+              <w:bottom w:w="35" w:type="dxa"/>
+              <w:left w:w="80" w:type="dxa"/>
+              <w:right w:w="80" w:type="dxa"/>
+            </w:tcMar>
+          </w:tcPr>
+          <w:p>
+            <w:pPr>
+              <w:spacing w:after="0"/>
+              <w:jc w:val="left"/>
+            </w:pPr>
+            <w:r>
+              <w:rPr>
+                <w:rFonts w:ascii="Calibri" w:hAnsi="Calibri"/>
+                <w:color w:val="1F2937"/>
+                <w:sz w:val="17"/>
+              </w:rPr>
+              <w:t>GenAI Campaign Log &amp; Tracker</w:t>
+            </w:r>
+          </w:p>
+        </w:tc>
+        <w:tc>
+          <w:tcPr>
+            <w:tcW w:type="dxa" w:w="6912"/>
+            <w:shd w:fill="FFFFFF"/>
+            <w:tcMar>
+              <w:top w:w="35" w:type="dxa"/>
+              <w:bottom w:w="35" w:type="dxa"/>
+              <w:left w:w="80" w:type="dxa"/>
+              <w:right w:w="80" w:type="dxa"/>
+            </w:tcMar>
+          </w:tcPr>
+          <w:p>
+            <w:pPr>
+              <w:spacing w:after="0"/>
+              <w:jc w:val="left"/>
+            </w:pPr>
+            <w:r>
+              <w:rPr>
+                <w:rFonts w:ascii="Calibri" w:hAnsi="Calibri"/>
+                <w:color w:val="1F2937"/>
+                <w:sz w:val="17"/>
+              </w:rPr>
+              <w:t>Maintains campaign states (Generated -&gt; Dispatched -&gt; Retained -&gt; Churned) and pitch previews.</w:t>
+            </w:r>
+          </w:p>
+        </w:tc>
+      </w:tr>
+      <w:tr>
+        <w:trPr>
+          <w:cantSplit/>
+        </w:trPr>
+        <w:tc>
+          <w:tcPr>
+            <w:tcW w:type="dxa" w:w="3168"/>
+            <w:shd w:fill="F8FAFC"/>
+            <w:tcMar>
+              <w:top w:w="35" w:type="dxa"/>
+              <w:bottom w:w="35" w:type="dxa"/>
+              <w:left w:w="80" w:type="dxa"/>
+              <w:right w:w="80" w:type="dxa"/>
+            </w:tcMar>
+          </w:tcPr>
+          <w:p>
+            <w:pPr>
+              <w:spacing w:after="0"/>
+              <w:jc w:val="left"/>
+            </w:pPr>
+            <w:r>
+              <w:rPr>
+                <w:rFonts w:ascii="Calibri" w:hAnsi="Calibri"/>
+                <w:color w:val="1F2937"/>
+                <w:sz w:val="17"/>
+              </w:rPr>
+              <w:t>Direct Analytical SQL Sandbox</w:t>
+            </w:r>
+          </w:p>
+        </w:tc>
+        <w:tc>
+          <w:tcPr>
+            <w:tcW w:type="dxa" w:w="6912"/>
+            <w:shd w:fill="F8FAFC"/>
+            <w:tcMar>
+              <w:top w:w="35" w:type="dxa"/>
+              <w:bottom w:w="35" w:type="dxa"/>
+              <w:left w:w="80" w:type="dxa"/>
+              <w:right w:w="80" w:type="dxa"/>
+            </w:tcMar>
+          </w:tcPr>
+          <w:p>
+            <w:pPr>
+              <w:spacing w:after="0"/>
+              <w:jc w:val="left"/>
+            </w:pPr>
+            <w:r>
+              <w:rPr>
+                <w:rFonts w:ascii="Calibri" w:hAnsi="Calibri"/>
+                <w:color w:val="1F2937"/>
+                <w:sz w:val="17"/>
+              </w:rPr>
+              <w:t>Executes real-time SQL queries with execution time logging and instant table visualization.</w:t>
+            </w:r>
+          </w:p>
+        </w:tc>
+      </w:tr>
+    </w:tbl>
+    <w:p>
+      <w:r>
+        <w:br w:type="page"/>
+      </w:r>
+    </w:p>
+    <w:p>
+      <w:pPr>
+        <w:pStyle w:val="Heading1"/>
+        <w:keepNext/>
         <w:spacing w:before="0" w:after="80"/>
       </w:pPr>
       <w:r>
